--- a/docs/seguridad/02-ejercicio-de-derechos.docx
+++ b/docs/seguridad/02-ejercicio-de-derechos.docx
@@ -4,84 +4,85 @@
   <w:body>
     <w:p>
       <w:pPr>
-        <w:pStyle w:val="Heading1"/>
-      </w:pPr>
-      <w:r>
-        <w:rPr>
-          <w:rFonts w:ascii="Calibri" w:cs="Calibri" w:eastAsia="Calibri" w:hAnsi="Calibri"/>
-        </w:rPr>
-        <w:t xml:space="preserve">Diseño del módulo de ejercicio de derechos</w:t>
+        <w:spacing w:after="60" w:before="600"/>
+      </w:pPr>
+      <w:r>
+        <w:rPr>
+          <w:rFonts w:ascii="Calibri" w:cs="Calibri" w:eastAsia="Calibri" w:hAnsi="Calibri"/>
+          <w:color w:val="55666A"/>
+          <w:sz w:val="28"/>
+          <w:szCs w:val="28"/>
+        </w:rPr>
+        <w:t xml:space="preserve">Centro Médico Altavida</w:t>
       </w:r>
     </w:p>
     <w:p>
       <w:pPr>
         <w:spacing w:after="120"/>
       </w:pPr>
-      <w:r>
-        <w:rPr>
-          <w:rFonts w:ascii="Calibri" w:cs="Calibri" w:eastAsia="Calibri" w:hAnsi="Calibri"/>
-          <w:sz w:val="22"/>
-          <w:szCs w:val="22"/>
-        </w:rPr>
-        <w:t xml:space="preserve">Centro Médico Altavida · IIT421W Seguridad y Protección de Datos · Actividad 4 (Hito 3)</w:t>
-      </w:r>
-    </w:p>
-    <w:p>
-      <w:pPr>
-        <w:pStyle w:val="Heading2"/>
-      </w:pPr>
-      <w:r>
-        <w:rPr>
-          <w:rFonts w:ascii="Calibri" w:cs="Calibri" w:eastAsia="Calibri" w:hAnsi="Calibri"/>
-        </w:rPr>
-        <w:t xml:space="preserve">1. Alcance</w:t>
-      </w:r>
-    </w:p>
-    <w:p>
-      <w:pPr>
-        <w:spacing w:after="120"/>
-      </w:pPr>
-      <w:r>
-        <w:rPr>
-          <w:rFonts w:ascii="Calibri" w:cs="Calibri" w:eastAsia="Calibri" w:hAnsi="Calibri"/>
-          <w:sz w:val="22"/>
-          <w:szCs w:val="22"/>
-        </w:rPr>
-        <w:t xml:space="preserve">El paciente puede ejercer cuatro derechos desde su portal: </w:t>
-      </w:r>
       <w:r>
         <w:rPr>
           <w:rFonts w:ascii="Calibri" w:cs="Calibri" w:eastAsia="Calibri" w:hAnsi="Calibri"/>
           <w:b/>
           <w:bCs/>
-          <w:sz w:val="22"/>
-          <w:szCs w:val="22"/>
-        </w:rPr>
-        <w:t xml:space="preserve">acceso</w:t>
-      </w:r>
-      <w:r>
-        <w:rPr>
-          <w:rFonts w:ascii="Calibri" w:cs="Calibri" w:eastAsia="Calibri" w:hAnsi="Calibri"/>
-          <w:sz w:val="22"/>
-          <w:szCs w:val="22"/>
-        </w:rPr>
-        <w:t xml:space="preserve">, </w:t>
+          <w:color w:val="0F6E6A"/>
+          <w:sz w:val="52"/>
+          <w:szCs w:val="52"/>
+        </w:rPr>
+        <w:t xml:space="preserve">Diseño del módulo de ejercicio de derechos</w:t>
+      </w:r>
+    </w:p>
+    <w:p>
+      <w:pPr>
+        <w:spacing w:after="120" w:line="276"/>
+      </w:pPr>
+      <w:r>
+        <w:rPr>
+          <w:rFonts w:ascii="Calibri" w:cs="Calibri" w:eastAsia="Calibri" w:hAnsi="Calibri"/>
+          <w:color w:val="55666A"/>
+          <w:sz w:val="24"/>
+          <w:szCs w:val="24"/>
+        </w:rPr>
+        <w:t xml:space="preserve">IIT421W Seguridad y Protección de Datos · Actividad 4 (Hito 3)</w:t>
+      </w:r>
+    </w:p>
+    <w:p>
+      <w:pPr>
+        <w:spacing w:after="120"/>
+      </w:pPr>
+    </w:p>
+    <w:p>
+      <w:pPr>
+        <w:pStyle w:val="Heading1"/>
+      </w:pPr>
+      <w:r>
+        <w:rPr>
+          <w:rFonts w:ascii="Calibri" w:cs="Calibri" w:eastAsia="Calibri" w:hAnsi="Calibri"/>
+        </w:rPr>
+        <w:t xml:space="preserve">1. Alcance</w:t>
+      </w:r>
+    </w:p>
+    <w:p>
+      <w:pPr>
+        <w:spacing w:after="120" w:line="276"/>
+      </w:pPr>
+      <w:r>
+        <w:rPr>
+          <w:rFonts w:ascii="Calibri" w:cs="Calibri" w:eastAsia="Calibri" w:hAnsi="Calibri"/>
+        </w:rPr>
+        <w:t xml:space="preserve">El paciente puede ejercer cuatro derechos desde su portal: </w:t>
       </w:r>
       <w:r>
         <w:rPr>
           <w:rFonts w:ascii="Calibri" w:cs="Calibri" w:eastAsia="Calibri" w:hAnsi="Calibri"/>
           <w:b/>
           <w:bCs/>
-          <w:sz w:val="22"/>
-          <w:szCs w:val="22"/>
-        </w:rPr>
-        <w:t xml:space="preserve">portabilidad</w:t>
-      </w:r>
-      <w:r>
-        <w:rPr>
-          <w:rFonts w:ascii="Calibri" w:cs="Calibri" w:eastAsia="Calibri" w:hAnsi="Calibri"/>
-          <w:sz w:val="22"/>
-          <w:szCs w:val="22"/>
+        </w:rPr>
+        <w:t xml:space="preserve">acceso</w:t>
+      </w:r>
+      <w:r>
+        <w:rPr>
+          <w:rFonts w:ascii="Calibri" w:cs="Calibri" w:eastAsia="Calibri" w:hAnsi="Calibri"/>
         </w:rPr>
         <w:t xml:space="preserve">, </w:t>
       </w:r>
@@ -90,41 +91,47 @@
           <w:rFonts w:ascii="Calibri" w:cs="Calibri" w:eastAsia="Calibri" w:hAnsi="Calibri"/>
           <w:b/>
           <w:bCs/>
-          <w:sz w:val="22"/>
-          <w:szCs w:val="22"/>
-        </w:rPr>
-        <w:t xml:space="preserve">rectificación</w:t>
-      </w:r>
-      <w:r>
-        <w:rPr>
-          <w:rFonts w:ascii="Calibri" w:cs="Calibri" w:eastAsia="Calibri" w:hAnsi="Calibri"/>
-          <w:sz w:val="22"/>
-          <w:szCs w:val="22"/>
-        </w:rPr>
-        <w:t xml:space="preserve"> y </w:t>
+        </w:rPr>
+        <w:t xml:space="preserve">portabilidad</w:t>
+      </w:r>
+      <w:r>
+        <w:rPr>
+          <w:rFonts w:ascii="Calibri" w:cs="Calibri" w:eastAsia="Calibri" w:hAnsi="Calibri"/>
+        </w:rPr>
+        <w:t xml:space="preserve">, </w:t>
       </w:r>
       <w:r>
         <w:rPr>
           <w:rFonts w:ascii="Calibri" w:cs="Calibri" w:eastAsia="Calibri" w:hAnsi="Calibri"/>
           <w:b/>
           <w:bCs/>
-          <w:sz w:val="22"/>
-          <w:szCs w:val="22"/>
+        </w:rPr>
+        <w:t xml:space="preserve">rectificación</w:t>
+      </w:r>
+      <w:r>
+        <w:rPr>
+          <w:rFonts w:ascii="Calibri" w:cs="Calibri" w:eastAsia="Calibri" w:hAnsi="Calibri"/>
+        </w:rPr>
+        <w:t xml:space="preserve"> y </w:t>
+      </w:r>
+      <w:r>
+        <w:rPr>
+          <w:rFonts w:ascii="Calibri" w:cs="Calibri" w:eastAsia="Calibri" w:hAnsi="Calibri"/>
+          <w:b/>
+          <w:bCs/>
         </w:rPr>
         <w:t xml:space="preserve">supresión</w:t>
       </w:r>
       <w:r>
         <w:rPr>
           <w:rFonts w:ascii="Calibri" w:cs="Calibri" w:eastAsia="Calibri" w:hAnsi="Calibri"/>
-          <w:sz w:val="22"/>
-          <w:szCs w:val="22"/>
         </w:rPr>
         <w:t xml:space="preserve">. Cada solicitud es un trámite con estados, plazo, responsable y trazabilidad; no un botón que ejecuta la acción. La razón es de riesgo: cualquiera de estas acciones, hecha por la persona equivocada, entrega datos de salud a un tercero, falsea la identidad de un paciente o destruye evidencia clínica.</w:t>
       </w:r>
     </w:p>
     <w:tbl>
       <w:tblPr>
-        <w:tblW w:type="dxa" w:w="9360"/>
+        <w:tblW w:type="dxa" w:w="10080"/>
         <w:tblBorders>
           <w:top w:val="single" w:color="auto" w:sz="4"/>
           <w:left w:val="single" w:color="auto" w:sz="4"/>
@@ -135,39 +142,45 @@
         </w:tblBorders>
       </w:tblPr>
       <w:tblGrid>
-        <w:gridCol w:w="3120"/>
-        <w:gridCol w:w="3120"/>
-        <w:gridCol w:w="3120"/>
+        <w:gridCol w:w="900"/>
+        <w:gridCol w:w="4569"/>
+        <w:gridCol w:w="4611"/>
       </w:tblGrid>
       <w:tr>
         <w:trPr>
+          <w:cantSplit w:val="off"/>
           <w:tblHeader/>
         </w:trPr>
         <w:tc>
           <w:tcPr>
-            <w:tcW w:type="dxa" w:w="3120"/>
-            <w:tcBorders>
-              <w:top w:val="single" w:color="BBBBBB" w:sz="4"/>
-              <w:left w:val="single" w:color="BBBBBB" w:sz="4"/>
-              <w:bottom w:val="single" w:color="BBBBBB" w:sz="4"/>
-              <w:right w:val="single" w:color="BBBBBB" w:sz="4"/>
-            </w:tcBorders>
-            <w:shd w:fill="E6EEF5" w:val="clear"/>
-            <w:tcMar>
-              <w:top w:type="dxa" w:w="60"/>
-              <w:left w:type="dxa" w:w="100"/>
-              <w:bottom w:type="dxa" w:w="60"/>
-              <w:right w:type="dxa" w:w="100"/>
-            </w:tcMar>
-          </w:tcPr>
-          <w:p>
+            <w:tcW w:type="dxa" w:w="900"/>
+            <w:tcBorders>
+              <w:top w:val="single" w:color="C9D6D3" w:sz="4"/>
+              <w:left w:val="single" w:color="C9D6D3" w:sz="4"/>
+              <w:bottom w:val="single" w:color="C9D6D3" w:sz="4"/>
+              <w:right w:val="single" w:color="C9D6D3" w:sz="4"/>
+            </w:tcBorders>
+            <w:shd w:fill="E3F1EF" w:color="auto" w:val="clear"/>
+            <w:tcMar>
+              <w:top w:type="dxa" w:w="60"/>
+              <w:left w:type="dxa" w:w="100"/>
+              <w:bottom w:type="dxa" w:w="60"/>
+              <w:right w:type="dxa" w:w="100"/>
+            </w:tcMar>
+          </w:tcPr>
+          <w:p>
+            <w:pPr>
+              <w:spacing w:after="40"/>
+              <w:jc w:val="left"/>
+            </w:pPr>
             <w:r>
               <w:rPr>
                 <w:rFonts w:ascii="Calibri" w:cs="Calibri" w:eastAsia="Calibri" w:hAnsi="Calibri"/>
                 <w:b/>
                 <w:bCs/>
-                <w:sz w:val="19"/>
-                <w:szCs w:val="19"/>
+                <w:color w:val="0F6E6A"/>
+                <w:sz w:val="18"/>
+                <w:szCs w:val="18"/>
               </w:rPr>
               <w:t xml:space="preserve">Derecho</w:t>
             </w:r>
@@ -175,29 +188,34 @@
         </w:tc>
         <w:tc>
           <w:tcPr>
-            <w:tcW w:type="dxa" w:w="3120"/>
-            <w:tcBorders>
-              <w:top w:val="single" w:color="BBBBBB" w:sz="4"/>
-              <w:left w:val="single" w:color="BBBBBB" w:sz="4"/>
-              <w:bottom w:val="single" w:color="BBBBBB" w:sz="4"/>
-              <w:right w:val="single" w:color="BBBBBB" w:sz="4"/>
-            </w:tcBorders>
-            <w:shd w:fill="E6EEF5" w:val="clear"/>
-            <w:tcMar>
-              <w:top w:type="dxa" w:w="60"/>
-              <w:left w:type="dxa" w:w="100"/>
-              <w:bottom w:type="dxa" w:w="60"/>
-              <w:right w:type="dxa" w:w="100"/>
-            </w:tcMar>
-          </w:tcPr>
-          <w:p>
+            <w:tcW w:type="dxa" w:w="4569"/>
+            <w:tcBorders>
+              <w:top w:val="single" w:color="C9D6D3" w:sz="4"/>
+              <w:left w:val="single" w:color="C9D6D3" w:sz="4"/>
+              <w:bottom w:val="single" w:color="C9D6D3" w:sz="4"/>
+              <w:right w:val="single" w:color="C9D6D3" w:sz="4"/>
+            </w:tcBorders>
+            <w:shd w:fill="E3F1EF" w:color="auto" w:val="clear"/>
+            <w:tcMar>
+              <w:top w:type="dxa" w:w="60"/>
+              <w:left w:type="dxa" w:w="100"/>
+              <w:bottom w:type="dxa" w:w="60"/>
+              <w:right w:type="dxa" w:w="100"/>
+            </w:tcMar>
+          </w:tcPr>
+          <w:p>
+            <w:pPr>
+              <w:spacing w:after="40"/>
+              <w:jc w:val="left"/>
+            </w:pPr>
             <w:r>
               <w:rPr>
                 <w:rFonts w:ascii="Calibri" w:cs="Calibri" w:eastAsia="Calibri" w:hAnsi="Calibri"/>
                 <w:b/>
                 <w:bCs/>
-                <w:sz w:val="19"/>
-                <w:szCs w:val="19"/>
+                <w:color w:val="0F6E6A"/>
+                <w:sz w:val="18"/>
+                <w:szCs w:val="18"/>
               </w:rPr>
               <w:t xml:space="preserve">Qué hace el sistema</w:t>
             </w:r>
@@ -205,29 +223,34 @@
         </w:tc>
         <w:tc>
           <w:tcPr>
-            <w:tcW w:type="dxa" w:w="3120"/>
-            <w:tcBorders>
-              <w:top w:val="single" w:color="BBBBBB" w:sz="4"/>
-              <w:left w:val="single" w:color="BBBBBB" w:sz="4"/>
-              <w:bottom w:val="single" w:color="BBBBBB" w:sz="4"/>
-              <w:right w:val="single" w:color="BBBBBB" w:sz="4"/>
-            </w:tcBorders>
-            <w:shd w:fill="E6EEF5" w:val="clear"/>
-            <w:tcMar>
-              <w:top w:type="dxa" w:w="60"/>
-              <w:left w:type="dxa" w:w="100"/>
-              <w:bottom w:type="dxa" w:w="60"/>
-              <w:right w:type="dxa" w:w="100"/>
-            </w:tcMar>
-          </w:tcPr>
-          <w:p>
+            <w:tcW w:type="dxa" w:w="4611"/>
+            <w:tcBorders>
+              <w:top w:val="single" w:color="C9D6D3" w:sz="4"/>
+              <w:left w:val="single" w:color="C9D6D3" w:sz="4"/>
+              <w:bottom w:val="single" w:color="C9D6D3" w:sz="4"/>
+              <w:right w:val="single" w:color="C9D6D3" w:sz="4"/>
+            </w:tcBorders>
+            <w:shd w:fill="E3F1EF" w:color="auto" w:val="clear"/>
+            <w:tcMar>
+              <w:top w:type="dxa" w:w="60"/>
+              <w:left w:type="dxa" w:w="100"/>
+              <w:bottom w:type="dxa" w:w="60"/>
+              <w:right w:type="dxa" w:w="100"/>
+            </w:tcMar>
+          </w:tcPr>
+          <w:p>
+            <w:pPr>
+              <w:spacing w:after="40"/>
+              <w:jc w:val="left"/>
+            </w:pPr>
             <w:r>
               <w:rPr>
                 <w:rFonts w:ascii="Calibri" w:cs="Calibri" w:eastAsia="Calibri" w:hAnsi="Calibri"/>
                 <w:b/>
                 <w:bCs/>
-                <w:sz w:val="19"/>
-                <w:szCs w:val="19"/>
+                <w:color w:val="0F6E6A"/>
+                <w:sz w:val="18"/>
+                <w:szCs w:val="18"/>
               </w:rPr>
               <w:t xml:space="preserve">Qué no hace</w:t>
             </w:r>
@@ -236,32 +259,35 @@
       </w:tr>
       <w:tr>
         <w:trPr>
+          <w:cantSplit/>
           <w:tblHeader w:val="off"/>
         </w:trPr>
         <w:tc>
           <w:tcPr>
-            <w:tcW w:type="dxa" w:w="3120"/>
-            <w:tcBorders>
-              <w:top w:val="single" w:color="BBBBBB" w:sz="4"/>
-              <w:left w:val="single" w:color="BBBBBB" w:sz="4"/>
-              <w:bottom w:val="single" w:color="BBBBBB" w:sz="4"/>
-              <w:right w:val="single" w:color="BBBBBB" w:sz="4"/>
-            </w:tcBorders>
-            <w:tcMar>
-              <w:top w:type="dxa" w:w="60"/>
-              <w:left w:type="dxa" w:w="100"/>
-              <w:bottom w:type="dxa" w:w="60"/>
-              <w:right w:type="dxa" w:w="100"/>
-            </w:tcMar>
-          </w:tcPr>
-          <w:p>
-            <w:r>
-              <w:rPr>
-                <w:rFonts w:ascii="Calibri" w:cs="Calibri" w:eastAsia="Calibri" w:hAnsi="Calibri"/>
-                <w:b w:val="false"/>
-                <w:bCs w:val="false"/>
-                <w:sz w:val="19"/>
-                <w:szCs w:val="19"/>
+            <w:tcW w:type="dxa" w:w="900"/>
+            <w:tcBorders>
+              <w:top w:val="single" w:color="C9D6D3" w:sz="4"/>
+              <w:left w:val="single" w:color="C9D6D3" w:sz="4"/>
+              <w:bottom w:val="single" w:color="C9D6D3" w:sz="4"/>
+              <w:right w:val="single" w:color="C9D6D3" w:sz="4"/>
+            </w:tcBorders>
+            <w:tcMar>
+              <w:top w:type="dxa" w:w="60"/>
+              <w:left w:type="dxa" w:w="100"/>
+              <w:bottom w:type="dxa" w:w="60"/>
+              <w:right w:type="dxa" w:w="100"/>
+            </w:tcMar>
+          </w:tcPr>
+          <w:p>
+            <w:pPr>
+              <w:spacing w:after="40"/>
+              <w:jc w:val="left"/>
+            </w:pPr>
+            <w:r>
+              <w:rPr>
+                <w:rFonts w:ascii="Calibri" w:cs="Calibri" w:eastAsia="Calibri" w:hAnsi="Calibri"/>
+                <w:sz w:val="18"/>
+                <w:szCs w:val="18"/>
               </w:rPr>
               <w:t xml:space="preserve">Acceso</w:t>
             </w:r>
@@ -269,28 +295,30 @@
         </w:tc>
         <w:tc>
           <w:tcPr>
-            <w:tcW w:type="dxa" w:w="3120"/>
-            <w:tcBorders>
-              <w:top w:val="single" w:color="BBBBBB" w:sz="4"/>
-              <w:left w:val="single" w:color="BBBBBB" w:sz="4"/>
-              <w:bottom w:val="single" w:color="BBBBBB" w:sz="4"/>
-              <w:right w:val="single" w:color="BBBBBB" w:sz="4"/>
-            </w:tcBorders>
-            <w:tcMar>
-              <w:top w:type="dxa" w:w="60"/>
-              <w:left w:type="dxa" w:w="100"/>
-              <w:bottom w:type="dxa" w:w="60"/>
-              <w:right w:type="dxa" w:w="100"/>
-            </w:tcMar>
-          </w:tcPr>
-          <w:p>
-            <w:r>
-              <w:rPr>
-                <w:rFonts w:ascii="Calibri" w:cs="Calibri" w:eastAsia="Calibri" w:hAnsi="Calibri"/>
-                <w:b w:val="false"/>
-                <w:bCs w:val="false"/>
-                <w:sz w:val="19"/>
-                <w:szCs w:val="19"/>
+            <w:tcW w:type="dxa" w:w="4569"/>
+            <w:tcBorders>
+              <w:top w:val="single" w:color="C9D6D3" w:sz="4"/>
+              <w:left w:val="single" w:color="C9D6D3" w:sz="4"/>
+              <w:bottom w:val="single" w:color="C9D6D3" w:sz="4"/>
+              <w:right w:val="single" w:color="C9D6D3" w:sz="4"/>
+            </w:tcBorders>
+            <w:tcMar>
+              <w:top w:type="dxa" w:w="60"/>
+              <w:left w:type="dxa" w:w="100"/>
+              <w:bottom w:type="dxa" w:w="60"/>
+              <w:right w:type="dxa" w:w="100"/>
+            </w:tcMar>
+          </w:tcPr>
+          <w:p>
+            <w:pPr>
+              <w:spacing w:after="40"/>
+              <w:jc w:val="left"/>
+            </w:pPr>
+            <w:r>
+              <w:rPr>
+                <w:rFonts w:ascii="Calibri" w:cs="Calibri" w:eastAsia="Calibri" w:hAnsi="Calibri"/>
+                <w:sz w:val="18"/>
+                <w:szCs w:val="18"/>
               </w:rPr>
               <w:t xml:space="preserve">Entrega todo lo que el centro guarda del paciente, más información sobre el tratamiento (finalidades, conservación, destinatarios, derechos)</w:t>
             </w:r>
@@ -298,28 +326,30 @@
         </w:tc>
         <w:tc>
           <w:tcPr>
-            <w:tcW w:type="dxa" w:w="3120"/>
-            <w:tcBorders>
-              <w:top w:val="single" w:color="BBBBBB" w:sz="4"/>
-              <w:left w:val="single" w:color="BBBBBB" w:sz="4"/>
-              <w:bottom w:val="single" w:color="BBBBBB" w:sz="4"/>
-              <w:right w:val="single" w:color="BBBBBB" w:sz="4"/>
-            </w:tcBorders>
-            <w:tcMar>
-              <w:top w:type="dxa" w:w="60"/>
-              <w:left w:type="dxa" w:w="100"/>
-              <w:bottom w:type="dxa" w:w="60"/>
-              <w:right w:type="dxa" w:w="100"/>
-            </w:tcMar>
-          </w:tcPr>
-          <w:p>
-            <w:r>
-              <w:rPr>
-                <w:rFonts w:ascii="Calibri" w:cs="Calibri" w:eastAsia="Calibri" w:hAnsi="Calibri"/>
-                <w:b w:val="false"/>
-                <w:bCs w:val="false"/>
-                <w:sz w:val="19"/>
-                <w:szCs w:val="19"/>
+            <w:tcW w:type="dxa" w:w="4611"/>
+            <w:tcBorders>
+              <w:top w:val="single" w:color="C9D6D3" w:sz="4"/>
+              <w:left w:val="single" w:color="C9D6D3" w:sz="4"/>
+              <w:bottom w:val="single" w:color="C9D6D3" w:sz="4"/>
+              <w:right w:val="single" w:color="C9D6D3" w:sz="4"/>
+            </w:tcBorders>
+            <w:tcMar>
+              <w:top w:type="dxa" w:w="60"/>
+              <w:left w:type="dxa" w:w="100"/>
+              <w:bottom w:type="dxa" w:w="60"/>
+              <w:right w:type="dxa" w:w="100"/>
+            </w:tcMar>
+          </w:tcPr>
+          <w:p>
+            <w:pPr>
+              <w:spacing w:after="40"/>
+              <w:jc w:val="left"/>
+            </w:pPr>
+            <w:r>
+              <w:rPr>
+                <w:rFonts w:ascii="Calibri" w:cs="Calibri" w:eastAsia="Calibri" w:hAnsi="Calibri"/>
+                <w:sz w:val="18"/>
+                <w:szCs w:val="18"/>
               </w:rPr>
               <w:t xml:space="preserve">No incluye datos de otras personas ni de funcionarios</w:t>
             </w:r>
@@ -328,32 +358,35 @@
       </w:tr>
       <w:tr>
         <w:trPr>
+          <w:cantSplit/>
           <w:tblHeader w:val="off"/>
         </w:trPr>
         <w:tc>
           <w:tcPr>
-            <w:tcW w:type="dxa" w:w="3120"/>
-            <w:tcBorders>
-              <w:top w:val="single" w:color="BBBBBB" w:sz="4"/>
-              <w:left w:val="single" w:color="BBBBBB" w:sz="4"/>
-              <w:bottom w:val="single" w:color="BBBBBB" w:sz="4"/>
-              <w:right w:val="single" w:color="BBBBBB" w:sz="4"/>
-            </w:tcBorders>
-            <w:tcMar>
-              <w:top w:type="dxa" w:w="60"/>
-              <w:left w:type="dxa" w:w="100"/>
-              <w:bottom w:type="dxa" w:w="60"/>
-              <w:right w:type="dxa" w:w="100"/>
-            </w:tcMar>
-          </w:tcPr>
-          <w:p>
-            <w:r>
-              <w:rPr>
-                <w:rFonts w:ascii="Calibri" w:cs="Calibri" w:eastAsia="Calibri" w:hAnsi="Calibri"/>
-                <w:b w:val="false"/>
-                <w:bCs w:val="false"/>
-                <w:sz w:val="19"/>
-                <w:szCs w:val="19"/>
+            <w:tcW w:type="dxa" w:w="900"/>
+            <w:tcBorders>
+              <w:top w:val="single" w:color="C9D6D3" w:sz="4"/>
+              <w:left w:val="single" w:color="C9D6D3" w:sz="4"/>
+              <w:bottom w:val="single" w:color="C9D6D3" w:sz="4"/>
+              <w:right w:val="single" w:color="C9D6D3" w:sz="4"/>
+            </w:tcBorders>
+            <w:tcMar>
+              <w:top w:type="dxa" w:w="60"/>
+              <w:left w:type="dxa" w:w="100"/>
+              <w:bottom w:type="dxa" w:w="60"/>
+              <w:right w:type="dxa" w:w="100"/>
+            </w:tcMar>
+          </w:tcPr>
+          <w:p>
+            <w:pPr>
+              <w:spacing w:after="40"/>
+              <w:jc w:val="left"/>
+            </w:pPr>
+            <w:r>
+              <w:rPr>
+                <w:rFonts w:ascii="Calibri" w:cs="Calibri" w:eastAsia="Calibri" w:hAnsi="Calibri"/>
+                <w:sz w:val="18"/>
+                <w:szCs w:val="18"/>
               </w:rPr>
               <w:t xml:space="preserve">Portabilidad</w:t>
             </w:r>
@@ -361,28 +394,30 @@
         </w:tc>
         <w:tc>
           <w:tcPr>
-            <w:tcW w:type="dxa" w:w="3120"/>
-            <w:tcBorders>
-              <w:top w:val="single" w:color="BBBBBB" w:sz="4"/>
-              <w:left w:val="single" w:color="BBBBBB" w:sz="4"/>
-              <w:bottom w:val="single" w:color="BBBBBB" w:sz="4"/>
-              <w:right w:val="single" w:color="BBBBBB" w:sz="4"/>
-            </w:tcBorders>
-            <w:tcMar>
-              <w:top w:type="dxa" w:w="60"/>
-              <w:left w:type="dxa" w:w="100"/>
-              <w:bottom w:type="dxa" w:w="60"/>
-              <w:right w:type="dxa" w:w="100"/>
-            </w:tcMar>
-          </w:tcPr>
-          <w:p>
-            <w:r>
-              <w:rPr>
-                <w:rFonts w:ascii="Calibri" w:cs="Calibri" w:eastAsia="Calibri" w:hAnsi="Calibri"/>
-                <w:b w:val="false"/>
-                <w:bCs w:val="false"/>
-                <w:sz w:val="19"/>
-                <w:szCs w:val="19"/>
+            <w:tcW w:type="dxa" w:w="4569"/>
+            <w:tcBorders>
+              <w:top w:val="single" w:color="C9D6D3" w:sz="4"/>
+              <w:left w:val="single" w:color="C9D6D3" w:sz="4"/>
+              <w:bottom w:val="single" w:color="C9D6D3" w:sz="4"/>
+              <w:right w:val="single" w:color="C9D6D3" w:sz="4"/>
+            </w:tcBorders>
+            <w:tcMar>
+              <w:top w:type="dxa" w:w="60"/>
+              <w:left w:type="dxa" w:w="100"/>
+              <w:bottom w:type="dxa" w:w="60"/>
+              <w:right w:type="dxa" w:w="100"/>
+            </w:tcMar>
+          </w:tcPr>
+          <w:p>
+            <w:pPr>
+              <w:spacing w:after="40"/>
+              <w:jc w:val="left"/>
+            </w:pPr>
+            <w:r>
+              <w:rPr>
+                <w:rFonts w:ascii="Calibri" w:cs="Calibri" w:eastAsia="Calibri" w:hAnsi="Calibri"/>
+                <w:sz w:val="18"/>
+                <w:szCs w:val="18"/>
               </w:rPr>
               <w:t xml:space="preserve">Misma entrega, en JSON estructurado y de uso común, sin la sección informativa</w:t>
             </w:r>
@@ -390,28 +425,30 @@
         </w:tc>
         <w:tc>
           <w:tcPr>
-            <w:tcW w:type="dxa" w:w="3120"/>
-            <w:tcBorders>
-              <w:top w:val="single" w:color="BBBBBB" w:sz="4"/>
-              <w:left w:val="single" w:color="BBBBBB" w:sz="4"/>
-              <w:bottom w:val="single" w:color="BBBBBB" w:sz="4"/>
-              <w:right w:val="single" w:color="BBBBBB" w:sz="4"/>
-            </w:tcBorders>
-            <w:tcMar>
-              <w:top w:type="dxa" w:w="60"/>
-              <w:left w:type="dxa" w:w="100"/>
-              <w:bottom w:type="dxa" w:w="60"/>
-              <w:right w:type="dxa" w:w="100"/>
-            </w:tcMar>
-          </w:tcPr>
-          <w:p>
-            <w:r>
-              <w:rPr>
-                <w:rFonts w:ascii="Calibri" w:cs="Calibri" w:eastAsia="Calibri" w:hAnsi="Calibri"/>
-                <w:b w:val="false"/>
-                <w:bCs w:val="false"/>
-                <w:sz w:val="19"/>
-                <w:szCs w:val="19"/>
+            <w:tcW w:type="dxa" w:w="4611"/>
+            <w:tcBorders>
+              <w:top w:val="single" w:color="C9D6D3" w:sz="4"/>
+              <w:left w:val="single" w:color="C9D6D3" w:sz="4"/>
+              <w:bottom w:val="single" w:color="C9D6D3" w:sz="4"/>
+              <w:right w:val="single" w:color="C9D6D3" w:sz="4"/>
+            </w:tcBorders>
+            <w:tcMar>
+              <w:top w:type="dxa" w:w="60"/>
+              <w:left w:type="dxa" w:w="100"/>
+              <w:bottom w:type="dxa" w:w="60"/>
+              <w:right w:type="dxa" w:w="100"/>
+            </w:tcMar>
+          </w:tcPr>
+          <w:p>
+            <w:pPr>
+              <w:spacing w:after="40"/>
+              <w:jc w:val="left"/>
+            </w:pPr>
+            <w:r>
+              <w:rPr>
+                <w:rFonts w:ascii="Calibri" w:cs="Calibri" w:eastAsia="Calibri" w:hAnsi="Calibri"/>
+                <w:sz w:val="18"/>
+                <w:szCs w:val="18"/>
               </w:rPr>
               <w:t xml:space="preserve">No transmite los datos a otro prestador; los entrega al titular</w:t>
             </w:r>
@@ -420,32 +457,35 @@
       </w:tr>
       <w:tr>
         <w:trPr>
+          <w:cantSplit/>
           <w:tblHeader w:val="off"/>
         </w:trPr>
         <w:tc>
           <w:tcPr>
-            <w:tcW w:type="dxa" w:w="3120"/>
-            <w:tcBorders>
-              <w:top w:val="single" w:color="BBBBBB" w:sz="4"/>
-              <w:left w:val="single" w:color="BBBBBB" w:sz="4"/>
-              <w:bottom w:val="single" w:color="BBBBBB" w:sz="4"/>
-              <w:right w:val="single" w:color="BBBBBB" w:sz="4"/>
-            </w:tcBorders>
-            <w:tcMar>
-              <w:top w:type="dxa" w:w="60"/>
-              <w:left w:type="dxa" w:w="100"/>
-              <w:bottom w:type="dxa" w:w="60"/>
-              <w:right w:type="dxa" w:w="100"/>
-            </w:tcMar>
-          </w:tcPr>
-          <w:p>
-            <w:r>
-              <w:rPr>
-                <w:rFonts w:ascii="Calibri" w:cs="Calibri" w:eastAsia="Calibri" w:hAnsi="Calibri"/>
-                <w:b w:val="false"/>
-                <w:bCs w:val="false"/>
-                <w:sz w:val="19"/>
-                <w:szCs w:val="19"/>
+            <w:tcW w:type="dxa" w:w="900"/>
+            <w:tcBorders>
+              <w:top w:val="single" w:color="C9D6D3" w:sz="4"/>
+              <w:left w:val="single" w:color="C9D6D3" w:sz="4"/>
+              <w:bottom w:val="single" w:color="C9D6D3" w:sz="4"/>
+              <w:right w:val="single" w:color="C9D6D3" w:sz="4"/>
+            </w:tcBorders>
+            <w:tcMar>
+              <w:top w:type="dxa" w:w="60"/>
+              <w:left w:type="dxa" w:w="100"/>
+              <w:bottom w:type="dxa" w:w="60"/>
+              <w:right w:type="dxa" w:w="100"/>
+            </w:tcMar>
+          </w:tcPr>
+          <w:p>
+            <w:pPr>
+              <w:spacing w:after="40"/>
+              <w:jc w:val="left"/>
+            </w:pPr>
+            <w:r>
+              <w:rPr>
+                <w:rFonts w:ascii="Calibri" w:cs="Calibri" w:eastAsia="Calibri" w:hAnsi="Calibri"/>
+                <w:sz w:val="18"/>
+                <w:szCs w:val="18"/>
               </w:rPr>
               <w:t xml:space="preserve">Rectificación</w:t>
             </w:r>
@@ -453,28 +493,30 @@
         </w:tc>
         <w:tc>
           <w:tcPr>
-            <w:tcW w:type="dxa" w:w="3120"/>
-            <w:tcBorders>
-              <w:top w:val="single" w:color="BBBBBB" w:sz="4"/>
-              <w:left w:val="single" w:color="BBBBBB" w:sz="4"/>
-              <w:bottom w:val="single" w:color="BBBBBB" w:sz="4"/>
-              <w:right w:val="single" w:color="BBBBBB" w:sz="4"/>
-            </w:tcBorders>
-            <w:tcMar>
-              <w:top w:type="dxa" w:w="60"/>
-              <w:left w:type="dxa" w:w="100"/>
-              <w:bottom w:type="dxa" w:w="60"/>
-              <w:right w:type="dxa" w:w="100"/>
-            </w:tcMar>
-          </w:tcPr>
-          <w:p>
-            <w:r>
-              <w:rPr>
-                <w:rFonts w:ascii="Calibri" w:cs="Calibri" w:eastAsia="Calibri" w:hAnsi="Calibri"/>
-                <w:b w:val="false"/>
-                <w:bCs w:val="false"/>
-                <w:sz w:val="19"/>
-                <w:szCs w:val="19"/>
+            <w:tcW w:type="dxa" w:w="4569"/>
+            <w:tcBorders>
+              <w:top w:val="single" w:color="C9D6D3" w:sz="4"/>
+              <w:left w:val="single" w:color="C9D6D3" w:sz="4"/>
+              <w:bottom w:val="single" w:color="C9D6D3" w:sz="4"/>
+              <w:right w:val="single" w:color="C9D6D3" w:sz="4"/>
+            </w:tcBorders>
+            <w:tcMar>
+              <w:top w:type="dxa" w:w="60"/>
+              <w:left w:type="dxa" w:w="100"/>
+              <w:bottom w:type="dxa" w:w="60"/>
+              <w:right w:type="dxa" w:w="100"/>
+            </w:tcMar>
+          </w:tcPr>
+          <w:p>
+            <w:pPr>
+              <w:spacing w:after="40"/>
+              <w:jc w:val="left"/>
+            </w:pPr>
+            <w:r>
+              <w:rPr>
+                <w:rFonts w:ascii="Calibri" w:cs="Calibri" w:eastAsia="Calibri" w:hAnsi="Calibri"/>
+                <w:sz w:val="18"/>
+                <w:szCs w:val="18"/>
               </w:rPr>
               <w:t xml:space="preserve">Corrige nombres, apellidos, correo, teléfono o fecha de nacimiento</w:t>
             </w:r>
@@ -482,28 +524,30 @@
         </w:tc>
         <w:tc>
           <w:tcPr>
-            <w:tcW w:type="dxa" w:w="3120"/>
-            <w:tcBorders>
-              <w:top w:val="single" w:color="BBBBBB" w:sz="4"/>
-              <w:left w:val="single" w:color="BBBBBB" w:sz="4"/>
-              <w:bottom w:val="single" w:color="BBBBBB" w:sz="4"/>
-              <w:right w:val="single" w:color="BBBBBB" w:sz="4"/>
-            </w:tcBorders>
-            <w:tcMar>
-              <w:top w:type="dxa" w:w="60"/>
-              <w:left w:type="dxa" w:w="100"/>
-              <w:bottom w:type="dxa" w:w="60"/>
-              <w:right w:type="dxa" w:w="100"/>
-            </w:tcMar>
-          </w:tcPr>
-          <w:p>
-            <w:r>
-              <w:rPr>
-                <w:rFonts w:ascii="Calibri" w:cs="Calibri" w:eastAsia="Calibri" w:hAnsi="Calibri"/>
-                <w:b w:val="false"/>
-                <w:bCs w:val="false"/>
-                <w:sz w:val="19"/>
-                <w:szCs w:val="19"/>
+            <w:tcW w:type="dxa" w:w="4611"/>
+            <w:tcBorders>
+              <w:top w:val="single" w:color="C9D6D3" w:sz="4"/>
+              <w:left w:val="single" w:color="C9D6D3" w:sz="4"/>
+              <w:bottom w:val="single" w:color="C9D6D3" w:sz="4"/>
+              <w:right w:val="single" w:color="C9D6D3" w:sz="4"/>
+            </w:tcBorders>
+            <w:tcMar>
+              <w:top w:type="dxa" w:w="60"/>
+              <w:left w:type="dxa" w:w="100"/>
+              <w:bottom w:type="dxa" w:w="60"/>
+              <w:right w:type="dxa" w:w="100"/>
+            </w:tcMar>
+          </w:tcPr>
+          <w:p>
+            <w:pPr>
+              <w:spacing w:after="40"/>
+              <w:jc w:val="left"/>
+            </w:pPr>
+            <w:r>
+              <w:rPr>
+                <w:rFonts w:ascii="Calibri" w:cs="Calibri" w:eastAsia="Calibri" w:hAnsi="Calibri"/>
+                <w:sz w:val="18"/>
+                <w:szCs w:val="18"/>
               </w:rPr>
               <w:t xml:space="preserve">No modifica datos clínicos: responde con fundamento y una anotación aclaratoria</w:t>
             </w:r>
@@ -512,32 +556,35 @@
       </w:tr>
       <w:tr>
         <w:trPr>
+          <w:cantSplit/>
           <w:tblHeader w:val="off"/>
         </w:trPr>
         <w:tc>
           <w:tcPr>
-            <w:tcW w:type="dxa" w:w="3120"/>
-            <w:tcBorders>
-              <w:top w:val="single" w:color="BBBBBB" w:sz="4"/>
-              <w:left w:val="single" w:color="BBBBBB" w:sz="4"/>
-              <w:bottom w:val="single" w:color="BBBBBB" w:sz="4"/>
-              <w:right w:val="single" w:color="BBBBBB" w:sz="4"/>
-            </w:tcBorders>
-            <w:tcMar>
-              <w:top w:type="dxa" w:w="60"/>
-              <w:left w:type="dxa" w:w="100"/>
-              <w:bottom w:type="dxa" w:w="60"/>
-              <w:right w:type="dxa" w:w="100"/>
-            </w:tcMar>
-          </w:tcPr>
-          <w:p>
-            <w:r>
-              <w:rPr>
-                <w:rFonts w:ascii="Calibri" w:cs="Calibri" w:eastAsia="Calibri" w:hAnsi="Calibri"/>
-                <w:b w:val="false"/>
-                <w:bCs w:val="false"/>
-                <w:sz w:val="19"/>
-                <w:szCs w:val="19"/>
+            <w:tcW w:type="dxa" w:w="900"/>
+            <w:tcBorders>
+              <w:top w:val="single" w:color="C9D6D3" w:sz="4"/>
+              <w:left w:val="single" w:color="C9D6D3" w:sz="4"/>
+              <w:bottom w:val="single" w:color="C9D6D3" w:sz="4"/>
+              <w:right w:val="single" w:color="C9D6D3" w:sz="4"/>
+            </w:tcBorders>
+            <w:tcMar>
+              <w:top w:type="dxa" w:w="60"/>
+              <w:left w:type="dxa" w:w="100"/>
+              <w:bottom w:type="dxa" w:w="60"/>
+              <w:right w:type="dxa" w:w="100"/>
+            </w:tcMar>
+          </w:tcPr>
+          <w:p>
+            <w:pPr>
+              <w:spacing w:after="40"/>
+              <w:jc w:val="left"/>
+            </w:pPr>
+            <w:r>
+              <w:rPr>
+                <w:rFonts w:ascii="Calibri" w:cs="Calibri" w:eastAsia="Calibri" w:hAnsi="Calibri"/>
+                <w:sz w:val="18"/>
+                <w:szCs w:val="18"/>
               </w:rPr>
               <w:t xml:space="preserve">Supresión</w:t>
             </w:r>
@@ -545,48 +592,48 @@
         </w:tc>
         <w:tc>
           <w:tcPr>
-            <w:tcW w:type="dxa" w:w="3120"/>
-            <w:tcBorders>
-              <w:top w:val="single" w:color="BBBBBB" w:sz="4"/>
-              <w:left w:val="single" w:color="BBBBBB" w:sz="4"/>
-              <w:bottom w:val="single" w:color="BBBBBB" w:sz="4"/>
-              <w:right w:val="single" w:color="BBBBBB" w:sz="4"/>
-            </w:tcBorders>
-            <w:tcMar>
-              <w:top w:type="dxa" w:w="60"/>
-              <w:left w:type="dxa" w:w="100"/>
-              <w:bottom w:type="dxa" w:w="60"/>
-              <w:right w:type="dxa" w:w="100"/>
-            </w:tcMar>
-          </w:tcPr>
-          <w:p>
-            <w:r>
-              <w:rPr>
-                <w:rFonts w:ascii="Calibri" w:cs="Calibri" w:eastAsia="Calibri" w:hAnsi="Calibri"/>
-                <w:b w:val="false"/>
-                <w:bCs w:val="false"/>
-                <w:sz w:val="19"/>
-                <w:szCs w:val="19"/>
+            <w:tcW w:type="dxa" w:w="4569"/>
+            <w:tcBorders>
+              <w:top w:val="single" w:color="C9D6D3" w:sz="4"/>
+              <w:left w:val="single" w:color="C9D6D3" w:sz="4"/>
+              <w:bottom w:val="single" w:color="C9D6D3" w:sz="4"/>
+              <w:right w:val="single" w:color="C9D6D3" w:sz="4"/>
+            </w:tcBorders>
+            <w:tcMar>
+              <w:top w:type="dxa" w:w="60"/>
+              <w:left w:type="dxa" w:w="100"/>
+              <w:bottom w:type="dxa" w:w="60"/>
+              <w:right w:type="dxa" w:w="100"/>
+            </w:tcMar>
+          </w:tcPr>
+          <w:p>
+            <w:pPr>
+              <w:spacing w:after="40"/>
+              <w:jc w:val="left"/>
+            </w:pPr>
+            <w:r>
+              <w:rPr>
+                <w:rFonts w:ascii="Calibri" w:cs="Calibri" w:eastAsia="Calibri" w:hAnsi="Calibri"/>
+                <w:sz w:val="18"/>
+                <w:szCs w:val="18"/>
               </w:rPr>
               <w:t xml:space="preserve">Elimina lo que no hay obligación de conservar y </w:t>
             </w:r>
             <w:r>
               <w:rPr>
                 <w:rFonts w:ascii="Calibri" w:cs="Calibri" w:eastAsia="Calibri" w:hAnsi="Calibri"/>
-                <w:b w:val="false"/>
-                <w:bCs w:val="false"/>
-                <w:sz w:val="19"/>
-                <w:szCs w:val="19"/>
+                <w:b/>
+                <w:bCs/>
+                <w:sz w:val="18"/>
+                <w:szCs w:val="18"/>
               </w:rPr>
               <w:t xml:space="preserve">bloquea</w:t>
             </w:r>
             <w:r>
               <w:rPr>
                 <w:rFonts w:ascii="Calibri" w:cs="Calibri" w:eastAsia="Calibri" w:hAnsi="Calibri"/>
-                <w:b w:val="false"/>
-                <w:bCs w:val="false"/>
-                <w:sz w:val="19"/>
-                <w:szCs w:val="19"/>
+                <w:sz w:val="18"/>
+                <w:szCs w:val="18"/>
               </w:rPr>
               <w:t xml:space="preserve"> el resto</w:t>
             </w:r>
@@ -594,28 +641,30 @@
         </w:tc>
         <w:tc>
           <w:tcPr>
-            <w:tcW w:type="dxa" w:w="3120"/>
-            <w:tcBorders>
-              <w:top w:val="single" w:color="BBBBBB" w:sz="4"/>
-              <w:left w:val="single" w:color="BBBBBB" w:sz="4"/>
-              <w:bottom w:val="single" w:color="BBBBBB" w:sz="4"/>
-              <w:right w:val="single" w:color="BBBBBB" w:sz="4"/>
-            </w:tcBorders>
-            <w:tcMar>
-              <w:top w:type="dxa" w:w="60"/>
-              <w:left w:type="dxa" w:w="100"/>
-              <w:bottom w:type="dxa" w:w="60"/>
-              <w:right w:type="dxa" w:w="100"/>
-            </w:tcMar>
-          </w:tcPr>
-          <w:p>
-            <w:r>
-              <w:rPr>
-                <w:rFonts w:ascii="Calibri" w:cs="Calibri" w:eastAsia="Calibri" w:hAnsi="Calibri"/>
-                <w:b w:val="false"/>
-                <w:bCs w:val="false"/>
-                <w:sz w:val="19"/>
-                <w:szCs w:val="19"/>
+            <w:tcW w:type="dxa" w:w="4611"/>
+            <w:tcBorders>
+              <w:top w:val="single" w:color="C9D6D3" w:sz="4"/>
+              <w:left w:val="single" w:color="C9D6D3" w:sz="4"/>
+              <w:bottom w:val="single" w:color="C9D6D3" w:sz="4"/>
+              <w:right w:val="single" w:color="C9D6D3" w:sz="4"/>
+            </w:tcBorders>
+            <w:tcMar>
+              <w:top w:type="dxa" w:w="60"/>
+              <w:left w:type="dxa" w:w="100"/>
+              <w:bottom w:type="dxa" w:w="60"/>
+              <w:right w:type="dxa" w:w="100"/>
+            </w:tcMar>
+          </w:tcPr>
+          <w:p>
+            <w:pPr>
+              <w:spacing w:after="40"/>
+              <w:jc w:val="left"/>
+            </w:pPr>
+            <w:r>
+              <w:rPr>
+                <w:rFonts w:ascii="Calibri" w:cs="Calibri" w:eastAsia="Calibri" w:hAnsi="Calibri"/>
+                <w:sz w:val="18"/>
+                <w:szCs w:val="18"/>
               </w:rPr>
               <w:t xml:space="preserve">No borra la ficha clínica antes del plazo legal</w:t>
             </w:r>
@@ -623,32 +672,34 @@
         </w:tc>
       </w:tr>
     </w:tbl>
-    <w:p/>
     <w:p>
       <w:pPr>
         <w:spacing w:after="120"/>
       </w:pPr>
-      <w:r>
-        <w:rPr>
-          <w:rFonts w:ascii="Calibri" w:cs="Calibri" w:eastAsia="Calibri" w:hAnsi="Calibri"/>
-          <w:sz w:val="22"/>
-          <w:szCs w:val="22"/>
+    </w:p>
+    <w:p>
+      <w:pPr>
+        <w:spacing w:after="120" w:line="276"/>
+      </w:pPr>
+      <w:r>
+        <w:rPr>
+          <w:rFonts w:ascii="Calibri" w:cs="Calibri" w:eastAsia="Calibri" w:hAnsi="Calibri"/>
         </w:rPr>
         <w:t xml:space="preserve">Marco: Ley 21.719 (derechos ARCO y portabilidad; vigencia legal el 1-dic-2026, con un proyecto de postergación en trámite que no pude confirmar como ley), Ley 19.628 vigente, Ley 20.584 y DS 41/2012 (conservación de la ficha por al menos 15 años). El plazo de respuesta está en la configuración (</w:t>
       </w:r>
       <w:r>
         <w:rPr>
           <w:rFonts w:ascii="Consolas" w:cs="Consolas" w:eastAsia="Consolas" w:hAnsi="Consolas"/>
-          <w:sz w:val="22"/>
-          <w:szCs w:val="22"/>
+          <w:b w:val="false"/>
+          <w:bCs w:val="false"/>
+          <w:sz w:val="19"/>
+          <w:szCs w:val="19"/>
         </w:rPr>
         <w:t xml:space="preserve">DERECHOS_PLAZO_DIAS = 30</w:t>
       </w:r>
       <w:r>
         <w:rPr>
           <w:rFonts w:ascii="Calibri" w:cs="Calibri" w:eastAsia="Calibri" w:hAnsi="Calibri"/>
-          <w:sz w:val="22"/>
-          <w:szCs w:val="22"/>
         </w:rPr>
         <w:t xml:space="preserve">, días corridos); </w:t>
       </w:r>
@@ -657,23 +708,19 @@
           <w:rFonts w:ascii="Calibri" w:cs="Calibri" w:eastAsia="Calibri" w:hAnsi="Calibri"/>
           <w:b/>
           <w:bCs/>
-          <w:sz w:val="22"/>
-          <w:szCs w:val="22"/>
         </w:rPr>
         <w:t xml:space="preserve">debe verificarse contra el texto vigente antes de operar</w:t>
       </w:r>
       <w:r>
         <w:rPr>
           <w:rFonts w:ascii="Calibri" w:cs="Calibri" w:eastAsia="Calibri" w:hAnsi="Calibri"/>
-          <w:sz w:val="22"/>
-          <w:szCs w:val="22"/>
         </w:rPr>
         <w:t xml:space="preserve">, y también las reglas de prórroga, que el sistema no implementa.</w:t>
       </w:r>
     </w:p>
     <w:p>
       <w:pPr>
-        <w:pStyle w:val="Heading2"/>
+        <w:pStyle w:val="Heading1"/>
       </w:pPr>
       <w:r>
         <w:rPr>
@@ -684,21 +731,30 @@
     </w:p>
     <w:p>
       <w:pPr>
+        <w:pBdr>
+          <w:left w:val="single" w:color="C9D6D3" w:sz="12" w:space="8"/>
+        </w:pBdr>
         <w:spacing w:after="0"/>
+        <w:ind w:left="200"/>
       </w:pPr>
       <w:r>
         <w:rPr>
           <w:rFonts w:ascii="Consolas" w:cs="Consolas" w:eastAsia="Consolas" w:hAnsi="Consolas"/>
-          <w:sz w:val="17"/>
-          <w:szCs w:val="17"/>
+          <w:color w:val="1B2A2F"/>
+          <w:sz w:val="15"/>
+          <w:szCs w:val="15"/>
         </w:rPr>
         <w:t xml:space="preserve">RECIBIDA -&gt; EN_VERIFICACION -&gt; EN_EVALUACION -&gt; RESUELTA -&gt; CERRADA</w:t>
       </w:r>
     </w:p>
-    <w:p/>
+    <w:p>
+      <w:pPr>
+        <w:spacing w:after="120"/>
+      </w:pPr>
+    </w:p>
     <w:tbl>
       <w:tblPr>
-        <w:tblW w:type="dxa" w:w="9360"/>
+        <w:tblW w:type="dxa" w:w="10080"/>
         <w:tblBorders>
           <w:top w:val="single" w:color="auto" w:sz="4"/>
           <w:left w:val="single" w:color="auto" w:sz="4"/>
@@ -709,40 +765,46 @@
         </w:tblBorders>
       </w:tblPr>
       <w:tblGrid>
-        <w:gridCol w:w="2340"/>
-        <w:gridCol w:w="2340"/>
-        <w:gridCol w:w="2340"/>
-        <w:gridCol w:w="2340"/>
+        <w:gridCol w:w="900"/>
+        <w:gridCol w:w="1689"/>
+        <w:gridCol w:w="3879"/>
+        <w:gridCol w:w="3612"/>
       </w:tblGrid>
       <w:tr>
         <w:trPr>
+          <w:cantSplit w:val="off"/>
           <w:tblHeader/>
         </w:trPr>
         <w:tc>
           <w:tcPr>
-            <w:tcW w:type="dxa" w:w="2340"/>
-            <w:tcBorders>
-              <w:top w:val="single" w:color="BBBBBB" w:sz="4"/>
-              <w:left w:val="single" w:color="BBBBBB" w:sz="4"/>
-              <w:bottom w:val="single" w:color="BBBBBB" w:sz="4"/>
-              <w:right w:val="single" w:color="BBBBBB" w:sz="4"/>
-            </w:tcBorders>
-            <w:shd w:fill="E6EEF5" w:val="clear"/>
-            <w:tcMar>
-              <w:top w:type="dxa" w:w="60"/>
-              <w:left w:type="dxa" w:w="100"/>
-              <w:bottom w:type="dxa" w:w="60"/>
-              <w:right w:type="dxa" w:w="100"/>
-            </w:tcMar>
-          </w:tcPr>
-          <w:p>
+            <w:tcW w:type="dxa" w:w="900"/>
+            <w:tcBorders>
+              <w:top w:val="single" w:color="C9D6D3" w:sz="4"/>
+              <w:left w:val="single" w:color="C9D6D3" w:sz="4"/>
+              <w:bottom w:val="single" w:color="C9D6D3" w:sz="4"/>
+              <w:right w:val="single" w:color="C9D6D3" w:sz="4"/>
+            </w:tcBorders>
+            <w:shd w:fill="E3F1EF" w:color="auto" w:val="clear"/>
+            <w:tcMar>
+              <w:top w:type="dxa" w:w="60"/>
+              <w:left w:type="dxa" w:w="100"/>
+              <w:bottom w:type="dxa" w:w="60"/>
+              <w:right w:type="dxa" w:w="100"/>
+            </w:tcMar>
+          </w:tcPr>
+          <w:p>
+            <w:pPr>
+              <w:spacing w:after="40"/>
+              <w:jc w:val="left"/>
+            </w:pPr>
             <w:r>
               <w:rPr>
                 <w:rFonts w:ascii="Calibri" w:cs="Calibri" w:eastAsia="Calibri" w:hAnsi="Calibri"/>
                 <w:b/>
                 <w:bCs/>
-                <w:sz w:val="19"/>
-                <w:szCs w:val="19"/>
+                <w:color w:val="0F6E6A"/>
+                <w:sz w:val="18"/>
+                <w:szCs w:val="18"/>
               </w:rPr>
               <w:t xml:space="preserve">Etapa</w:t>
             </w:r>
@@ -750,29 +812,34 @@
         </w:tc>
         <w:tc>
           <w:tcPr>
-            <w:tcW w:type="dxa" w:w="2340"/>
-            <w:tcBorders>
-              <w:top w:val="single" w:color="BBBBBB" w:sz="4"/>
-              <w:left w:val="single" w:color="BBBBBB" w:sz="4"/>
-              <w:bottom w:val="single" w:color="BBBBBB" w:sz="4"/>
-              <w:right w:val="single" w:color="BBBBBB" w:sz="4"/>
-            </w:tcBorders>
-            <w:shd w:fill="E6EEF5" w:val="clear"/>
-            <w:tcMar>
-              <w:top w:type="dxa" w:w="60"/>
-              <w:left w:type="dxa" w:w="100"/>
-              <w:bottom w:type="dxa" w:w="60"/>
-              <w:right w:type="dxa" w:w="100"/>
-            </w:tcMar>
-          </w:tcPr>
-          <w:p>
+            <w:tcW w:type="dxa" w:w="1689"/>
+            <w:tcBorders>
+              <w:top w:val="single" w:color="C9D6D3" w:sz="4"/>
+              <w:left w:val="single" w:color="C9D6D3" w:sz="4"/>
+              <w:bottom w:val="single" w:color="C9D6D3" w:sz="4"/>
+              <w:right w:val="single" w:color="C9D6D3" w:sz="4"/>
+            </w:tcBorders>
+            <w:shd w:fill="E3F1EF" w:color="auto" w:val="clear"/>
+            <w:tcMar>
+              <w:top w:type="dxa" w:w="60"/>
+              <w:left w:type="dxa" w:w="100"/>
+              <w:bottom w:type="dxa" w:w="60"/>
+              <w:right w:type="dxa" w:w="100"/>
+            </w:tcMar>
+          </w:tcPr>
+          <w:p>
+            <w:pPr>
+              <w:spacing w:after="40"/>
+              <w:jc w:val="left"/>
+            </w:pPr>
             <w:r>
               <w:rPr>
                 <w:rFonts w:ascii="Calibri" w:cs="Calibri" w:eastAsia="Calibri" w:hAnsi="Calibri"/>
                 <w:b/>
                 <w:bCs/>
-                <w:sz w:val="19"/>
-                <w:szCs w:val="19"/>
+                <w:color w:val="0F6E6A"/>
+                <w:sz w:val="18"/>
+                <w:szCs w:val="18"/>
               </w:rPr>
               <w:t xml:space="preserve">Quién</w:t>
             </w:r>
@@ -780,29 +847,34 @@
         </w:tc>
         <w:tc>
           <w:tcPr>
-            <w:tcW w:type="dxa" w:w="2340"/>
-            <w:tcBorders>
-              <w:top w:val="single" w:color="BBBBBB" w:sz="4"/>
-              <w:left w:val="single" w:color="BBBBBB" w:sz="4"/>
-              <w:bottom w:val="single" w:color="BBBBBB" w:sz="4"/>
-              <w:right w:val="single" w:color="BBBBBB" w:sz="4"/>
-            </w:tcBorders>
-            <w:shd w:fill="E6EEF5" w:val="clear"/>
-            <w:tcMar>
-              <w:top w:type="dxa" w:w="60"/>
-              <w:left w:type="dxa" w:w="100"/>
-              <w:bottom w:type="dxa" w:w="60"/>
-              <w:right w:type="dxa" w:w="100"/>
-            </w:tcMar>
-          </w:tcPr>
-          <w:p>
+            <w:tcW w:type="dxa" w:w="3879"/>
+            <w:tcBorders>
+              <w:top w:val="single" w:color="C9D6D3" w:sz="4"/>
+              <w:left w:val="single" w:color="C9D6D3" w:sz="4"/>
+              <w:bottom w:val="single" w:color="C9D6D3" w:sz="4"/>
+              <w:right w:val="single" w:color="C9D6D3" w:sz="4"/>
+            </w:tcBorders>
+            <w:shd w:fill="E3F1EF" w:color="auto" w:val="clear"/>
+            <w:tcMar>
+              <w:top w:type="dxa" w:w="60"/>
+              <w:left w:type="dxa" w:w="100"/>
+              <w:bottom w:type="dxa" w:w="60"/>
+              <w:right w:type="dxa" w:w="100"/>
+            </w:tcMar>
+          </w:tcPr>
+          <w:p>
+            <w:pPr>
+              <w:spacing w:after="40"/>
+              <w:jc w:val="left"/>
+            </w:pPr>
             <w:r>
               <w:rPr>
                 <w:rFonts w:ascii="Calibri" w:cs="Calibri" w:eastAsia="Calibri" w:hAnsi="Calibri"/>
                 <w:b/>
                 <w:bCs/>
-                <w:sz w:val="19"/>
-                <w:szCs w:val="19"/>
+                <w:color w:val="0F6E6A"/>
+                <w:sz w:val="18"/>
+                <w:szCs w:val="18"/>
               </w:rPr>
               <w:t xml:space="preserve">Qué ocurre</w:t>
             </w:r>
@@ -810,29 +882,34 @@
         </w:tc>
         <w:tc>
           <w:tcPr>
-            <w:tcW w:type="dxa" w:w="2340"/>
-            <w:tcBorders>
-              <w:top w:val="single" w:color="BBBBBB" w:sz="4"/>
-              <w:left w:val="single" w:color="BBBBBB" w:sz="4"/>
-              <w:bottom w:val="single" w:color="BBBBBB" w:sz="4"/>
-              <w:right w:val="single" w:color="BBBBBB" w:sz="4"/>
-            </w:tcBorders>
-            <w:shd w:fill="E6EEF5" w:val="clear"/>
-            <w:tcMar>
-              <w:top w:type="dxa" w:w="60"/>
-              <w:left w:type="dxa" w:w="100"/>
-              <w:bottom w:type="dxa" w:w="60"/>
-              <w:right w:type="dxa" w:w="100"/>
-            </w:tcMar>
-          </w:tcPr>
-          <w:p>
+            <w:tcW w:type="dxa" w:w="3612"/>
+            <w:tcBorders>
+              <w:top w:val="single" w:color="C9D6D3" w:sz="4"/>
+              <w:left w:val="single" w:color="C9D6D3" w:sz="4"/>
+              <w:bottom w:val="single" w:color="C9D6D3" w:sz="4"/>
+              <w:right w:val="single" w:color="C9D6D3" w:sz="4"/>
+            </w:tcBorders>
+            <w:shd w:fill="E3F1EF" w:color="auto" w:val="clear"/>
+            <w:tcMar>
+              <w:top w:type="dxa" w:w="60"/>
+              <w:left w:type="dxa" w:w="100"/>
+              <w:bottom w:type="dxa" w:w="60"/>
+              <w:right w:type="dxa" w:w="100"/>
+            </w:tcMar>
+          </w:tcPr>
+          <w:p>
+            <w:pPr>
+              <w:spacing w:after="40"/>
+              <w:jc w:val="left"/>
+            </w:pPr>
             <w:r>
               <w:rPr>
                 <w:rFonts w:ascii="Calibri" w:cs="Calibri" w:eastAsia="Calibri" w:hAnsi="Calibri"/>
                 <w:b/>
                 <w:bCs/>
-                <w:sz w:val="19"/>
-                <w:szCs w:val="19"/>
+                <w:color w:val="0F6E6A"/>
+                <w:sz w:val="18"/>
+                <w:szCs w:val="18"/>
               </w:rPr>
               <w:t xml:space="preserve">Registro</w:t>
             </w:r>
@@ -841,32 +918,35 @@
       </w:tr>
       <w:tr>
         <w:trPr>
+          <w:cantSplit/>
           <w:tblHeader w:val="off"/>
         </w:trPr>
         <w:tc>
           <w:tcPr>
-            <w:tcW w:type="dxa" w:w="2340"/>
-            <w:tcBorders>
-              <w:top w:val="single" w:color="BBBBBB" w:sz="4"/>
-              <w:left w:val="single" w:color="BBBBBB" w:sz="4"/>
-              <w:bottom w:val="single" w:color="BBBBBB" w:sz="4"/>
-              <w:right w:val="single" w:color="BBBBBB" w:sz="4"/>
-            </w:tcBorders>
-            <w:tcMar>
-              <w:top w:type="dxa" w:w="60"/>
-              <w:left w:type="dxa" w:w="100"/>
-              <w:bottom w:type="dxa" w:w="60"/>
-              <w:right w:type="dxa" w:w="100"/>
-            </w:tcMar>
-          </w:tcPr>
-          <w:p>
-            <w:r>
-              <w:rPr>
-                <w:rFonts w:ascii="Calibri" w:cs="Calibri" w:eastAsia="Calibri" w:hAnsi="Calibri"/>
-                <w:b w:val="false"/>
-                <w:bCs w:val="false"/>
-                <w:sz w:val="19"/>
-                <w:szCs w:val="19"/>
+            <w:tcW w:type="dxa" w:w="900"/>
+            <w:tcBorders>
+              <w:top w:val="single" w:color="C9D6D3" w:sz="4"/>
+              <w:left w:val="single" w:color="C9D6D3" w:sz="4"/>
+              <w:bottom w:val="single" w:color="C9D6D3" w:sz="4"/>
+              <w:right w:val="single" w:color="C9D6D3" w:sz="4"/>
+            </w:tcBorders>
+            <w:tcMar>
+              <w:top w:type="dxa" w:w="60"/>
+              <w:left w:type="dxa" w:w="100"/>
+              <w:bottom w:type="dxa" w:w="60"/>
+              <w:right w:type="dxa" w:w="100"/>
+            </w:tcMar>
+          </w:tcPr>
+          <w:p>
+            <w:pPr>
+              <w:spacing w:after="40"/>
+              <w:jc w:val="left"/>
+            </w:pPr>
+            <w:r>
+              <w:rPr>
+                <w:rFonts w:ascii="Calibri" w:cs="Calibri" w:eastAsia="Calibri" w:hAnsi="Calibri"/>
+                <w:sz w:val="18"/>
+                <w:szCs w:val="18"/>
               </w:rPr>
               <w:t xml:space="preserve">Recepción</w:t>
             </w:r>
@@ -874,28 +954,30 @@
         </w:tc>
         <w:tc>
           <w:tcPr>
-            <w:tcW w:type="dxa" w:w="2340"/>
-            <w:tcBorders>
-              <w:top w:val="single" w:color="BBBBBB" w:sz="4"/>
-              <w:left w:val="single" w:color="BBBBBB" w:sz="4"/>
-              <w:bottom w:val="single" w:color="BBBBBB" w:sz="4"/>
-              <w:right w:val="single" w:color="BBBBBB" w:sz="4"/>
-            </w:tcBorders>
-            <w:tcMar>
-              <w:top w:type="dxa" w:w="60"/>
-              <w:left w:type="dxa" w:w="100"/>
-              <w:bottom w:type="dxa" w:w="60"/>
-              <w:right w:type="dxa" w:w="100"/>
-            </w:tcMar>
-          </w:tcPr>
-          <w:p>
-            <w:r>
-              <w:rPr>
-                <w:rFonts w:ascii="Calibri" w:cs="Calibri" w:eastAsia="Calibri" w:hAnsi="Calibri"/>
-                <w:b w:val="false"/>
-                <w:bCs w:val="false"/>
-                <w:sz w:val="19"/>
-                <w:szCs w:val="19"/>
+            <w:tcW w:type="dxa" w:w="1689"/>
+            <w:tcBorders>
+              <w:top w:val="single" w:color="C9D6D3" w:sz="4"/>
+              <w:left w:val="single" w:color="C9D6D3" w:sz="4"/>
+              <w:bottom w:val="single" w:color="C9D6D3" w:sz="4"/>
+              <w:right w:val="single" w:color="C9D6D3" w:sz="4"/>
+            </w:tcBorders>
+            <w:tcMar>
+              <w:top w:type="dxa" w:w="60"/>
+              <w:left w:type="dxa" w:w="100"/>
+              <w:bottom w:type="dxa" w:w="60"/>
+              <w:right w:type="dxa" w:w="100"/>
+            </w:tcMar>
+          </w:tcPr>
+          <w:p>
+            <w:pPr>
+              <w:spacing w:after="40"/>
+              <w:jc w:val="left"/>
+            </w:pPr>
+            <w:r>
+              <w:rPr>
+                <w:rFonts w:ascii="Calibri" w:cs="Calibri" w:eastAsia="Calibri" w:hAnsi="Calibri"/>
+                <w:sz w:val="18"/>
+                <w:szCs w:val="18"/>
               </w:rPr>
               <w:t xml:space="preserve">Paciente (o su representante)</w:t>
             </w:r>
@@ -903,28 +985,30 @@
         </w:tc>
         <w:tc>
           <w:tcPr>
-            <w:tcW w:type="dxa" w:w="2340"/>
-            <w:tcBorders>
-              <w:top w:val="single" w:color="BBBBBB" w:sz="4"/>
-              <w:left w:val="single" w:color="BBBBBB" w:sz="4"/>
-              <w:bottom w:val="single" w:color="BBBBBB" w:sz="4"/>
-              <w:right w:val="single" w:color="BBBBBB" w:sz="4"/>
-            </w:tcBorders>
-            <w:tcMar>
-              <w:top w:type="dxa" w:w="60"/>
-              <w:left w:type="dxa" w:w="100"/>
-              <w:bottom w:type="dxa" w:w="60"/>
-              <w:right w:type="dxa" w:w="100"/>
-            </w:tcMar>
-          </w:tcPr>
-          <w:p>
-            <w:r>
-              <w:rPr>
-                <w:rFonts w:ascii="Calibri" w:cs="Calibri" w:eastAsia="Calibri" w:hAnsi="Calibri"/>
-                <w:b w:val="false"/>
-                <w:bCs w:val="false"/>
-                <w:sz w:val="19"/>
-                <w:szCs w:val="19"/>
+            <w:tcW w:type="dxa" w:w="3879"/>
+            <w:tcBorders>
+              <w:top w:val="single" w:color="C9D6D3" w:sz="4"/>
+              <w:left w:val="single" w:color="C9D6D3" w:sz="4"/>
+              <w:bottom w:val="single" w:color="C9D6D3" w:sz="4"/>
+              <w:right w:val="single" w:color="C9D6D3" w:sz="4"/>
+            </w:tcBorders>
+            <w:tcMar>
+              <w:top w:type="dxa" w:w="60"/>
+              <w:left w:type="dxa" w:w="100"/>
+              <w:bottom w:type="dxa" w:w="60"/>
+              <w:right w:type="dxa" w:w="100"/>
+            </w:tcMar>
+          </w:tcPr>
+          <w:p>
+            <w:pPr>
+              <w:spacing w:after="40"/>
+              <w:jc w:val="left"/>
+            </w:pPr>
+            <w:r>
+              <w:rPr>
+                <w:rFonts w:ascii="Calibri" w:cs="Calibri" w:eastAsia="Calibri" w:hAnsi="Calibri"/>
+                <w:sz w:val="18"/>
+                <w:szCs w:val="18"/>
               </w:rPr>
               <w:t xml:space="preserve">Crea la solicitud desde el portal. Se calcula el plazo y el nivel de verificación requerido</w:t>
             </w:r>
@@ -932,28 +1016,32 @@
         </w:tc>
         <w:tc>
           <w:tcPr>
-            <w:tcW w:type="dxa" w:w="2340"/>
-            <w:tcBorders>
-              <w:top w:val="single" w:color="BBBBBB" w:sz="4"/>
-              <w:left w:val="single" w:color="BBBBBB" w:sz="4"/>
-              <w:bottom w:val="single" w:color="BBBBBB" w:sz="4"/>
-              <w:right w:val="single" w:color="BBBBBB" w:sz="4"/>
-            </w:tcBorders>
-            <w:tcMar>
-              <w:top w:type="dxa" w:w="60"/>
-              <w:left w:type="dxa" w:w="100"/>
-              <w:bottom w:type="dxa" w:w="60"/>
-              <w:right w:type="dxa" w:w="100"/>
-            </w:tcMar>
-          </w:tcPr>
-          <w:p>
+            <w:tcW w:type="dxa" w:w="3612"/>
+            <w:tcBorders>
+              <w:top w:val="single" w:color="C9D6D3" w:sz="4"/>
+              <w:left w:val="single" w:color="C9D6D3" w:sz="4"/>
+              <w:bottom w:val="single" w:color="C9D6D3" w:sz="4"/>
+              <w:right w:val="single" w:color="C9D6D3" w:sz="4"/>
+            </w:tcBorders>
+            <w:tcMar>
+              <w:top w:type="dxa" w:w="60"/>
+              <w:left w:type="dxa" w:w="100"/>
+              <w:bottom w:type="dxa" w:w="60"/>
+              <w:right w:type="dxa" w:w="100"/>
+            </w:tcMar>
+          </w:tcPr>
+          <w:p>
+            <w:pPr>
+              <w:spacing w:after="40"/>
+              <w:jc w:val="left"/>
+            </w:pPr>
             <w:r>
               <w:rPr>
                 <w:rFonts w:ascii="Consolas" w:cs="Consolas" w:eastAsia="Consolas" w:hAnsi="Consolas"/>
                 <w:b w:val="false"/>
                 <w:bCs w:val="false"/>
-                <w:sz w:val="19"/>
-                <w:szCs w:val="19"/>
+                <w:sz w:val="16"/>
+                <w:szCs w:val="16"/>
               </w:rPr>
               <w:t xml:space="preserve">DERECHO_SOLICITUD</w:t>
             </w:r>
@@ -962,32 +1050,35 @@
       </w:tr>
       <w:tr>
         <w:trPr>
+          <w:cantSplit/>
           <w:tblHeader w:val="off"/>
         </w:trPr>
         <w:tc>
           <w:tcPr>
-            <w:tcW w:type="dxa" w:w="2340"/>
-            <w:tcBorders>
-              <w:top w:val="single" w:color="BBBBBB" w:sz="4"/>
-              <w:left w:val="single" w:color="BBBBBB" w:sz="4"/>
-              <w:bottom w:val="single" w:color="BBBBBB" w:sz="4"/>
-              <w:right w:val="single" w:color="BBBBBB" w:sz="4"/>
-            </w:tcBorders>
-            <w:tcMar>
-              <w:top w:type="dxa" w:w="60"/>
-              <w:left w:type="dxa" w:w="100"/>
-              <w:bottom w:type="dxa" w:w="60"/>
-              <w:right w:type="dxa" w:w="100"/>
-            </w:tcMar>
-          </w:tcPr>
-          <w:p>
-            <w:r>
-              <w:rPr>
-                <w:rFonts w:ascii="Calibri" w:cs="Calibri" w:eastAsia="Calibri" w:hAnsi="Calibri"/>
-                <w:b w:val="false"/>
-                <w:bCs w:val="false"/>
-                <w:sz w:val="19"/>
-                <w:szCs w:val="19"/>
+            <w:tcW w:type="dxa" w:w="900"/>
+            <w:tcBorders>
+              <w:top w:val="single" w:color="C9D6D3" w:sz="4"/>
+              <w:left w:val="single" w:color="C9D6D3" w:sz="4"/>
+              <w:bottom w:val="single" w:color="C9D6D3" w:sz="4"/>
+              <w:right w:val="single" w:color="C9D6D3" w:sz="4"/>
+            </w:tcBorders>
+            <w:tcMar>
+              <w:top w:type="dxa" w:w="60"/>
+              <w:left w:type="dxa" w:w="100"/>
+              <w:bottom w:type="dxa" w:w="60"/>
+              <w:right w:type="dxa" w:w="100"/>
+            </w:tcMar>
+          </w:tcPr>
+          <w:p>
+            <w:pPr>
+              <w:spacing w:after="40"/>
+              <w:jc w:val="left"/>
+            </w:pPr>
+            <w:r>
+              <w:rPr>
+                <w:rFonts w:ascii="Calibri" w:cs="Calibri" w:eastAsia="Calibri" w:hAnsi="Calibri"/>
+                <w:sz w:val="18"/>
+                <w:szCs w:val="18"/>
               </w:rPr>
               <w:t xml:space="preserve">Verificación</w:t>
             </w:r>
@@ -995,28 +1086,30 @@
         </w:tc>
         <w:tc>
           <w:tcPr>
-            <w:tcW w:type="dxa" w:w="2340"/>
-            <w:tcBorders>
-              <w:top w:val="single" w:color="BBBBBB" w:sz="4"/>
-              <w:left w:val="single" w:color="BBBBBB" w:sz="4"/>
-              <w:bottom w:val="single" w:color="BBBBBB" w:sz="4"/>
-              <w:right w:val="single" w:color="BBBBBB" w:sz="4"/>
-            </w:tcBorders>
-            <w:tcMar>
-              <w:top w:type="dxa" w:w="60"/>
-              <w:left w:type="dxa" w:w="100"/>
-              <w:bottom w:type="dxa" w:w="60"/>
-              <w:right w:type="dxa" w:w="100"/>
-            </w:tcMar>
-          </w:tcPr>
-          <w:p>
-            <w:r>
-              <w:rPr>
-                <w:rFonts w:ascii="Calibri" w:cs="Calibri" w:eastAsia="Calibri" w:hAnsi="Calibri"/>
-                <w:b w:val="false"/>
-                <w:bCs w:val="false"/>
-                <w:sz w:val="19"/>
-                <w:szCs w:val="19"/>
+            <w:tcW w:type="dxa" w:w="1689"/>
+            <w:tcBorders>
+              <w:top w:val="single" w:color="C9D6D3" w:sz="4"/>
+              <w:left w:val="single" w:color="C9D6D3" w:sz="4"/>
+              <w:bottom w:val="single" w:color="C9D6D3" w:sz="4"/>
+              <w:right w:val="single" w:color="C9D6D3" w:sz="4"/>
+            </w:tcBorders>
+            <w:tcMar>
+              <w:top w:type="dxa" w:w="60"/>
+              <w:left w:type="dxa" w:w="100"/>
+              <w:bottom w:type="dxa" w:w="60"/>
+              <w:right w:type="dxa" w:w="100"/>
+            </w:tcMar>
+          </w:tcPr>
+          <w:p>
+            <w:pPr>
+              <w:spacing w:after="40"/>
+              <w:jc w:val="left"/>
+            </w:pPr>
+            <w:r>
+              <w:rPr>
+                <w:rFonts w:ascii="Calibri" w:cs="Calibri" w:eastAsia="Calibri" w:hAnsi="Calibri"/>
+                <w:sz w:val="18"/>
+                <w:szCs w:val="18"/>
               </w:rPr>
               <w:t xml:space="preserve">Paciente</w:t>
             </w:r>
@@ -1024,28 +1117,30 @@
         </w:tc>
         <w:tc>
           <w:tcPr>
-            <w:tcW w:type="dxa" w:w="2340"/>
-            <w:tcBorders>
-              <w:top w:val="single" w:color="BBBBBB" w:sz="4"/>
-              <w:left w:val="single" w:color="BBBBBB" w:sz="4"/>
-              <w:bottom w:val="single" w:color="BBBBBB" w:sz="4"/>
-              <w:right w:val="single" w:color="BBBBBB" w:sz="4"/>
-            </w:tcBorders>
-            <w:tcMar>
-              <w:top w:type="dxa" w:w="60"/>
-              <w:left w:type="dxa" w:w="100"/>
-              <w:bottom w:type="dxa" w:w="60"/>
-              <w:right w:type="dxa" w:w="100"/>
-            </w:tcMar>
-          </w:tcPr>
-          <w:p>
-            <w:r>
-              <w:rPr>
-                <w:rFonts w:ascii="Calibri" w:cs="Calibri" w:eastAsia="Calibri" w:hAnsi="Calibri"/>
-                <w:b w:val="false"/>
-                <w:bCs w:val="false"/>
-                <w:sz w:val="19"/>
-                <w:szCs w:val="19"/>
+            <w:tcW w:type="dxa" w:w="3879"/>
+            <w:tcBorders>
+              <w:top w:val="single" w:color="C9D6D3" w:sz="4"/>
+              <w:left w:val="single" w:color="C9D6D3" w:sz="4"/>
+              <w:bottom w:val="single" w:color="C9D6D3" w:sz="4"/>
+              <w:right w:val="single" w:color="C9D6D3" w:sz="4"/>
+            </w:tcBorders>
+            <w:tcMar>
+              <w:top w:type="dxa" w:w="60"/>
+              <w:left w:type="dxa" w:w="100"/>
+              <w:bottom w:type="dxa" w:w="60"/>
+              <w:right w:type="dxa" w:w="100"/>
+            </w:tcMar>
+          </w:tcPr>
+          <w:p>
+            <w:pPr>
+              <w:spacing w:after="40"/>
+              <w:jc w:val="left"/>
+            </w:pPr>
+            <w:r>
+              <w:rPr>
+                <w:rFonts w:ascii="Calibri" w:cs="Calibri" w:eastAsia="Calibri" w:hAnsi="Calibri"/>
+                <w:sz w:val="18"/>
+                <w:szCs w:val="18"/>
               </w:rPr>
               <w:t xml:space="preserve">Confirma su identidad según el nivel (sección 3)</w:t>
             </w:r>
@@ -1053,28 +1148,32 @@
         </w:tc>
         <w:tc>
           <w:tcPr>
-            <w:tcW w:type="dxa" w:w="2340"/>
-            <w:tcBorders>
-              <w:top w:val="single" w:color="BBBBBB" w:sz="4"/>
-              <w:left w:val="single" w:color="BBBBBB" w:sz="4"/>
-              <w:bottom w:val="single" w:color="BBBBBB" w:sz="4"/>
-              <w:right w:val="single" w:color="BBBBBB" w:sz="4"/>
-            </w:tcBorders>
-            <w:tcMar>
-              <w:top w:type="dxa" w:w="60"/>
-              <w:left w:type="dxa" w:w="100"/>
-              <w:bottom w:type="dxa" w:w="60"/>
-              <w:right w:type="dxa" w:w="100"/>
-            </w:tcMar>
-          </w:tcPr>
-          <w:p>
+            <w:tcW w:type="dxa" w:w="3612"/>
+            <w:tcBorders>
+              <w:top w:val="single" w:color="C9D6D3" w:sz="4"/>
+              <w:left w:val="single" w:color="C9D6D3" w:sz="4"/>
+              <w:bottom w:val="single" w:color="C9D6D3" w:sz="4"/>
+              <w:right w:val="single" w:color="C9D6D3" w:sz="4"/>
+            </w:tcBorders>
+            <w:tcMar>
+              <w:top w:type="dxa" w:w="60"/>
+              <w:left w:type="dxa" w:w="100"/>
+              <w:bottom w:type="dxa" w:w="60"/>
+              <w:right w:type="dxa" w:w="100"/>
+            </w:tcMar>
+          </w:tcPr>
+          <w:p>
+            <w:pPr>
+              <w:spacing w:after="40"/>
+              <w:jc w:val="left"/>
+            </w:pPr>
             <w:r>
               <w:rPr>
                 <w:rFonts w:ascii="Consolas" w:cs="Consolas" w:eastAsia="Consolas" w:hAnsi="Consolas"/>
                 <w:b w:val="false"/>
                 <w:bCs w:val="false"/>
-                <w:sz w:val="19"/>
-                <w:szCs w:val="19"/>
+                <w:sz w:val="16"/>
+                <w:szCs w:val="16"/>
               </w:rPr>
               <w:t xml:space="preserve">DERECHO_VERIFICACION</w:t>
             </w:r>
@@ -1083,32 +1182,35 @@
       </w:tr>
       <w:tr>
         <w:trPr>
+          <w:cantSplit/>
           <w:tblHeader w:val="off"/>
         </w:trPr>
         <w:tc>
           <w:tcPr>
-            <w:tcW w:type="dxa" w:w="2340"/>
-            <w:tcBorders>
-              <w:top w:val="single" w:color="BBBBBB" w:sz="4"/>
-              <w:left w:val="single" w:color="BBBBBB" w:sz="4"/>
-              <w:bottom w:val="single" w:color="BBBBBB" w:sz="4"/>
-              <w:right w:val="single" w:color="BBBBBB" w:sz="4"/>
-            </w:tcBorders>
-            <w:tcMar>
-              <w:top w:type="dxa" w:w="60"/>
-              <w:left w:type="dxa" w:w="100"/>
-              <w:bottom w:type="dxa" w:w="60"/>
-              <w:right w:type="dxa" w:w="100"/>
-            </w:tcMar>
-          </w:tcPr>
-          <w:p>
-            <w:r>
-              <w:rPr>
-                <w:rFonts w:ascii="Calibri" w:cs="Calibri" w:eastAsia="Calibri" w:hAnsi="Calibri"/>
-                <w:b w:val="false"/>
-                <w:bCs w:val="false"/>
-                <w:sz w:val="19"/>
-                <w:szCs w:val="19"/>
+            <w:tcW w:type="dxa" w:w="900"/>
+            <w:tcBorders>
+              <w:top w:val="single" w:color="C9D6D3" w:sz="4"/>
+              <w:left w:val="single" w:color="C9D6D3" w:sz="4"/>
+              <w:bottom w:val="single" w:color="C9D6D3" w:sz="4"/>
+              <w:right w:val="single" w:color="C9D6D3" w:sz="4"/>
+            </w:tcBorders>
+            <w:tcMar>
+              <w:top w:type="dxa" w:w="60"/>
+              <w:left w:type="dxa" w:w="100"/>
+              <w:bottom w:type="dxa" w:w="60"/>
+              <w:right w:type="dxa" w:w="100"/>
+            </w:tcMar>
+          </w:tcPr>
+          <w:p>
+            <w:pPr>
+              <w:spacing w:after="40"/>
+              <w:jc w:val="left"/>
+            </w:pPr>
+            <w:r>
+              <w:rPr>
+                <w:rFonts w:ascii="Calibri" w:cs="Calibri" w:eastAsia="Calibri" w:hAnsi="Calibri"/>
+                <w:sz w:val="18"/>
+                <w:szCs w:val="18"/>
               </w:rPr>
               <w:t xml:space="preserve">Evaluación</w:t>
             </w:r>
@@ -1116,28 +1218,30 @@
         </w:tc>
         <w:tc>
           <w:tcPr>
-            <w:tcW w:type="dxa" w:w="2340"/>
-            <w:tcBorders>
-              <w:top w:val="single" w:color="BBBBBB" w:sz="4"/>
-              <w:left w:val="single" w:color="BBBBBB" w:sz="4"/>
-              <w:bottom w:val="single" w:color="BBBBBB" w:sz="4"/>
-              <w:right w:val="single" w:color="BBBBBB" w:sz="4"/>
-            </w:tcBorders>
-            <w:tcMar>
-              <w:top w:type="dxa" w:w="60"/>
-              <w:left w:type="dxa" w:w="100"/>
-              <w:bottom w:type="dxa" w:w="60"/>
-              <w:right w:type="dxa" w:w="100"/>
-            </w:tcMar>
-          </w:tcPr>
-          <w:p>
-            <w:r>
-              <w:rPr>
-                <w:rFonts w:ascii="Calibri" w:cs="Calibri" w:eastAsia="Calibri" w:hAnsi="Calibri"/>
-                <w:b w:val="false"/>
-                <w:bCs w:val="false"/>
-                <w:sz w:val="19"/>
-                <w:szCs w:val="19"/>
+            <w:tcW w:type="dxa" w:w="1689"/>
+            <w:tcBorders>
+              <w:top w:val="single" w:color="C9D6D3" w:sz="4"/>
+              <w:left w:val="single" w:color="C9D6D3" w:sz="4"/>
+              <w:bottom w:val="single" w:color="C9D6D3" w:sz="4"/>
+              <w:right w:val="single" w:color="C9D6D3" w:sz="4"/>
+            </w:tcBorders>
+            <w:tcMar>
+              <w:top w:type="dxa" w:w="60"/>
+              <w:left w:type="dxa" w:w="100"/>
+              <w:bottom w:type="dxa" w:w="60"/>
+              <w:right w:type="dxa" w:w="100"/>
+            </w:tcMar>
+          </w:tcPr>
+          <w:p>
+            <w:pPr>
+              <w:spacing w:after="40"/>
+              <w:jc w:val="left"/>
+            </w:pPr>
+            <w:r>
+              <w:rPr>
+                <w:rFonts w:ascii="Calibri" w:cs="Calibri" w:eastAsia="Calibri" w:hAnsi="Calibri"/>
+                <w:sz w:val="18"/>
+                <w:szCs w:val="18"/>
               </w:rPr>
               <w:t xml:space="preserve">Encargado de privacidad</w:t>
             </w:r>
@@ -1145,28 +1249,30 @@
         </w:tc>
         <w:tc>
           <w:tcPr>
-            <w:tcW w:type="dxa" w:w="2340"/>
-            <w:tcBorders>
-              <w:top w:val="single" w:color="BBBBBB" w:sz="4"/>
-              <w:left w:val="single" w:color="BBBBBB" w:sz="4"/>
-              <w:bottom w:val="single" w:color="BBBBBB" w:sz="4"/>
-              <w:right w:val="single" w:color="BBBBBB" w:sz="4"/>
-            </w:tcBorders>
-            <w:tcMar>
-              <w:top w:type="dxa" w:w="60"/>
-              <w:left w:type="dxa" w:w="100"/>
-              <w:bottom w:type="dxa" w:w="60"/>
-              <w:right w:type="dxa" w:w="100"/>
-            </w:tcMar>
-          </w:tcPr>
-          <w:p>
-            <w:r>
-              <w:rPr>
-                <w:rFonts w:ascii="Calibri" w:cs="Calibri" w:eastAsia="Calibri" w:hAnsi="Calibri"/>
-                <w:b w:val="false"/>
-                <w:bCs w:val="false"/>
-                <w:sz w:val="19"/>
-                <w:szCs w:val="19"/>
+            <w:tcW w:type="dxa" w:w="3879"/>
+            <w:tcBorders>
+              <w:top w:val="single" w:color="C9D6D3" w:sz="4"/>
+              <w:left w:val="single" w:color="C9D6D3" w:sz="4"/>
+              <w:bottom w:val="single" w:color="C9D6D3" w:sz="4"/>
+              <w:right w:val="single" w:color="C9D6D3" w:sz="4"/>
+            </w:tcBorders>
+            <w:tcMar>
+              <w:top w:type="dxa" w:w="60"/>
+              <w:left w:type="dxa" w:w="100"/>
+              <w:bottom w:type="dxa" w:w="60"/>
+              <w:right w:type="dxa" w:w="100"/>
+            </w:tcMar>
+          </w:tcPr>
+          <w:p>
+            <w:pPr>
+              <w:spacing w:after="40"/>
+              <w:jc w:val="left"/>
+            </w:pPr>
+            <w:r>
+              <w:rPr>
+                <w:rFonts w:ascii="Calibri" w:cs="Calibri" w:eastAsia="Calibri" w:hAnsi="Calibri"/>
+                <w:sz w:val="18"/>
+                <w:szCs w:val="18"/>
               </w:rPr>
               <w:t xml:space="preserve">Revisa la solicitud con códigos seudónimos</w:t>
             </w:r>
@@ -1174,28 +1280,32 @@
         </w:tc>
         <w:tc>
           <w:tcPr>
-            <w:tcW w:type="dxa" w:w="2340"/>
-            <w:tcBorders>
-              <w:top w:val="single" w:color="BBBBBB" w:sz="4"/>
-              <w:left w:val="single" w:color="BBBBBB" w:sz="4"/>
-              <w:bottom w:val="single" w:color="BBBBBB" w:sz="4"/>
-              <w:right w:val="single" w:color="BBBBBB" w:sz="4"/>
-            </w:tcBorders>
-            <w:tcMar>
-              <w:top w:type="dxa" w:w="60"/>
-              <w:left w:type="dxa" w:w="100"/>
-              <w:bottom w:type="dxa" w:w="60"/>
-              <w:right w:type="dxa" w:w="100"/>
-            </w:tcMar>
-          </w:tcPr>
-          <w:p>
+            <w:tcW w:type="dxa" w:w="3612"/>
+            <w:tcBorders>
+              <w:top w:val="single" w:color="C9D6D3" w:sz="4"/>
+              <w:left w:val="single" w:color="C9D6D3" w:sz="4"/>
+              <w:bottom w:val="single" w:color="C9D6D3" w:sz="4"/>
+              <w:right w:val="single" w:color="C9D6D3" w:sz="4"/>
+            </w:tcBorders>
+            <w:tcMar>
+              <w:top w:type="dxa" w:w="60"/>
+              <w:left w:type="dxa" w:w="100"/>
+              <w:bottom w:type="dxa" w:w="60"/>
+              <w:right w:type="dxa" w:w="100"/>
+            </w:tcMar>
+          </w:tcPr>
+          <w:p>
+            <w:pPr>
+              <w:spacing w:after="40"/>
+              <w:jc w:val="left"/>
+            </w:pPr>
             <w:r>
               <w:rPr>
                 <w:rFonts w:ascii="Consolas" w:cs="Consolas" w:eastAsia="Consolas" w:hAnsi="Consolas"/>
                 <w:b w:val="false"/>
                 <w:bCs w:val="false"/>
-                <w:sz w:val="19"/>
-                <w:szCs w:val="19"/>
+                <w:sz w:val="16"/>
+                <w:szCs w:val="16"/>
               </w:rPr>
               <w:t xml:space="preserve">DERECHO_RESOLUCION</w:t>
             </w:r>
@@ -1204,32 +1314,35 @@
       </w:tr>
       <w:tr>
         <w:trPr>
+          <w:cantSplit/>
           <w:tblHeader w:val="off"/>
         </w:trPr>
         <w:tc>
           <w:tcPr>
-            <w:tcW w:type="dxa" w:w="2340"/>
-            <w:tcBorders>
-              <w:top w:val="single" w:color="BBBBBB" w:sz="4"/>
-              <w:left w:val="single" w:color="BBBBBB" w:sz="4"/>
-              <w:bottom w:val="single" w:color="BBBBBB" w:sz="4"/>
-              <w:right w:val="single" w:color="BBBBBB" w:sz="4"/>
-            </w:tcBorders>
-            <w:tcMar>
-              <w:top w:type="dxa" w:w="60"/>
-              <w:left w:type="dxa" w:w="100"/>
-              <w:bottom w:type="dxa" w:w="60"/>
-              <w:right w:type="dxa" w:w="100"/>
-            </w:tcMar>
-          </w:tcPr>
-          <w:p>
-            <w:r>
-              <w:rPr>
-                <w:rFonts w:ascii="Calibri" w:cs="Calibri" w:eastAsia="Calibri" w:hAnsi="Calibri"/>
-                <w:b w:val="false"/>
-                <w:bCs w:val="false"/>
-                <w:sz w:val="19"/>
-                <w:szCs w:val="19"/>
+            <w:tcW w:type="dxa" w:w="900"/>
+            <w:tcBorders>
+              <w:top w:val="single" w:color="C9D6D3" w:sz="4"/>
+              <w:left w:val="single" w:color="C9D6D3" w:sz="4"/>
+              <w:bottom w:val="single" w:color="C9D6D3" w:sz="4"/>
+              <w:right w:val="single" w:color="C9D6D3" w:sz="4"/>
+            </w:tcBorders>
+            <w:tcMar>
+              <w:top w:type="dxa" w:w="60"/>
+              <w:left w:type="dxa" w:w="100"/>
+              <w:bottom w:type="dxa" w:w="60"/>
+              <w:right w:type="dxa" w:w="100"/>
+            </w:tcMar>
+          </w:tcPr>
+          <w:p>
+            <w:pPr>
+              <w:spacing w:after="40"/>
+              <w:jc w:val="left"/>
+            </w:pPr>
+            <w:r>
+              <w:rPr>
+                <w:rFonts w:ascii="Calibri" w:cs="Calibri" w:eastAsia="Calibri" w:hAnsi="Calibri"/>
+                <w:sz w:val="18"/>
+                <w:szCs w:val="18"/>
               </w:rPr>
               <w:t xml:space="preserve">Resolución</w:t>
             </w:r>
@@ -1237,28 +1350,30 @@
         </w:tc>
         <w:tc>
           <w:tcPr>
-            <w:tcW w:type="dxa" w:w="2340"/>
-            <w:tcBorders>
-              <w:top w:val="single" w:color="BBBBBB" w:sz="4"/>
-              <w:left w:val="single" w:color="BBBBBB" w:sz="4"/>
-              <w:bottom w:val="single" w:color="BBBBBB" w:sz="4"/>
-              <w:right w:val="single" w:color="BBBBBB" w:sz="4"/>
-            </w:tcBorders>
-            <w:tcMar>
-              <w:top w:type="dxa" w:w="60"/>
-              <w:left w:type="dxa" w:w="100"/>
-              <w:bottom w:type="dxa" w:w="60"/>
-              <w:right w:type="dxa" w:w="100"/>
-            </w:tcMar>
-          </w:tcPr>
-          <w:p>
-            <w:r>
-              <w:rPr>
-                <w:rFonts w:ascii="Calibri" w:cs="Calibri" w:eastAsia="Calibri" w:hAnsi="Calibri"/>
-                <w:b w:val="false"/>
-                <w:bCs w:val="false"/>
-                <w:sz w:val="19"/>
-                <w:szCs w:val="19"/>
+            <w:tcW w:type="dxa" w:w="1689"/>
+            <w:tcBorders>
+              <w:top w:val="single" w:color="C9D6D3" w:sz="4"/>
+              <w:left w:val="single" w:color="C9D6D3" w:sz="4"/>
+              <w:bottom w:val="single" w:color="C9D6D3" w:sz="4"/>
+              <w:right w:val="single" w:color="C9D6D3" w:sz="4"/>
+            </w:tcBorders>
+            <w:tcMar>
+              <w:top w:type="dxa" w:w="60"/>
+              <w:left w:type="dxa" w:w="100"/>
+              <w:bottom w:type="dxa" w:w="60"/>
+              <w:right w:type="dxa" w:w="100"/>
+            </w:tcMar>
+          </w:tcPr>
+          <w:p>
+            <w:pPr>
+              <w:spacing w:after="40"/>
+              <w:jc w:val="left"/>
+            </w:pPr>
+            <w:r>
+              <w:rPr>
+                <w:rFonts w:ascii="Calibri" w:cs="Calibri" w:eastAsia="Calibri" w:hAnsi="Calibri"/>
+                <w:sz w:val="18"/>
+                <w:szCs w:val="18"/>
               </w:rPr>
               <w:t xml:space="preserve">Encargado de privacidad</w:t>
             </w:r>
@@ -1266,48 +1381,48 @@
         </w:tc>
         <w:tc>
           <w:tcPr>
-            <w:tcW w:type="dxa" w:w="2340"/>
-            <w:tcBorders>
-              <w:top w:val="single" w:color="BBBBBB" w:sz="4"/>
-              <w:left w:val="single" w:color="BBBBBB" w:sz="4"/>
-              <w:bottom w:val="single" w:color="BBBBBB" w:sz="4"/>
-              <w:right w:val="single" w:color="BBBBBB" w:sz="4"/>
-            </w:tcBorders>
-            <w:tcMar>
-              <w:top w:type="dxa" w:w="60"/>
-              <w:left w:type="dxa" w:w="100"/>
-              <w:bottom w:type="dxa" w:w="60"/>
-              <w:right w:type="dxa" w:w="100"/>
-            </w:tcMar>
-          </w:tcPr>
-          <w:p>
-            <w:r>
-              <w:rPr>
-                <w:rFonts w:ascii="Calibri" w:cs="Calibri" w:eastAsia="Calibri" w:hAnsi="Calibri"/>
-                <w:b w:val="false"/>
-                <w:bCs w:val="false"/>
-                <w:sz w:val="19"/>
-                <w:szCs w:val="19"/>
+            <w:tcW w:type="dxa" w:w="3879"/>
+            <w:tcBorders>
+              <w:top w:val="single" w:color="C9D6D3" w:sz="4"/>
+              <w:left w:val="single" w:color="C9D6D3" w:sz="4"/>
+              <w:bottom w:val="single" w:color="C9D6D3" w:sz="4"/>
+              <w:right w:val="single" w:color="C9D6D3" w:sz="4"/>
+            </w:tcBorders>
+            <w:tcMar>
+              <w:top w:type="dxa" w:w="60"/>
+              <w:left w:type="dxa" w:w="100"/>
+              <w:bottom w:type="dxa" w:w="60"/>
+              <w:right w:type="dxa" w:w="100"/>
+            </w:tcMar>
+          </w:tcPr>
+          <w:p>
+            <w:pPr>
+              <w:spacing w:after="40"/>
+              <w:jc w:val="left"/>
+            </w:pPr>
+            <w:r>
+              <w:rPr>
+                <w:rFonts w:ascii="Calibri" w:cs="Calibri" w:eastAsia="Calibri" w:hAnsi="Calibri"/>
+                <w:sz w:val="18"/>
+                <w:szCs w:val="18"/>
               </w:rPr>
               <w:t xml:space="preserve">Acoge, acoge parcialmente o rechaza </w:t>
             </w:r>
             <w:r>
               <w:rPr>
                 <w:rFonts w:ascii="Calibri" w:cs="Calibri" w:eastAsia="Calibri" w:hAnsi="Calibri"/>
-                <w:b w:val="false"/>
-                <w:bCs w:val="false"/>
-                <w:sz w:val="19"/>
-                <w:szCs w:val="19"/>
+                <w:b/>
+                <w:bCs/>
+                <w:sz w:val="18"/>
+                <w:szCs w:val="18"/>
               </w:rPr>
               <w:t xml:space="preserve">con fundamento</w:t>
             </w:r>
             <w:r>
               <w:rPr>
                 <w:rFonts w:ascii="Calibri" w:cs="Calibri" w:eastAsia="Calibri" w:hAnsi="Calibri"/>
-                <w:b w:val="false"/>
-                <w:bCs w:val="false"/>
-                <w:sz w:val="19"/>
-                <w:szCs w:val="19"/>
+                <w:sz w:val="18"/>
+                <w:szCs w:val="18"/>
               </w:rPr>
               <w:t xml:space="preserve">; el sistema ejecuta lo acogido</w:t>
             </w:r>
@@ -1315,38 +1430,40 @@
         </w:tc>
         <w:tc>
           <w:tcPr>
-            <w:tcW w:type="dxa" w:w="2340"/>
-            <w:tcBorders>
-              <w:top w:val="single" w:color="BBBBBB" w:sz="4"/>
-              <w:left w:val="single" w:color="BBBBBB" w:sz="4"/>
-              <w:bottom w:val="single" w:color="BBBBBB" w:sz="4"/>
-              <w:right w:val="single" w:color="BBBBBB" w:sz="4"/>
-            </w:tcBorders>
-            <w:tcMar>
-              <w:top w:type="dxa" w:w="60"/>
-              <w:left w:type="dxa" w:w="100"/>
-              <w:bottom w:type="dxa" w:w="60"/>
-              <w:right w:type="dxa" w:w="100"/>
-            </w:tcMar>
-          </w:tcPr>
-          <w:p>
+            <w:tcW w:type="dxa" w:w="3612"/>
+            <w:tcBorders>
+              <w:top w:val="single" w:color="C9D6D3" w:sz="4"/>
+              <w:left w:val="single" w:color="C9D6D3" w:sz="4"/>
+              <w:bottom w:val="single" w:color="C9D6D3" w:sz="4"/>
+              <w:right w:val="single" w:color="C9D6D3" w:sz="4"/>
+            </w:tcBorders>
+            <w:tcMar>
+              <w:top w:type="dxa" w:w="60"/>
+              <w:left w:type="dxa" w:w="100"/>
+              <w:bottom w:type="dxa" w:w="60"/>
+              <w:right w:type="dxa" w:w="100"/>
+            </w:tcMar>
+          </w:tcPr>
+          <w:p>
+            <w:pPr>
+              <w:spacing w:after="40"/>
+              <w:jc w:val="left"/>
+            </w:pPr>
             <w:r>
               <w:rPr>
                 <w:rFonts w:ascii="Consolas" w:cs="Consolas" w:eastAsia="Consolas" w:hAnsi="Consolas"/>
                 <w:b w:val="false"/>
                 <w:bCs w:val="false"/>
-                <w:sz w:val="19"/>
-                <w:szCs w:val="19"/>
+                <w:sz w:val="16"/>
+                <w:szCs w:val="16"/>
               </w:rPr>
               <w:t xml:space="preserve">RECTIFICACION</w:t>
             </w:r>
             <w:r>
               <w:rPr>
                 <w:rFonts w:ascii="Calibri" w:cs="Calibri" w:eastAsia="Calibri" w:hAnsi="Calibri"/>
-                <w:b w:val="false"/>
-                <w:bCs w:val="false"/>
-                <w:sz w:val="19"/>
-                <w:szCs w:val="19"/>
+                <w:sz w:val="18"/>
+                <w:szCs w:val="18"/>
               </w:rPr>
               <w:t xml:space="preserve">, </w:t>
             </w:r>
@@ -1355,18 +1472,16 @@
                 <w:rFonts w:ascii="Consolas" w:cs="Consolas" w:eastAsia="Consolas" w:hAnsi="Consolas"/>
                 <w:b w:val="false"/>
                 <w:bCs w:val="false"/>
-                <w:sz w:val="19"/>
-                <w:szCs w:val="19"/>
+                <w:sz w:val="16"/>
+                <w:szCs w:val="16"/>
               </w:rPr>
               <w:t xml:space="preserve">SUPRESION</w:t>
             </w:r>
             <w:r>
               <w:rPr>
                 <w:rFonts w:ascii="Calibri" w:cs="Calibri" w:eastAsia="Calibri" w:hAnsi="Calibri"/>
-                <w:b w:val="false"/>
-                <w:bCs w:val="false"/>
-                <w:sz w:val="19"/>
-                <w:szCs w:val="19"/>
+                <w:sz w:val="18"/>
+                <w:szCs w:val="18"/>
               </w:rPr>
               <w:t xml:space="preserve"> o </w:t>
             </w:r>
@@ -1375,18 +1490,16 @@
                 <w:rFonts w:ascii="Consolas" w:cs="Consolas" w:eastAsia="Consolas" w:hAnsi="Consolas"/>
                 <w:b w:val="false"/>
                 <w:bCs w:val="false"/>
-                <w:sz w:val="19"/>
-                <w:szCs w:val="19"/>
+                <w:sz w:val="16"/>
+                <w:szCs w:val="16"/>
               </w:rPr>
               <w:t xml:space="preserve">EXPORTACION_DATOS</w:t>
             </w:r>
             <w:r>
               <w:rPr>
                 <w:rFonts w:ascii="Calibri" w:cs="Calibri" w:eastAsia="Calibri" w:hAnsi="Calibri"/>
-                <w:b w:val="false"/>
-                <w:bCs w:val="false"/>
-                <w:sz w:val="19"/>
-                <w:szCs w:val="19"/>
+                <w:sz w:val="18"/>
+                <w:szCs w:val="18"/>
               </w:rPr>
               <w:t xml:space="preserve"> según corresponda</w:t>
             </w:r>
@@ -1395,32 +1508,35 @@
       </w:tr>
       <w:tr>
         <w:trPr>
+          <w:cantSplit/>
           <w:tblHeader w:val="off"/>
         </w:trPr>
         <w:tc>
           <w:tcPr>
-            <w:tcW w:type="dxa" w:w="2340"/>
-            <w:tcBorders>
-              <w:top w:val="single" w:color="BBBBBB" w:sz="4"/>
-              <w:left w:val="single" w:color="BBBBBB" w:sz="4"/>
-              <w:bottom w:val="single" w:color="BBBBBB" w:sz="4"/>
-              <w:right w:val="single" w:color="BBBBBB" w:sz="4"/>
-            </w:tcBorders>
-            <w:tcMar>
-              <w:top w:type="dxa" w:w="60"/>
-              <w:left w:type="dxa" w:w="100"/>
-              <w:bottom w:type="dxa" w:w="60"/>
-              <w:right w:type="dxa" w:w="100"/>
-            </w:tcMar>
-          </w:tcPr>
-          <w:p>
-            <w:r>
-              <w:rPr>
-                <w:rFonts w:ascii="Calibri" w:cs="Calibri" w:eastAsia="Calibri" w:hAnsi="Calibri"/>
-                <w:b w:val="false"/>
-                <w:bCs w:val="false"/>
-                <w:sz w:val="19"/>
-                <w:szCs w:val="19"/>
+            <w:tcW w:type="dxa" w:w="900"/>
+            <w:tcBorders>
+              <w:top w:val="single" w:color="C9D6D3" w:sz="4"/>
+              <w:left w:val="single" w:color="C9D6D3" w:sz="4"/>
+              <w:bottom w:val="single" w:color="C9D6D3" w:sz="4"/>
+              <w:right w:val="single" w:color="C9D6D3" w:sz="4"/>
+            </w:tcBorders>
+            <w:tcMar>
+              <w:top w:type="dxa" w:w="60"/>
+              <w:left w:type="dxa" w:w="100"/>
+              <w:bottom w:type="dxa" w:w="60"/>
+              <w:right w:type="dxa" w:w="100"/>
+            </w:tcMar>
+          </w:tcPr>
+          <w:p>
+            <w:pPr>
+              <w:spacing w:after="40"/>
+              <w:jc w:val="left"/>
+            </w:pPr>
+            <w:r>
+              <w:rPr>
+                <w:rFonts w:ascii="Calibri" w:cs="Calibri" w:eastAsia="Calibri" w:hAnsi="Calibri"/>
+                <w:sz w:val="18"/>
+                <w:szCs w:val="18"/>
               </w:rPr>
               <w:t xml:space="preserve">Cierre</w:t>
             </w:r>
@@ -1428,28 +1544,30 @@
         </w:tc>
         <w:tc>
           <w:tcPr>
-            <w:tcW w:type="dxa" w:w="2340"/>
-            <w:tcBorders>
-              <w:top w:val="single" w:color="BBBBBB" w:sz="4"/>
-              <w:left w:val="single" w:color="BBBBBB" w:sz="4"/>
-              <w:bottom w:val="single" w:color="BBBBBB" w:sz="4"/>
-              <w:right w:val="single" w:color="BBBBBB" w:sz="4"/>
-            </w:tcBorders>
-            <w:tcMar>
-              <w:top w:type="dxa" w:w="60"/>
-              <w:left w:type="dxa" w:w="100"/>
-              <w:bottom w:type="dxa" w:w="60"/>
-              <w:right w:type="dxa" w:w="100"/>
-            </w:tcMar>
-          </w:tcPr>
-          <w:p>
-            <w:r>
-              <w:rPr>
-                <w:rFonts w:ascii="Calibri" w:cs="Calibri" w:eastAsia="Calibri" w:hAnsi="Calibri"/>
-                <w:b w:val="false"/>
-                <w:bCs w:val="false"/>
-                <w:sz w:val="19"/>
-                <w:szCs w:val="19"/>
+            <w:tcW w:type="dxa" w:w="1689"/>
+            <w:tcBorders>
+              <w:top w:val="single" w:color="C9D6D3" w:sz="4"/>
+              <w:left w:val="single" w:color="C9D6D3" w:sz="4"/>
+              <w:bottom w:val="single" w:color="C9D6D3" w:sz="4"/>
+              <w:right w:val="single" w:color="C9D6D3" w:sz="4"/>
+            </w:tcBorders>
+            <w:tcMar>
+              <w:top w:type="dxa" w:w="60"/>
+              <w:left w:type="dxa" w:w="100"/>
+              <w:bottom w:type="dxa" w:w="60"/>
+              <w:right w:type="dxa" w:w="100"/>
+            </w:tcMar>
+          </w:tcPr>
+          <w:p>
+            <w:pPr>
+              <w:spacing w:after="40"/>
+              <w:jc w:val="left"/>
+            </w:pPr>
+            <w:r>
+              <w:rPr>
+                <w:rFonts w:ascii="Calibri" w:cs="Calibri" w:eastAsia="Calibri" w:hAnsi="Calibri"/>
+                <w:sz w:val="18"/>
+                <w:szCs w:val="18"/>
               </w:rPr>
               <w:t xml:space="preserve">Encargado de privacidad</w:t>
             </w:r>
@@ -1457,28 +1575,30 @@
         </w:tc>
         <w:tc>
           <w:tcPr>
-            <w:tcW w:type="dxa" w:w="2340"/>
-            <w:tcBorders>
-              <w:top w:val="single" w:color="BBBBBB" w:sz="4"/>
-              <w:left w:val="single" w:color="BBBBBB" w:sz="4"/>
-              <w:bottom w:val="single" w:color="BBBBBB" w:sz="4"/>
-              <w:right w:val="single" w:color="BBBBBB" w:sz="4"/>
-            </w:tcBorders>
-            <w:tcMar>
-              <w:top w:type="dxa" w:w="60"/>
-              <w:left w:type="dxa" w:w="100"/>
-              <w:bottom w:type="dxa" w:w="60"/>
-              <w:right w:type="dxa" w:w="100"/>
-            </w:tcMar>
-          </w:tcPr>
-          <w:p>
-            <w:r>
-              <w:rPr>
-                <w:rFonts w:ascii="Calibri" w:cs="Calibri" w:eastAsia="Calibri" w:hAnsi="Calibri"/>
-                <w:b w:val="false"/>
-                <w:bCs w:val="false"/>
-                <w:sz w:val="19"/>
-                <w:szCs w:val="19"/>
+            <w:tcW w:type="dxa" w:w="3879"/>
+            <w:tcBorders>
+              <w:top w:val="single" w:color="C9D6D3" w:sz="4"/>
+              <w:left w:val="single" w:color="C9D6D3" w:sz="4"/>
+              <w:bottom w:val="single" w:color="C9D6D3" w:sz="4"/>
+              <w:right w:val="single" w:color="C9D6D3" w:sz="4"/>
+            </w:tcBorders>
+            <w:tcMar>
+              <w:top w:type="dxa" w:w="60"/>
+              <w:left w:type="dxa" w:w="100"/>
+              <w:bottom w:type="dxa" w:w="60"/>
+              <w:right w:type="dxa" w:w="100"/>
+            </w:tcMar>
+          </w:tcPr>
+          <w:p>
+            <w:pPr>
+              <w:spacing w:after="40"/>
+              <w:jc w:val="left"/>
+            </w:pPr>
+            <w:r>
+              <w:rPr>
+                <w:rFonts w:ascii="Calibri" w:cs="Calibri" w:eastAsia="Calibri" w:hAnsi="Calibri"/>
+                <w:sz w:val="18"/>
+                <w:szCs w:val="18"/>
               </w:rPr>
               <w:t xml:space="preserve">Cierra; la descarga deja de estar disponible</w:t>
             </w:r>
@@ -1486,28 +1606,32 @@
         </w:tc>
         <w:tc>
           <w:tcPr>
-            <w:tcW w:type="dxa" w:w="2340"/>
-            <w:tcBorders>
-              <w:top w:val="single" w:color="BBBBBB" w:sz="4"/>
-              <w:left w:val="single" w:color="BBBBBB" w:sz="4"/>
-              <w:bottom w:val="single" w:color="BBBBBB" w:sz="4"/>
-              <w:right w:val="single" w:color="BBBBBB" w:sz="4"/>
-            </w:tcBorders>
-            <w:tcMar>
-              <w:top w:type="dxa" w:w="60"/>
-              <w:left w:type="dxa" w:w="100"/>
-              <w:bottom w:type="dxa" w:w="60"/>
-              <w:right w:type="dxa" w:w="100"/>
-            </w:tcMar>
-          </w:tcPr>
-          <w:p>
+            <w:tcW w:type="dxa" w:w="3612"/>
+            <w:tcBorders>
+              <w:top w:val="single" w:color="C9D6D3" w:sz="4"/>
+              <w:left w:val="single" w:color="C9D6D3" w:sz="4"/>
+              <w:bottom w:val="single" w:color="C9D6D3" w:sz="4"/>
+              <w:right w:val="single" w:color="C9D6D3" w:sz="4"/>
+            </w:tcBorders>
+            <w:tcMar>
+              <w:top w:type="dxa" w:w="60"/>
+              <w:left w:type="dxa" w:w="100"/>
+              <w:bottom w:type="dxa" w:w="60"/>
+              <w:right w:type="dxa" w:w="100"/>
+            </w:tcMar>
+          </w:tcPr>
+          <w:p>
+            <w:pPr>
+              <w:spacing w:after="40"/>
+              <w:jc w:val="left"/>
+            </w:pPr>
             <w:r>
               <w:rPr>
                 <w:rFonts w:ascii="Consolas" w:cs="Consolas" w:eastAsia="Consolas" w:hAnsi="Consolas"/>
                 <w:b w:val="false"/>
                 <w:bCs w:val="false"/>
-                <w:sz w:val="19"/>
-                <w:szCs w:val="19"/>
+                <w:sz w:val="16"/>
+                <w:szCs w:val="16"/>
               </w:rPr>
               <w:t xml:space="preserve">DERECHO_RESOLUCION</w:t>
             </w:r>
@@ -1515,61 +1639,61 @@
         </w:tc>
       </w:tr>
     </w:tbl>
-    <w:p/>
     <w:p>
       <w:pPr>
         <w:spacing w:after="120"/>
       </w:pPr>
-      <w:r>
-        <w:rPr>
-          <w:rFonts w:ascii="Calibri" w:cs="Calibri" w:eastAsia="Calibri" w:hAnsi="Calibri"/>
-          <w:sz w:val="22"/>
-          <w:szCs w:val="22"/>
+    </w:p>
+    <w:p>
+      <w:pPr>
+        <w:spacing w:after="120" w:line="276"/>
+      </w:pPr>
+      <w:r>
+        <w:rPr>
+          <w:rFonts w:ascii="Calibri" w:cs="Calibri" w:eastAsia="Calibri" w:hAnsi="Calibri"/>
         </w:rPr>
         <w:t xml:space="preserve">Cada cambio de estado se guarda en </w:t>
       </w:r>
       <w:r>
         <w:rPr>
           <w:rFonts w:ascii="Consolas" w:cs="Consolas" w:eastAsia="Consolas" w:hAnsi="Consolas"/>
-          <w:sz w:val="22"/>
-          <w:szCs w:val="22"/>
+          <w:b w:val="false"/>
+          <w:bCs w:val="false"/>
+          <w:sz w:val="19"/>
+          <w:szCs w:val="19"/>
         </w:rPr>
         <w:t xml:space="preserve">HistorialSolicitud</w:t>
       </w:r>
       <w:r>
         <w:rPr>
           <w:rFonts w:ascii="Calibri" w:cs="Calibri" w:eastAsia="Calibri" w:hAnsi="Calibri"/>
-          <w:sz w:val="22"/>
-          <w:szCs w:val="22"/>
         </w:rPr>
         <w:t xml:space="preserve"> (inalterable) con fecha y cuenta que lo hizo. La bandeja ordena por plazo y marca las solicitudes vencidas.</w:t>
       </w:r>
     </w:p>
     <w:p>
       <w:pPr>
-        <w:spacing w:after="120"/>
-      </w:pPr>
-      <w:r>
-        <w:rPr>
-          <w:rFonts w:ascii="Calibri" w:cs="Calibri" w:eastAsia="Calibri" w:hAnsi="Calibri"/>
-          <w:sz w:val="22"/>
-          <w:szCs w:val="22"/>
+        <w:spacing w:after="120" w:line="276"/>
+      </w:pPr>
+      <w:r>
+        <w:rPr>
+          <w:rFonts w:ascii="Calibri" w:cs="Calibri" w:eastAsia="Calibri" w:hAnsi="Calibri"/>
         </w:rPr>
         <w:t xml:space="preserve">Controles del flujo (en </w:t>
       </w:r>
       <w:r>
         <w:rPr>
           <w:rFonts w:ascii="Consolas" w:cs="Consolas" w:eastAsia="Consolas" w:hAnsi="Consolas"/>
-          <w:sz w:val="22"/>
-          <w:szCs w:val="22"/>
+          <w:b w:val="false"/>
+          <w:bCs w:val="false"/>
+          <w:sz w:val="19"/>
+          <w:szCs w:val="19"/>
         </w:rPr>
         <w:t xml:space="preserve">derechos/servicio.py</w:t>
       </w:r>
       <w:r>
         <w:rPr>
           <w:rFonts w:ascii="Calibri" w:cs="Calibri" w:eastAsia="Calibri" w:hAnsi="Calibri"/>
-          <w:sz w:val="22"/>
-          <w:szCs w:val="22"/>
         </w:rPr>
         <w:t xml:space="preserve">, no en las pantallas):</w:t>
       </w:r>
@@ -1581,12 +1705,11 @@
           <w:ilvl w:val="0"/>
           <w:numId w:val="2"/>
         </w:numPr>
-      </w:pPr>
-      <w:r>
-        <w:rPr>
-          <w:rFonts w:ascii="Calibri" w:cs="Calibri" w:eastAsia="Calibri" w:hAnsi="Calibri"/>
-          <w:sz w:val="22"/>
-          <w:szCs w:val="22"/>
+        <w:spacing w:after="60" w:line="264"/>
+      </w:pPr>
+      <w:r>
+        <w:rPr>
+          <w:rFonts w:ascii="Calibri" w:cs="Calibri" w:eastAsia="Calibri" w:hAnsi="Calibri"/>
         </w:rPr>
         <w:t xml:space="preserve">Una tabla de transiciones permitidas rechaza cualquier salto de etapa, aunque alguien envíe una petición armada a mano.</w:t>
       </w:r>
@@ -1598,12 +1721,11 @@
           <w:ilvl w:val="0"/>
           <w:numId w:val="2"/>
         </w:numPr>
-      </w:pPr>
-      <w:r>
-        <w:rPr>
-          <w:rFonts w:ascii="Calibri" w:cs="Calibri" w:eastAsia="Calibri" w:hAnsi="Calibri"/>
-          <w:sz w:val="22"/>
-          <w:szCs w:val="22"/>
+        <w:spacing w:after="60" w:line="264"/>
+      </w:pPr>
+      <w:r>
+        <w:rPr>
+          <w:rFonts w:ascii="Calibri" w:cs="Calibri" w:eastAsia="Calibri" w:hAnsi="Calibri"/>
         </w:rPr>
         <w:t xml:space="preserve">No se puede acoger nada sin identidad verificada; lo único posible antes es rechazar por "identidad no verificada".</w:t>
       </w:r>
@@ -1615,12 +1737,11 @@
           <w:ilvl w:val="0"/>
           <w:numId w:val="2"/>
         </w:numPr>
-      </w:pPr>
-      <w:r>
-        <w:rPr>
-          <w:rFonts w:ascii="Calibri" w:cs="Calibri" w:eastAsia="Calibri" w:hAnsi="Calibri"/>
-          <w:sz w:val="22"/>
-          <w:szCs w:val="22"/>
+        <w:spacing w:after="60" w:line="264"/>
+      </w:pPr>
+      <w:r>
+        <w:rPr>
+          <w:rFonts w:ascii="Calibri" w:cs="Calibri" w:eastAsia="Calibri" w:hAnsi="Calibri"/>
         </w:rPr>
         <w:t xml:space="preserve">Un rechazo exige fundamento de una lista cerrada (conservación legal, dato clínico, identidad no verificada, datos de terceros, falta de representación, solicitud infundada, documento requerido).</w:t>
       </w:r>
@@ -1632,12 +1753,11 @@
           <w:ilvl w:val="0"/>
           <w:numId w:val="2"/>
         </w:numPr>
-      </w:pPr>
-      <w:r>
-        <w:rPr>
-          <w:rFonts w:ascii="Calibri" w:cs="Calibri" w:eastAsia="Calibri" w:hAnsi="Calibri"/>
-          <w:sz w:val="22"/>
-          <w:szCs w:val="22"/>
+        <w:spacing w:after="60" w:line="264"/>
+      </w:pPr>
+      <w:r>
+        <w:rPr>
+          <w:rFonts w:ascii="Calibri" w:cs="Calibri" w:eastAsia="Calibri" w:hAnsi="Calibri"/>
         </w:rPr>
         <w:t xml:space="preserve">Una sola solicitud abierta por persona y tipo, impuesta por una restricción de la base de datos: evita duplicar ejecuciones y saturar el trámite.</w:t>
       </w:r>
@@ -1649,19 +1769,18 @@
           <w:ilvl w:val="0"/>
           <w:numId w:val="2"/>
         </w:numPr>
-      </w:pPr>
-      <w:r>
-        <w:rPr>
-          <w:rFonts w:ascii="Calibri" w:cs="Calibri" w:eastAsia="Calibri" w:hAnsi="Calibri"/>
-          <w:sz w:val="22"/>
-          <w:szCs w:val="22"/>
+        <w:spacing w:after="60" w:line="264"/>
+      </w:pPr>
+      <w:r>
+        <w:rPr>
+          <w:rFonts w:ascii="Calibri" w:cs="Calibri" w:eastAsia="Calibri" w:hAnsi="Calibri"/>
         </w:rPr>
         <w:t xml:space="preserve">La resolución corre en una transacción: si la ejecución falla, no queda nada a medias (hay una prueba que lo verifica con una supresión que falla a mitad de camino).</w:t>
       </w:r>
     </w:p>
     <w:p>
       <w:pPr>
-        <w:pStyle w:val="Heading2"/>
+        <w:pStyle w:val="Heading1"/>
       </w:pPr>
       <w:r>
         <w:rPr>
@@ -1672,20 +1791,18 @@
     </w:p>
     <w:p>
       <w:pPr>
-        <w:spacing w:after="120"/>
-      </w:pPr>
-      <w:r>
-        <w:rPr>
-          <w:rFonts w:ascii="Calibri" w:cs="Calibri" w:eastAsia="Calibri" w:hAnsi="Calibri"/>
-          <w:sz w:val="22"/>
-          <w:szCs w:val="22"/>
+        <w:spacing w:after="120" w:line="276"/>
+      </w:pPr>
+      <w:r>
+        <w:rPr>
+          <w:rFonts w:ascii="Calibri" w:cs="Calibri" w:eastAsia="Calibri" w:hAnsi="Calibri"/>
         </w:rPr>
         <w:t xml:space="preserve">La sesión iniciada no basta. Se exige más según el daño posible:</w:t>
       </w:r>
     </w:p>
     <w:tbl>
       <w:tblPr>
-        <w:tblW w:type="dxa" w:w="9360"/>
+        <w:tblW w:type="dxa" w:w="10080"/>
         <w:tblBorders>
           <w:top w:val="single" w:color="auto" w:sz="4"/>
           <w:left w:val="single" w:color="auto" w:sz="4"/>
@@ -1696,39 +1813,45 @@
         </w:tblBorders>
       </w:tblPr>
       <w:tblGrid>
-        <w:gridCol w:w="3120"/>
-        <w:gridCol w:w="3120"/>
-        <w:gridCol w:w="3120"/>
+        <w:gridCol w:w="900"/>
+        <w:gridCol w:w="4820"/>
+        <w:gridCol w:w="4360"/>
       </w:tblGrid>
       <w:tr>
         <w:trPr>
+          <w:cantSplit w:val="off"/>
           <w:tblHeader/>
         </w:trPr>
         <w:tc>
           <w:tcPr>
-            <w:tcW w:type="dxa" w:w="3120"/>
-            <w:tcBorders>
-              <w:top w:val="single" w:color="BBBBBB" w:sz="4"/>
-              <w:left w:val="single" w:color="BBBBBB" w:sz="4"/>
-              <w:bottom w:val="single" w:color="BBBBBB" w:sz="4"/>
-              <w:right w:val="single" w:color="BBBBBB" w:sz="4"/>
-            </w:tcBorders>
-            <w:shd w:fill="E6EEF5" w:val="clear"/>
-            <w:tcMar>
-              <w:top w:type="dxa" w:w="60"/>
-              <w:left w:type="dxa" w:w="100"/>
-              <w:bottom w:type="dxa" w:w="60"/>
-              <w:right w:type="dxa" w:w="100"/>
-            </w:tcMar>
-          </w:tcPr>
-          <w:p>
+            <w:tcW w:type="dxa" w:w="900"/>
+            <w:tcBorders>
+              <w:top w:val="single" w:color="C9D6D3" w:sz="4"/>
+              <w:left w:val="single" w:color="C9D6D3" w:sz="4"/>
+              <w:bottom w:val="single" w:color="C9D6D3" w:sz="4"/>
+              <w:right w:val="single" w:color="C9D6D3" w:sz="4"/>
+            </w:tcBorders>
+            <w:shd w:fill="E3F1EF" w:color="auto" w:val="clear"/>
+            <w:tcMar>
+              <w:top w:type="dxa" w:w="60"/>
+              <w:left w:type="dxa" w:w="100"/>
+              <w:bottom w:type="dxa" w:w="60"/>
+              <w:right w:type="dxa" w:w="100"/>
+            </w:tcMar>
+          </w:tcPr>
+          <w:p>
+            <w:pPr>
+              <w:spacing w:after="40"/>
+              <w:jc w:val="left"/>
+            </w:pPr>
             <w:r>
               <w:rPr>
                 <w:rFonts w:ascii="Calibri" w:cs="Calibri" w:eastAsia="Calibri" w:hAnsi="Calibri"/>
                 <w:b/>
                 <w:bCs/>
-                <w:sz w:val="19"/>
-                <w:szCs w:val="19"/>
+                <w:color w:val="0F6E6A"/>
+                <w:sz w:val="18"/>
+                <w:szCs w:val="18"/>
               </w:rPr>
               <w:t xml:space="preserve">Nivel</w:t>
             </w:r>
@@ -1736,29 +1859,34 @@
         </w:tc>
         <w:tc>
           <w:tcPr>
-            <w:tcW w:type="dxa" w:w="3120"/>
-            <w:tcBorders>
-              <w:top w:val="single" w:color="BBBBBB" w:sz="4"/>
-              <w:left w:val="single" w:color="BBBBBB" w:sz="4"/>
-              <w:bottom w:val="single" w:color="BBBBBB" w:sz="4"/>
-              <w:right w:val="single" w:color="BBBBBB" w:sz="4"/>
-            </w:tcBorders>
-            <w:shd w:fill="E6EEF5" w:val="clear"/>
-            <w:tcMar>
-              <w:top w:type="dxa" w:w="60"/>
-              <w:left w:type="dxa" w:w="100"/>
-              <w:bottom w:type="dxa" w:w="60"/>
-              <w:right w:type="dxa" w:w="100"/>
-            </w:tcMar>
-          </w:tcPr>
-          <w:p>
+            <w:tcW w:type="dxa" w:w="4820"/>
+            <w:tcBorders>
+              <w:top w:val="single" w:color="C9D6D3" w:sz="4"/>
+              <w:left w:val="single" w:color="C9D6D3" w:sz="4"/>
+              <w:bottom w:val="single" w:color="C9D6D3" w:sz="4"/>
+              <w:right w:val="single" w:color="C9D6D3" w:sz="4"/>
+            </w:tcBorders>
+            <w:shd w:fill="E3F1EF" w:color="auto" w:val="clear"/>
+            <w:tcMar>
+              <w:top w:type="dxa" w:w="60"/>
+              <w:left w:type="dxa" w:w="100"/>
+              <w:bottom w:type="dxa" w:w="60"/>
+              <w:right w:type="dxa" w:w="100"/>
+            </w:tcMar>
+          </w:tcPr>
+          <w:p>
+            <w:pPr>
+              <w:spacing w:after="40"/>
+              <w:jc w:val="left"/>
+            </w:pPr>
             <w:r>
               <w:rPr>
                 <w:rFonts w:ascii="Calibri" w:cs="Calibri" w:eastAsia="Calibri" w:hAnsi="Calibri"/>
                 <w:b/>
                 <w:bCs/>
-                <w:sz w:val="19"/>
-                <w:szCs w:val="19"/>
+                <w:color w:val="0F6E6A"/>
+                <w:sz w:val="18"/>
+                <w:szCs w:val="18"/>
               </w:rPr>
               <w:t xml:space="preserve">Se aplica a</w:t>
             </w:r>
@@ -1766,29 +1894,34 @@
         </w:tc>
         <w:tc>
           <w:tcPr>
-            <w:tcW w:type="dxa" w:w="3120"/>
-            <w:tcBorders>
-              <w:top w:val="single" w:color="BBBBBB" w:sz="4"/>
-              <w:left w:val="single" w:color="BBBBBB" w:sz="4"/>
-              <w:bottom w:val="single" w:color="BBBBBB" w:sz="4"/>
-              <w:right w:val="single" w:color="BBBBBB" w:sz="4"/>
-            </w:tcBorders>
-            <w:shd w:fill="E6EEF5" w:val="clear"/>
-            <w:tcMar>
-              <w:top w:type="dxa" w:w="60"/>
-              <w:left w:type="dxa" w:w="100"/>
-              <w:bottom w:type="dxa" w:w="60"/>
-              <w:right w:type="dxa" w:w="100"/>
-            </w:tcMar>
-          </w:tcPr>
-          <w:p>
+            <w:tcW w:type="dxa" w:w="4360"/>
+            <w:tcBorders>
+              <w:top w:val="single" w:color="C9D6D3" w:sz="4"/>
+              <w:left w:val="single" w:color="C9D6D3" w:sz="4"/>
+              <w:bottom w:val="single" w:color="C9D6D3" w:sz="4"/>
+              <w:right w:val="single" w:color="C9D6D3" w:sz="4"/>
+            </w:tcBorders>
+            <w:shd w:fill="E3F1EF" w:color="auto" w:val="clear"/>
+            <w:tcMar>
+              <w:top w:type="dxa" w:w="60"/>
+              <w:left w:type="dxa" w:w="100"/>
+              <w:bottom w:type="dxa" w:w="60"/>
+              <w:right w:type="dxa" w:w="100"/>
+            </w:tcMar>
+          </w:tcPr>
+          <w:p>
+            <w:pPr>
+              <w:spacing w:after="40"/>
+              <w:jc w:val="left"/>
+            </w:pPr>
             <w:r>
               <w:rPr>
                 <w:rFonts w:ascii="Calibri" w:cs="Calibri" w:eastAsia="Calibri" w:hAnsi="Calibri"/>
                 <w:b/>
                 <w:bCs/>
-                <w:sz w:val="19"/>
-                <w:szCs w:val="19"/>
+                <w:color w:val="0F6E6A"/>
+                <w:sz w:val="18"/>
+                <w:szCs w:val="18"/>
               </w:rPr>
               <w:t xml:space="preserve">Exigencia</w:t>
             </w:r>
@@ -1797,32 +1930,35 @@
       </w:tr>
       <w:tr>
         <w:trPr>
+          <w:cantSplit/>
           <w:tblHeader w:val="off"/>
         </w:trPr>
         <w:tc>
           <w:tcPr>
-            <w:tcW w:type="dxa" w:w="3120"/>
-            <w:tcBorders>
-              <w:top w:val="single" w:color="BBBBBB" w:sz="4"/>
-              <w:left w:val="single" w:color="BBBBBB" w:sz="4"/>
-              <w:bottom w:val="single" w:color="BBBBBB" w:sz="4"/>
-              <w:right w:val="single" w:color="BBBBBB" w:sz="4"/>
-            </w:tcBorders>
-            <w:tcMar>
-              <w:top w:type="dxa" w:w="60"/>
-              <w:left w:type="dxa" w:w="100"/>
-              <w:bottom w:type="dxa" w:w="60"/>
-              <w:right w:type="dxa" w:w="100"/>
-            </w:tcMar>
-          </w:tcPr>
-          <w:p>
-            <w:r>
-              <w:rPr>
-                <w:rFonts w:ascii="Calibri" w:cs="Calibri" w:eastAsia="Calibri" w:hAnsi="Calibri"/>
-                <w:b w:val="false"/>
-                <w:bCs w:val="false"/>
-                <w:sz w:val="19"/>
-                <w:szCs w:val="19"/>
+            <w:tcW w:type="dxa" w:w="900"/>
+            <w:tcBorders>
+              <w:top w:val="single" w:color="C9D6D3" w:sz="4"/>
+              <w:left w:val="single" w:color="C9D6D3" w:sz="4"/>
+              <w:bottom w:val="single" w:color="C9D6D3" w:sz="4"/>
+              <w:right w:val="single" w:color="C9D6D3" w:sz="4"/>
+            </w:tcBorders>
+            <w:tcMar>
+              <w:top w:type="dxa" w:w="60"/>
+              <w:left w:type="dxa" w:w="100"/>
+              <w:bottom w:type="dxa" w:w="60"/>
+              <w:right w:type="dxa" w:w="100"/>
+            </w:tcMar>
+          </w:tcPr>
+          <w:p>
+            <w:pPr>
+              <w:spacing w:after="40"/>
+              <w:jc w:val="left"/>
+            </w:pPr>
+            <w:r>
+              <w:rPr>
+                <w:rFonts w:ascii="Calibri" w:cs="Calibri" w:eastAsia="Calibri" w:hAnsi="Calibri"/>
+                <w:sz w:val="18"/>
+                <w:szCs w:val="18"/>
               </w:rPr>
               <w:t xml:space="preserve">1</w:t>
             </w:r>
@@ -1830,28 +1966,30 @@
         </w:tc>
         <w:tc>
           <w:tcPr>
-            <w:tcW w:type="dxa" w:w="3120"/>
-            <w:tcBorders>
-              <w:top w:val="single" w:color="BBBBBB" w:sz="4"/>
-              <w:left w:val="single" w:color="BBBBBB" w:sz="4"/>
-              <w:bottom w:val="single" w:color="BBBBBB" w:sz="4"/>
-              <w:right w:val="single" w:color="BBBBBB" w:sz="4"/>
-            </w:tcBorders>
-            <w:tcMar>
-              <w:top w:type="dxa" w:w="60"/>
-              <w:left w:type="dxa" w:w="100"/>
-              <w:bottom w:type="dxa" w:w="60"/>
-              <w:right w:type="dxa" w:w="100"/>
-            </w:tcMar>
-          </w:tcPr>
-          <w:p>
-            <w:r>
-              <w:rPr>
-                <w:rFonts w:ascii="Calibri" w:cs="Calibri" w:eastAsia="Calibri" w:hAnsi="Calibri"/>
-                <w:b w:val="false"/>
-                <w:bCs w:val="false"/>
-                <w:sz w:val="19"/>
-                <w:szCs w:val="19"/>
+            <w:tcW w:type="dxa" w:w="4820"/>
+            <w:tcBorders>
+              <w:top w:val="single" w:color="C9D6D3" w:sz="4"/>
+              <w:left w:val="single" w:color="C9D6D3" w:sz="4"/>
+              <w:bottom w:val="single" w:color="C9D6D3" w:sz="4"/>
+              <w:right w:val="single" w:color="C9D6D3" w:sz="4"/>
+            </w:tcBorders>
+            <w:tcMar>
+              <w:top w:type="dxa" w:w="60"/>
+              <w:left w:type="dxa" w:w="100"/>
+              <w:bottom w:type="dxa" w:w="60"/>
+              <w:right w:type="dxa" w:w="100"/>
+            </w:tcMar>
+          </w:tcPr>
+          <w:p>
+            <w:pPr>
+              <w:spacing w:after="40"/>
+              <w:jc w:val="left"/>
+            </w:pPr>
+            <w:r>
+              <w:rPr>
+                <w:rFonts w:ascii="Calibri" w:cs="Calibri" w:eastAsia="Calibri" w:hAnsi="Calibri"/>
+                <w:sz w:val="18"/>
+                <w:szCs w:val="18"/>
               </w:rPr>
               <w:t xml:space="preserve">Rectificar correo o teléfono</w:t>
             </w:r>
@@ -1859,28 +1997,30 @@
         </w:tc>
         <w:tc>
           <w:tcPr>
-            <w:tcW w:type="dxa" w:w="3120"/>
-            <w:tcBorders>
-              <w:top w:val="single" w:color="BBBBBB" w:sz="4"/>
-              <w:left w:val="single" w:color="BBBBBB" w:sz="4"/>
-              <w:bottom w:val="single" w:color="BBBBBB" w:sz="4"/>
-              <w:right w:val="single" w:color="BBBBBB" w:sz="4"/>
-            </w:tcBorders>
-            <w:tcMar>
-              <w:top w:type="dxa" w:w="60"/>
-              <w:left w:type="dxa" w:w="100"/>
-              <w:bottom w:type="dxa" w:w="60"/>
-              <w:right w:type="dxa" w:w="100"/>
-            </w:tcMar>
-          </w:tcPr>
-          <w:p>
-            <w:r>
-              <w:rPr>
-                <w:rFonts w:ascii="Calibri" w:cs="Calibri" w:eastAsia="Calibri" w:hAnsi="Calibri"/>
-                <w:b w:val="false"/>
-                <w:bCs w:val="false"/>
-                <w:sz w:val="19"/>
-                <w:szCs w:val="19"/>
+            <w:tcW w:type="dxa" w:w="4360"/>
+            <w:tcBorders>
+              <w:top w:val="single" w:color="C9D6D3" w:sz="4"/>
+              <w:left w:val="single" w:color="C9D6D3" w:sz="4"/>
+              <w:bottom w:val="single" w:color="C9D6D3" w:sz="4"/>
+              <w:right w:val="single" w:color="C9D6D3" w:sz="4"/>
+            </w:tcBorders>
+            <w:tcMar>
+              <w:top w:type="dxa" w:w="60"/>
+              <w:left w:type="dxa" w:w="100"/>
+              <w:bottom w:type="dxa" w:w="60"/>
+              <w:right w:type="dxa" w:w="100"/>
+            </w:tcMar>
+          </w:tcPr>
+          <w:p>
+            <w:pPr>
+              <w:spacing w:after="40"/>
+              <w:jc w:val="left"/>
+            </w:pPr>
+            <w:r>
+              <w:rPr>
+                <w:rFonts w:ascii="Calibri" w:cs="Calibri" w:eastAsia="Calibri" w:hAnsi="Calibri"/>
+                <w:sz w:val="18"/>
+                <w:szCs w:val="18"/>
               </w:rPr>
               <w:t xml:space="preserve">Volver a ingresar la contraseña en esa misma petición</w:t>
             </w:r>
@@ -1889,32 +2029,35 @@
       </w:tr>
       <w:tr>
         <w:trPr>
+          <w:cantSplit/>
           <w:tblHeader w:val="off"/>
         </w:trPr>
         <w:tc>
           <w:tcPr>
-            <w:tcW w:type="dxa" w:w="3120"/>
-            <w:tcBorders>
-              <w:top w:val="single" w:color="BBBBBB" w:sz="4"/>
-              <w:left w:val="single" w:color="BBBBBB" w:sz="4"/>
-              <w:bottom w:val="single" w:color="BBBBBB" w:sz="4"/>
-              <w:right w:val="single" w:color="BBBBBB" w:sz="4"/>
-            </w:tcBorders>
-            <w:tcMar>
-              <w:top w:type="dxa" w:w="60"/>
-              <w:left w:type="dxa" w:w="100"/>
-              <w:bottom w:type="dxa" w:w="60"/>
-              <w:right w:type="dxa" w:w="100"/>
-            </w:tcMar>
-          </w:tcPr>
-          <w:p>
-            <w:r>
-              <w:rPr>
-                <w:rFonts w:ascii="Calibri" w:cs="Calibri" w:eastAsia="Calibri" w:hAnsi="Calibri"/>
-                <w:b w:val="false"/>
-                <w:bCs w:val="false"/>
-                <w:sz w:val="19"/>
-                <w:szCs w:val="19"/>
+            <w:tcW w:type="dxa" w:w="900"/>
+            <w:tcBorders>
+              <w:top w:val="single" w:color="C9D6D3" w:sz="4"/>
+              <w:left w:val="single" w:color="C9D6D3" w:sz="4"/>
+              <w:bottom w:val="single" w:color="C9D6D3" w:sz="4"/>
+              <w:right w:val="single" w:color="C9D6D3" w:sz="4"/>
+            </w:tcBorders>
+            <w:tcMar>
+              <w:top w:type="dxa" w:w="60"/>
+              <w:left w:type="dxa" w:w="100"/>
+              <w:bottom w:type="dxa" w:w="60"/>
+              <w:right w:type="dxa" w:w="100"/>
+            </w:tcMar>
+          </w:tcPr>
+          <w:p>
+            <w:pPr>
+              <w:spacing w:after="40"/>
+              <w:jc w:val="left"/>
+            </w:pPr>
+            <w:r>
+              <w:rPr>
+                <w:rFonts w:ascii="Calibri" w:cs="Calibri" w:eastAsia="Calibri" w:hAnsi="Calibri"/>
+                <w:sz w:val="18"/>
+                <w:szCs w:val="18"/>
               </w:rPr>
               <w:t xml:space="preserve">2</w:t>
             </w:r>
@@ -1922,28 +2065,30 @@
         </w:tc>
         <w:tc>
           <w:tcPr>
-            <w:tcW w:type="dxa" w:w="3120"/>
-            <w:tcBorders>
-              <w:top w:val="single" w:color="BBBBBB" w:sz="4"/>
-              <w:left w:val="single" w:color="BBBBBB" w:sz="4"/>
-              <w:bottom w:val="single" w:color="BBBBBB" w:sz="4"/>
-              <w:right w:val="single" w:color="BBBBBB" w:sz="4"/>
-            </w:tcBorders>
-            <w:tcMar>
-              <w:top w:type="dxa" w:w="60"/>
-              <w:left w:type="dxa" w:w="100"/>
-              <w:bottom w:type="dxa" w:w="60"/>
-              <w:right w:type="dxa" w:w="100"/>
-            </w:tcMar>
-          </w:tcPr>
-          <w:p>
-            <w:r>
-              <w:rPr>
-                <w:rFonts w:ascii="Calibri" w:cs="Calibri" w:eastAsia="Calibri" w:hAnsi="Calibri"/>
-                <w:b w:val="false"/>
-                <w:bCs w:val="false"/>
-                <w:sz w:val="19"/>
-                <w:szCs w:val="19"/>
+            <w:tcW w:type="dxa" w:w="4820"/>
+            <w:tcBorders>
+              <w:top w:val="single" w:color="C9D6D3" w:sz="4"/>
+              <w:left w:val="single" w:color="C9D6D3" w:sz="4"/>
+              <w:bottom w:val="single" w:color="C9D6D3" w:sz="4"/>
+              <w:right w:val="single" w:color="C9D6D3" w:sz="4"/>
+            </w:tcBorders>
+            <w:tcMar>
+              <w:top w:type="dxa" w:w="60"/>
+              <w:left w:type="dxa" w:w="100"/>
+              <w:bottom w:type="dxa" w:w="60"/>
+              <w:right w:type="dxa" w:w="100"/>
+            </w:tcMar>
+          </w:tcPr>
+          <w:p>
+            <w:pPr>
+              <w:spacing w:after="40"/>
+              <w:jc w:val="left"/>
+            </w:pPr>
+            <w:r>
+              <w:rPr>
+                <w:rFonts w:ascii="Calibri" w:cs="Calibri" w:eastAsia="Calibri" w:hAnsi="Calibri"/>
+                <w:sz w:val="18"/>
+                <w:szCs w:val="18"/>
               </w:rPr>
               <w:t xml:space="preserve">Acceso, portabilidad, supresión, y rectificar nombres, apellidos o fecha de nacimiento</w:t>
             </w:r>
@@ -1951,48 +2096,48 @@
         </w:tc>
         <w:tc>
           <w:tcPr>
-            <w:tcW w:type="dxa" w:w="3120"/>
-            <w:tcBorders>
-              <w:top w:val="single" w:color="BBBBBB" w:sz="4"/>
-              <w:left w:val="single" w:color="BBBBBB" w:sz="4"/>
-              <w:bottom w:val="single" w:color="BBBBBB" w:sz="4"/>
-              <w:right w:val="single" w:color="BBBBBB" w:sz="4"/>
-            </w:tcBorders>
-            <w:tcMar>
-              <w:top w:type="dxa" w:w="60"/>
-              <w:left w:type="dxa" w:w="100"/>
-              <w:bottom w:type="dxa" w:w="60"/>
-              <w:right w:type="dxa" w:w="100"/>
-            </w:tcMar>
-          </w:tcPr>
-          <w:p>
-            <w:r>
-              <w:rPr>
-                <w:rFonts w:ascii="Calibri" w:cs="Calibri" w:eastAsia="Calibri" w:hAnsi="Calibri"/>
-                <w:b w:val="false"/>
-                <w:bCs w:val="false"/>
-                <w:sz w:val="19"/>
-                <w:szCs w:val="19"/>
+            <w:tcW w:type="dxa" w:w="4360"/>
+            <w:tcBorders>
+              <w:top w:val="single" w:color="C9D6D3" w:sz="4"/>
+              <w:left w:val="single" w:color="C9D6D3" w:sz="4"/>
+              <w:bottom w:val="single" w:color="C9D6D3" w:sz="4"/>
+              <w:right w:val="single" w:color="C9D6D3" w:sz="4"/>
+            </w:tcBorders>
+            <w:tcMar>
+              <w:top w:type="dxa" w:w="60"/>
+              <w:left w:type="dxa" w:w="100"/>
+              <w:bottom w:type="dxa" w:w="60"/>
+              <w:right w:type="dxa" w:w="100"/>
+            </w:tcMar>
+          </w:tcPr>
+          <w:p>
+            <w:pPr>
+              <w:spacing w:after="40"/>
+              <w:jc w:val="left"/>
+            </w:pPr>
+            <w:r>
+              <w:rPr>
+                <w:rFonts w:ascii="Calibri" w:cs="Calibri" w:eastAsia="Calibri" w:hAnsi="Calibri"/>
+                <w:sz w:val="18"/>
+                <w:szCs w:val="18"/>
               </w:rPr>
               <w:t xml:space="preserve">Contraseña </w:t>
             </w:r>
             <w:r>
               <w:rPr>
                 <w:rFonts w:ascii="Calibri" w:cs="Calibri" w:eastAsia="Calibri" w:hAnsi="Calibri"/>
-                <w:b w:val="false"/>
-                <w:bCs w:val="false"/>
-                <w:sz w:val="19"/>
-                <w:szCs w:val="19"/>
+                <w:b/>
+                <w:bCs/>
+                <w:sz w:val="18"/>
+                <w:szCs w:val="18"/>
               </w:rPr>
               <w:t xml:space="preserve">y</w:t>
             </w:r>
             <w:r>
               <w:rPr>
                 <w:rFonts w:ascii="Calibri" w:cs="Calibri" w:eastAsia="Calibri" w:hAnsi="Calibri"/>
-                <w:b w:val="false"/>
-                <w:bCs w:val="false"/>
-                <w:sz w:val="19"/>
-                <w:szCs w:val="19"/>
+                <w:sz w:val="18"/>
+                <w:szCs w:val="18"/>
               </w:rPr>
               <w:t xml:space="preserve"> código de 6 dígitos enviado al correo registrado</w:t>
             </w:r>
@@ -2000,61 +2145,61 @@
         </w:tc>
       </w:tr>
     </w:tbl>
-    <w:p/>
     <w:p>
       <w:pPr>
         <w:spacing w:after="120"/>
       </w:pPr>
-      <w:r>
-        <w:rPr>
-          <w:rFonts w:ascii="Calibri" w:cs="Calibri" w:eastAsia="Calibri" w:hAnsi="Calibri"/>
-          <w:sz w:val="22"/>
-          <w:szCs w:val="22"/>
+    </w:p>
+    <w:p>
+      <w:pPr>
+        <w:spacing w:after="120" w:line="276"/>
+      </w:pPr>
+      <w:r>
+        <w:rPr>
+          <w:rFonts w:ascii="Calibri" w:cs="Calibri" w:eastAsia="Calibri" w:hAnsi="Calibri"/>
         </w:rPr>
         <w:t xml:space="preserve">El código: se genera con </w:t>
       </w:r>
       <w:r>
         <w:rPr>
           <w:rFonts w:ascii="Consolas" w:cs="Consolas" w:eastAsia="Consolas" w:hAnsi="Consolas"/>
-          <w:sz w:val="22"/>
-          <w:szCs w:val="22"/>
+          <w:b w:val="false"/>
+          <w:bCs w:val="false"/>
+          <w:sz w:val="19"/>
+          <w:szCs w:val="19"/>
         </w:rPr>
         <w:t xml:space="preserve">secrets</w:t>
       </w:r>
       <w:r>
         <w:rPr>
           <w:rFonts w:ascii="Calibri" w:cs="Calibri" w:eastAsia="Calibri" w:hAnsi="Calibri"/>
-          <w:sz w:val="22"/>
-          <w:szCs w:val="22"/>
         </w:rPr>
         <w:t xml:space="preserve">, se guarda solo su huella con llave (no queda en claro ni en la auditoría), vence a los 15 minutos, sirve una vez, admite 5 intentos y se pueden enviar como máximo 3 códigos por solicitud. Superados esos límites, la persona debe acercarse a recepción. Los intentos fallidos quedan como </w:t>
       </w:r>
       <w:r>
         <w:rPr>
           <w:rFonts w:ascii="Consolas" w:cs="Consolas" w:eastAsia="Consolas" w:hAnsi="Consolas"/>
-          <w:sz w:val="22"/>
-          <w:szCs w:val="22"/>
+          <w:b w:val="false"/>
+          <w:bCs w:val="false"/>
+          <w:sz w:val="19"/>
+          <w:szCs w:val="19"/>
         </w:rPr>
         <w:t xml:space="preserve">DENEGADO</w:t>
       </w:r>
       <w:r>
         <w:rPr>
           <w:rFonts w:ascii="Calibri" w:cs="Calibri" w:eastAsia="Calibri" w:hAnsi="Calibri"/>
-          <w:sz w:val="22"/>
-          <w:szCs w:val="22"/>
         </w:rPr>
         <w:t xml:space="preserve"> en la auditoría y alimentan la detección de alertas.</w:t>
       </w:r>
     </w:p>
     <w:p>
       <w:pPr>
-        <w:spacing w:after="120"/>
-      </w:pPr>
-      <w:r>
-        <w:rPr>
-          <w:rFonts w:ascii="Calibri" w:cs="Calibri" w:eastAsia="Calibri" w:hAnsi="Calibri"/>
-          <w:sz w:val="22"/>
-          <w:szCs w:val="22"/>
+        <w:spacing w:after="120" w:line="276"/>
+      </w:pPr>
+      <w:r>
+        <w:rPr>
+          <w:rFonts w:ascii="Calibri" w:cs="Calibri" w:eastAsia="Calibri" w:hAnsi="Calibri"/>
         </w:rPr>
         <w:t xml:space="preserve">Si quien solicita es el </w:t>
       </w:r>
@@ -2063,36 +2208,30 @@
           <w:rFonts w:ascii="Calibri" w:cs="Calibri" w:eastAsia="Calibri" w:hAnsi="Calibri"/>
           <w:b/>
           <w:bCs/>
-          <w:sz w:val="22"/>
-          <w:szCs w:val="22"/>
         </w:rPr>
         <w:t xml:space="preserve">representante legal</w:t>
       </w:r>
       <w:r>
         <w:rPr>
           <w:rFonts w:ascii="Calibri" w:cs="Calibri" w:eastAsia="Calibri" w:hAnsi="Calibri"/>
-          <w:sz w:val="22"/>
-          <w:szCs w:val="22"/>
         </w:rPr>
         <w:t xml:space="preserve"> de un menor, el código y la contraseña son los del representante, y se exige una representación vigente verificada en recepción (documento 01). Un menor no puede solicitar por sí mismo.</w:t>
       </w:r>
     </w:p>
     <w:p>
       <w:pPr>
-        <w:spacing w:after="120"/>
-      </w:pPr>
-      <w:r>
-        <w:rPr>
-          <w:rFonts w:ascii="Calibri" w:cs="Calibri" w:eastAsia="Calibri" w:hAnsi="Calibri"/>
-          <w:sz w:val="22"/>
-          <w:szCs w:val="22"/>
+        <w:spacing w:after="120" w:line="276"/>
+      </w:pPr>
+      <w:r>
+        <w:rPr>
+          <w:rFonts w:ascii="Calibri" w:cs="Calibri" w:eastAsia="Calibri" w:hAnsi="Calibri"/>
         </w:rPr>
         <w:t xml:space="preserve">Limitación declarada: el código viaja por correo, así que quien controle el correo del paciente podría completar el segundo factor. Es un nivel razonable para este tamaño de centro, pero no equivale a un segundo factor de dispositivo; para solicitudes de supresión de alto impacto una mejora natural es exigir además verificación presencial.</w:t>
       </w:r>
     </w:p>
     <w:p>
       <w:pPr>
-        <w:pStyle w:val="Heading2"/>
+        <w:pStyle w:val="Heading1"/>
       </w:pPr>
       <w:r>
         <w:rPr>
@@ -2108,38 +2247,35 @@
           <w:ilvl w:val="0"/>
           <w:numId w:val="2"/>
         </w:numPr>
+        <w:spacing w:after="60" w:line="264"/>
       </w:pPr>
       <w:r>
         <w:rPr>
           <w:rFonts w:ascii="Calibri" w:cs="Calibri" w:eastAsia="Calibri" w:hAnsi="Calibri"/>
           <w:b/>
           <w:bCs/>
-          <w:sz w:val="22"/>
-          <w:szCs w:val="22"/>
         </w:rPr>
         <w:t xml:space="preserve">Quién ve qué.</w:t>
       </w:r>
       <w:r>
         <w:rPr>
           <w:rFonts w:ascii="Calibri" w:cs="Calibri" w:eastAsia="Calibri" w:hAnsi="Calibri"/>
-          <w:sz w:val="22"/>
-          <w:szCs w:val="22"/>
         </w:rPr>
         <w:t xml:space="preserve"> El paciente solo ve sus solicitudes (cualquier otra es un 404). El Encargado de privacidad (permiso </w:t>
       </w:r>
       <w:r>
         <w:rPr>
           <w:rFonts w:ascii="Consolas" w:cs="Consolas" w:eastAsia="Consolas" w:hAnsi="Consolas"/>
-          <w:sz w:val="22"/>
-          <w:szCs w:val="22"/>
+          <w:b w:val="false"/>
+          <w:bCs w:val="false"/>
+          <w:sz w:val="19"/>
+          <w:szCs w:val="19"/>
         </w:rPr>
         <w:t xml:space="preserve">gestionar_derechos</w:t>
       </w:r>
       <w:r>
         <w:rPr>
           <w:rFonts w:ascii="Calibri" w:cs="Calibri" w:eastAsia="Calibri" w:hAnsi="Calibri"/>
-          <w:sz w:val="22"/>
-          <w:szCs w:val="22"/>
         </w:rPr>
         <w:t xml:space="preserve">) ve códigos seudónimos y </w:t>
       </w:r>
@@ -2148,16 +2284,12 @@
           <w:rFonts w:ascii="Calibri" w:cs="Calibri" w:eastAsia="Calibri" w:hAnsi="Calibri"/>
           <w:b/>
           <w:bCs/>
-          <w:sz w:val="22"/>
-          <w:szCs w:val="22"/>
         </w:rPr>
         <w:t xml:space="preserve">nunca</w:t>
       </w:r>
       <w:r>
         <w:rPr>
           <w:rFonts w:ascii="Calibri" w:cs="Calibri" w:eastAsia="Calibri" w:hAnsi="Calibri"/>
-          <w:sz w:val="22"/>
-          <w:szCs w:val="22"/>
         </w:rPr>
         <w:t xml:space="preserve"> la identidad ni el valor propuesto de una rectificación: lo aplica el sistema si acoge. Recepción, médicos y el administrador del sistema no acceden a la bandeja (hay una prueba que lo recorre rol por rol).</w:t>
       </w:r>
@@ -2169,22 +2301,19 @@
           <w:ilvl w:val="0"/>
           <w:numId w:val="2"/>
         </w:numPr>
+        <w:spacing w:after="60" w:line="264"/>
       </w:pPr>
       <w:r>
         <w:rPr>
           <w:rFonts w:ascii="Calibri" w:cs="Calibri" w:eastAsia="Calibri" w:hAnsi="Calibri"/>
           <w:b/>
           <w:bCs/>
-          <w:sz w:val="22"/>
-          <w:szCs w:val="22"/>
         </w:rPr>
         <w:t xml:space="preserve">Separación de funciones.</w:t>
       </w:r>
       <w:r>
         <w:rPr>
           <w:rFonts w:ascii="Calibri" w:cs="Calibri" w:eastAsia="Calibri" w:hAnsi="Calibri"/>
-          <w:sz w:val="22"/>
-          <w:szCs w:val="22"/>
         </w:rPr>
         <w:t xml:space="preserve"> Quien resuelve (Encargado) no es quien solicita (paciente), y la identidad la verifica el sistema, no una persona que podría equivocarse o ser sobornada.</w:t>
       </w:r>
@@ -2196,54 +2325,51 @@
           <w:ilvl w:val="0"/>
           <w:numId w:val="2"/>
         </w:numPr>
+        <w:spacing w:after="60" w:line="264"/>
       </w:pPr>
       <w:r>
         <w:rPr>
           <w:rFonts w:ascii="Calibri" w:cs="Calibri" w:eastAsia="Calibri" w:hAnsi="Calibri"/>
           <w:b/>
           <w:bCs/>
-          <w:sz w:val="22"/>
-          <w:szCs w:val="22"/>
         </w:rPr>
         <w:t xml:space="preserve">La exportación</w:t>
       </w:r>
       <w:r>
         <w:rPr>
           <w:rFonts w:ascii="Calibri" w:cs="Calibri" w:eastAsia="Calibri" w:hAnsi="Calibri"/>
-          <w:sz w:val="22"/>
-          <w:szCs w:val="22"/>
         </w:rPr>
         <w:t xml:space="preserve"> se genera al momento de la descarga y no se guarda en el servidor. Está disponible 7 días, hasta 3 descargas, solo para quien solicitó, con </w:t>
       </w:r>
       <w:r>
         <w:rPr>
           <w:rFonts w:ascii="Consolas" w:cs="Consolas" w:eastAsia="Consolas" w:hAnsi="Consolas"/>
-          <w:sz w:val="22"/>
-          <w:szCs w:val="22"/>
+          <w:b w:val="false"/>
+          <w:bCs w:val="false"/>
+          <w:sz w:val="19"/>
+          <w:szCs w:val="19"/>
         </w:rPr>
         <w:t xml:space="preserve">Cache-Control: no-store</w:t>
       </w:r>
       <w:r>
         <w:rPr>
           <w:rFonts w:ascii="Calibri" w:cs="Calibri" w:eastAsia="Calibri" w:hAnsi="Calibri"/>
-          <w:sz w:val="22"/>
-          <w:szCs w:val="22"/>
         </w:rPr>
         <w:t xml:space="preserve">; cada descarga queda auditada (evento </w:t>
       </w:r>
       <w:r>
         <w:rPr>
           <w:rFonts w:ascii="Consolas" w:cs="Consolas" w:eastAsia="Consolas" w:hAnsi="Consolas"/>
-          <w:sz w:val="22"/>
-          <w:szCs w:val="22"/>
+          <w:b w:val="false"/>
+          <w:bCs w:val="false"/>
+          <w:sz w:val="19"/>
+          <w:szCs w:val="19"/>
         </w:rPr>
         <w:t xml:space="preserve">EXPORTACION_DATOS</w:t>
       </w:r>
       <w:r>
         <w:rPr>
           <w:rFonts w:ascii="Calibri" w:cs="Calibri" w:eastAsia="Calibri" w:hAnsi="Calibri"/>
-          <w:sz w:val="22"/>
-          <w:szCs w:val="22"/>
         </w:rPr>
         <w:t xml:space="preserve"> con el conteo, sin contenido). Al cerrar la solicitud la descarga se invalida.</w:t>
       </w:r>
@@ -2255,22 +2381,19 @@
           <w:ilvl w:val="0"/>
           <w:numId w:val="2"/>
         </w:numPr>
+        <w:spacing w:after="60" w:line="264"/>
       </w:pPr>
       <w:r>
         <w:rPr>
           <w:rFonts w:ascii="Calibri" w:cs="Calibri" w:eastAsia="Calibri" w:hAnsi="Calibri"/>
           <w:b/>
           <w:bCs/>
-          <w:sz w:val="22"/>
-          <w:szCs w:val="22"/>
         </w:rPr>
         <w:t xml:space="preserve">El texto libre</w:t>
       </w:r>
       <w:r>
         <w:rPr>
           <w:rFonts w:ascii="Calibri" w:cs="Calibri" w:eastAsia="Calibri" w:hAnsi="Calibri"/>
-          <w:sz w:val="22"/>
-          <w:szCs w:val="22"/>
         </w:rPr>
         <w:t xml:space="preserve"> de la respuesta al titular se guarda cifrado y se advierte al Encargado que no escriba datos personales ni clínicos en él.</w:t>
       </w:r>
@@ -2282,54 +2405,51 @@
           <w:ilvl w:val="0"/>
           <w:numId w:val="2"/>
         </w:numPr>
-      </w:pPr>
-      <w:r>
-        <w:rPr>
-          <w:rFonts w:ascii="Calibri" w:cs="Calibri" w:eastAsia="Calibri" w:hAnsi="Calibri"/>
-          <w:sz w:val="22"/>
-          <w:szCs w:val="22"/>
+        <w:spacing w:after="60" w:line="264"/>
+      </w:pPr>
+      <w:r>
+        <w:rPr>
+          <w:rFonts w:ascii="Calibri" w:cs="Calibri" w:eastAsia="Calibri" w:hAnsi="Calibri"/>
         </w:rPr>
         <w:t xml:space="preserve">La detección de alertas incluye una regla de exportaciones masivas (3 en 60 minutos por la misma cuenta).</w:t>
       </w:r>
     </w:p>
     <w:p>
       <w:pPr>
+        <w:pStyle w:val="Heading1"/>
+      </w:pPr>
+      <w:r>
+        <w:rPr>
+          <w:rFonts w:ascii="Calibri" w:cs="Calibri" w:eastAsia="Calibri" w:hAnsi="Calibri"/>
+        </w:rPr>
+        <w:t xml:space="preserve">5. Reglas de negocio de cada derecho</w:t>
+      </w:r>
+    </w:p>
+    <w:p>
+      <w:pPr>
         <w:pStyle w:val="Heading2"/>
       </w:pPr>
       <w:r>
         <w:rPr>
           <w:rFonts w:ascii="Calibri" w:cs="Calibri" w:eastAsia="Calibri" w:hAnsi="Calibri"/>
         </w:rPr>
-        <w:t xml:space="preserve">5. Reglas de negocio de cada derecho</w:t>
-      </w:r>
-    </w:p>
-    <w:p>
-      <w:pPr>
-        <w:pStyle w:val="Heading3"/>
-      </w:pPr>
-      <w:r>
-        <w:rPr>
-          <w:rFonts w:ascii="Calibri" w:cs="Calibri" w:eastAsia="Calibri" w:hAnsi="Calibri"/>
-        </w:rPr>
         <w:t xml:space="preserve">Acceso y portabilidad</w:t>
       </w:r>
     </w:p>
     <w:p>
       <w:pPr>
-        <w:spacing w:after="120"/>
-      </w:pPr>
-      <w:r>
-        <w:rPr>
-          <w:rFonts w:ascii="Calibri" w:cs="Calibri" w:eastAsia="Calibri" w:hAnsi="Calibri"/>
-          <w:sz w:val="22"/>
-          <w:szCs w:val="22"/>
+        <w:spacing w:after="120" w:line="276"/>
+      </w:pPr>
+      <w:r>
+        <w:rPr>
+          <w:rFonts w:ascii="Calibri" w:cs="Calibri" w:eastAsia="Calibri" w:hAnsi="Calibri"/>
         </w:rPr>
         <w:t xml:space="preserve">Al acoger se habilita la descarga. El contenido es: identidad (descifrada), datos de contexto, historial médico, diagnósticos, recetas con sus ítems, resultados de exámenes con las observaciones médicas, citas, historial de consentimientos y de solicitudes. No incluye nombres de médicos ni de funcionarios, ni datos de otras personas.</w:t>
       </w:r>
     </w:p>
     <w:p>
       <w:pPr>
-        <w:pStyle w:val="Heading3"/>
+        <w:pStyle w:val="Heading2"/>
       </w:pPr>
       <w:r>
         <w:rPr>
@@ -2340,13 +2460,11 @@
     </w:p>
     <w:p>
       <w:pPr>
-        <w:spacing w:after="120"/>
-      </w:pPr>
-      <w:r>
-        <w:rPr>
-          <w:rFonts w:ascii="Calibri" w:cs="Calibri" w:eastAsia="Calibri" w:hAnsi="Calibri"/>
-          <w:sz w:val="22"/>
-          <w:szCs w:val="22"/>
+        <w:spacing w:after="120" w:line="276"/>
+      </w:pPr>
+      <w:r>
+        <w:rPr>
+          <w:rFonts w:ascii="Calibri" w:cs="Calibri" w:eastAsia="Calibri" w:hAnsi="Calibri"/>
         </w:rPr>
         <w:t xml:space="preserve">Solo se aplican campos de una lista cerrada. Antes de aplicar un correo se verifica que no lo use otra cuenta, y al cambiarlo se actualiza el índice de inicio de sesión. Un dato </w:t>
       </w:r>
@@ -2355,39 +2473,35 @@
           <w:rFonts w:ascii="Calibri" w:cs="Calibri" w:eastAsia="Calibri" w:hAnsi="Calibri"/>
           <w:b/>
           <w:bCs/>
-          <w:sz w:val="22"/>
-          <w:szCs w:val="22"/>
         </w:rPr>
         <w:t xml:space="preserve">clínico</w:t>
       </w:r>
       <w:r>
         <w:rPr>
           <w:rFonts w:ascii="Calibri" w:cs="Calibri" w:eastAsia="Calibri" w:hAnsi="Calibri"/>
-          <w:sz w:val="22"/>
-          <w:szCs w:val="22"/>
         </w:rPr>
         <w:t xml:space="preserve"> no se corrige borrando: la ficha es un registro médico-legal. El Encargado responde "acogida parcial" o "rechazada" con el fundamento </w:t>
       </w:r>
       <w:r>
         <w:rPr>
           <w:rFonts w:ascii="Consolas" w:cs="Consolas" w:eastAsia="Consolas" w:hAnsi="Consolas"/>
-          <w:sz w:val="22"/>
-          <w:szCs w:val="22"/>
+          <w:b w:val="false"/>
+          <w:bCs w:val="false"/>
+          <w:sz w:val="19"/>
+          <w:szCs w:val="19"/>
         </w:rPr>
         <w:t xml:space="preserve">DATO_CLINICO</w:t>
       </w:r>
       <w:r>
         <w:rPr>
           <w:rFonts w:ascii="Calibri" w:cs="Calibri" w:eastAsia="Calibri" w:hAnsi="Calibri"/>
-          <w:sz w:val="22"/>
-          <w:szCs w:val="22"/>
         </w:rPr>
         <w:t xml:space="preserve"> y la indicación de que se agregará una anotación aclaratoria (la anotación la realiza el médico tratante; el sistema no automatiza ese paso).</w:t>
       </w:r>
     </w:p>
     <w:p>
       <w:pPr>
-        <w:pStyle w:val="Heading3"/>
+        <w:pStyle w:val="Heading2"/>
       </w:pPr>
       <w:r>
         <w:rPr>
@@ -2398,83 +2512,125 @@
     </w:p>
     <w:p>
       <w:pPr>
-        <w:spacing w:after="120"/>
-      </w:pPr>
-      <w:r>
-        <w:rPr>
-          <w:rFonts w:ascii="Calibri" w:cs="Calibri" w:eastAsia="Calibri" w:hAnsi="Calibri"/>
-          <w:sz w:val="22"/>
-          <w:szCs w:val="22"/>
+        <w:spacing w:after="120" w:line="276"/>
+      </w:pPr>
+      <w:r>
+        <w:rPr>
+          <w:rFonts w:ascii="Calibri" w:cs="Calibri" w:eastAsia="Calibri" w:hAnsi="Calibri"/>
         </w:rPr>
         <w:t xml:space="preserve">Es el caso más delicado, porque dos obligaciones chocan: el derecho a eliminar y la obligación de conservar la ficha al menos 15 años desde la última atención. El sistema hace lo siguiente:</w:t>
       </w:r>
     </w:p>
     <w:p>
       <w:pPr>
-        <w:spacing w:after="120"/>
-      </w:pPr>
-      <w:r>
-        <w:rPr>
-          <w:rFonts w:ascii="Calibri" w:cs="Calibri" w:eastAsia="Calibri" w:hAnsi="Calibri"/>
-          <w:sz w:val="22"/>
-          <w:szCs w:val="22"/>
-        </w:rPr>
-        <w:t xml:space="preserve">1. Revoca todos los consentimientos (queda en el historial).</w:t>
-      </w:r>
-    </w:p>
-    <w:p>
-      <w:pPr>
-        <w:spacing w:after="120"/>
-      </w:pPr>
-      <w:r>
-        <w:rPr>
-          <w:rFonts w:ascii="Calibri" w:cs="Calibri" w:eastAsia="Calibri" w:hAnsi="Calibri"/>
-          <w:sz w:val="22"/>
-          <w:szCs w:val="22"/>
-        </w:rPr>
-        <w:t xml:space="preserve">2. Elimina avisos, recordatorios, preferencias y órdenes externas adjuntas.</w:t>
-      </w:r>
-    </w:p>
-    <w:p>
-      <w:pPr>
-        <w:spacing w:after="120"/>
-      </w:pPr>
-      <w:r>
-        <w:rPr>
-          <w:rFonts w:ascii="Calibri" w:cs="Calibri" w:eastAsia="Calibri" w:hAnsi="Calibri"/>
-          <w:sz w:val="22"/>
-          <w:szCs w:val="22"/>
-        </w:rPr>
-        <w:t xml:space="preserve">3. Desactiva la cuenta del portal, anula su contraseña, borra sus índices de acceso y cierra sus sesiones.</w:t>
-      </w:r>
-    </w:p>
-    <w:p>
-      <w:pPr>
-        <w:spacing w:after="120"/>
-      </w:pPr>
-      <w:r>
-        <w:rPr>
-          <w:rFonts w:ascii="Calibri" w:cs="Calibri" w:eastAsia="Calibri" w:hAnsi="Calibri"/>
-          <w:sz w:val="22"/>
-          <w:szCs w:val="22"/>
-        </w:rPr>
-        <w:t xml:space="preserve">4. Si el paciente tiene ficha, citas, recetas o resultados, la resolución pasa automáticamente a </w:t>
+        <w:pStyle w:val="ListParagraph"/>
+        <w:tabs>
+          <w:tab w:val="left" w:pos="720"/>
+        </w:tabs>
+        <w:spacing w:after="60" w:line="264"/>
+        <w:ind w:left="720" w:hanging="360"/>
+      </w:pPr>
+      <w:r>
+        <w:rPr>
+          <w:rFonts w:ascii="Calibri" w:cs="Calibri" w:eastAsia="Calibri" w:hAnsi="Calibri"/>
+        </w:rPr>
+        <w:t xml:space="preserve">1.</w:t>
+      </w:r>
+      <w:r>
+        <w:tab/>
+      </w:r>
+      <w:r>
+        <w:rPr>
+          <w:rFonts w:ascii="Calibri" w:cs="Calibri" w:eastAsia="Calibri" w:hAnsi="Calibri"/>
+        </w:rPr>
+        <w:t xml:space="preserve">Revoca todos los consentimientos (queda en el historial).</w:t>
+      </w:r>
+    </w:p>
+    <w:p>
+      <w:pPr>
+        <w:pStyle w:val="ListParagraph"/>
+        <w:tabs>
+          <w:tab w:val="left" w:pos="720"/>
+        </w:tabs>
+        <w:spacing w:after="60" w:line="264"/>
+        <w:ind w:left="720" w:hanging="360"/>
+      </w:pPr>
+      <w:r>
+        <w:rPr>
+          <w:rFonts w:ascii="Calibri" w:cs="Calibri" w:eastAsia="Calibri" w:hAnsi="Calibri"/>
+        </w:rPr>
+        <w:t xml:space="preserve">2.</w:t>
+      </w:r>
+      <w:r>
+        <w:tab/>
+      </w:r>
+      <w:r>
+        <w:rPr>
+          <w:rFonts w:ascii="Calibri" w:cs="Calibri" w:eastAsia="Calibri" w:hAnsi="Calibri"/>
+        </w:rPr>
+        <w:t xml:space="preserve">Elimina avisos, recordatorios, preferencias y órdenes externas adjuntas.</w:t>
+      </w:r>
+    </w:p>
+    <w:p>
+      <w:pPr>
+        <w:pStyle w:val="ListParagraph"/>
+        <w:tabs>
+          <w:tab w:val="left" w:pos="720"/>
+        </w:tabs>
+        <w:spacing w:after="60" w:line="264"/>
+        <w:ind w:left="720" w:hanging="360"/>
+      </w:pPr>
+      <w:r>
+        <w:rPr>
+          <w:rFonts w:ascii="Calibri" w:cs="Calibri" w:eastAsia="Calibri" w:hAnsi="Calibri"/>
+        </w:rPr>
+        <w:t xml:space="preserve">3.</w:t>
+      </w:r>
+      <w:r>
+        <w:tab/>
+      </w:r>
+      <w:r>
+        <w:rPr>
+          <w:rFonts w:ascii="Calibri" w:cs="Calibri" w:eastAsia="Calibri" w:hAnsi="Calibri"/>
+        </w:rPr>
+        <w:t xml:space="preserve">Desactiva la cuenta del portal, anula su contraseña, borra sus índices de acceso y cierra sus sesiones.</w:t>
+      </w:r>
+    </w:p>
+    <w:p>
+      <w:pPr>
+        <w:pStyle w:val="ListParagraph"/>
+        <w:tabs>
+          <w:tab w:val="left" w:pos="720"/>
+        </w:tabs>
+        <w:spacing w:after="60" w:line="264"/>
+        <w:ind w:left="720" w:hanging="360"/>
+      </w:pPr>
+      <w:r>
+        <w:rPr>
+          <w:rFonts w:ascii="Calibri" w:cs="Calibri" w:eastAsia="Calibri" w:hAnsi="Calibri"/>
+        </w:rPr>
+        <w:t xml:space="preserve">4.</w:t>
+      </w:r>
+      <w:r>
+        <w:tab/>
+      </w:r>
+      <w:r>
+        <w:rPr>
+          <w:rFonts w:ascii="Calibri" w:cs="Calibri" w:eastAsia="Calibri" w:hAnsi="Calibri"/>
+        </w:rPr>
+        <w:t xml:space="preserve">Si el paciente tiene ficha, citas, recetas o resultados, la resolución pasa automáticamente a </w:t>
       </w:r>
       <w:r>
         <w:rPr>
           <w:rFonts w:ascii="Calibri" w:cs="Calibri" w:eastAsia="Calibri" w:hAnsi="Calibri"/>
           <w:b/>
           <w:bCs/>
-          <w:sz w:val="22"/>
-          <w:szCs w:val="22"/>
         </w:rPr>
         <w:t xml:space="preserve">parcial</w:t>
       </w:r>
       <w:r>
         <w:rPr>
           <w:rFonts w:ascii="Calibri" w:cs="Calibri" w:eastAsia="Calibri" w:hAnsi="Calibri"/>
-          <w:sz w:val="22"/>
-          <w:szCs w:val="22"/>
         </w:rPr>
         <w:t xml:space="preserve"> con fundamento "conservación legal". Se explica la fecha hasta la cual se conserva (última atención + 15 años) y los datos quedan </w:t>
       </w:r>
@@ -2483,88 +2639,90 @@
           <w:rFonts w:ascii="Calibri" w:cs="Calibri" w:eastAsia="Calibri" w:hAnsi="Calibri"/>
           <w:b/>
           <w:bCs/>
-          <w:sz w:val="22"/>
-          <w:szCs w:val="22"/>
         </w:rPr>
         <w:t xml:space="preserve">bloqueados</w:t>
       </w:r>
       <w:r>
         <w:rPr>
           <w:rFonts w:ascii="Calibri" w:cs="Calibri" w:eastAsia="Calibri" w:hAnsi="Calibri"/>
-          <w:sz w:val="22"/>
-          <w:szCs w:val="22"/>
         </w:rPr>
         <w:t xml:space="preserve">: marcados con fecha de bloqueo, sin cuenta, sin recordatorios, sin posibilidad de nuevos consentimientos ni solicitudes.</w:t>
       </w:r>
     </w:p>
     <w:p>
       <w:pPr>
-        <w:spacing w:after="120"/>
-      </w:pPr>
-      <w:r>
-        <w:rPr>
-          <w:rFonts w:ascii="Calibri" w:cs="Calibri" w:eastAsia="Calibri" w:hAnsi="Calibri"/>
-          <w:sz w:val="22"/>
-          <w:szCs w:val="22"/>
-        </w:rPr>
-        <w:t xml:space="preserve">5. Si no hay ningún dato clínico, se elimina también el diccionario de identidad, y la persona deja de ser identificable.</w:t>
-      </w:r>
-    </w:p>
-    <w:p>
-      <w:pPr>
-        <w:spacing w:after="120"/>
-      </w:pPr>
-      <w:r>
-        <w:rPr>
-          <w:rFonts w:ascii="Calibri" w:cs="Calibri" w:eastAsia="Calibri" w:hAnsi="Calibri"/>
-          <w:sz w:val="22"/>
-          <w:szCs w:val="22"/>
+        <w:pStyle w:val="ListParagraph"/>
+        <w:tabs>
+          <w:tab w:val="left" w:pos="720"/>
+        </w:tabs>
+        <w:spacing w:after="60" w:line="264"/>
+        <w:ind w:left="720" w:hanging="360"/>
+      </w:pPr>
+      <w:r>
+        <w:rPr>
+          <w:rFonts w:ascii="Calibri" w:cs="Calibri" w:eastAsia="Calibri" w:hAnsi="Calibri"/>
+        </w:rPr>
+        <w:t xml:space="preserve">5.</w:t>
+      </w:r>
+      <w:r>
+        <w:tab/>
+      </w:r>
+      <w:r>
+        <w:rPr>
+          <w:rFonts w:ascii="Calibri" w:cs="Calibri" w:eastAsia="Calibri" w:hAnsi="Calibri"/>
+        </w:rPr>
+        <w:t xml:space="preserve">Si no hay ningún dato clínico, se elimina también el diccionario de identidad, y la persona deja de ser identificable.</w:t>
+      </w:r>
+    </w:p>
+    <w:p>
+      <w:pPr>
+        <w:spacing w:after="120" w:line="276"/>
+      </w:pPr>
+      <w:r>
+        <w:rPr>
+          <w:rFonts w:ascii="Calibri" w:cs="Calibri" w:eastAsia="Calibri" w:hAnsi="Calibri"/>
         </w:rPr>
         <w:t xml:space="preserve">Los datos de gestión no clínicos (contacto, citas) se conservan 24 meses desde la última atención, según la política de retención del Hito 2. Esa eliminación diferida no está programada todavía en una tarea periódica (ver limitaciones).</w:t>
       </w:r>
     </w:p>
     <w:p>
       <w:pPr>
-        <w:spacing w:after="120"/>
+        <w:spacing w:after="120" w:line="276"/>
       </w:pPr>
       <w:r>
         <w:rPr>
           <w:rFonts w:ascii="Calibri" w:cs="Calibri" w:eastAsia="Calibri" w:hAnsi="Calibri"/>
           <w:b/>
           <w:bCs/>
-          <w:sz w:val="22"/>
-          <w:szCs w:val="22"/>
         </w:rPr>
         <w:t xml:space="preserve">Punto honesto sobre la dirección.</w:t>
       </w:r>
       <w:r>
         <w:rPr>
           <w:rFonts w:ascii="Calibri" w:cs="Calibri" w:eastAsia="Calibri" w:hAnsi="Calibri"/>
-          <w:sz w:val="22"/>
-          <w:szCs w:val="22"/>
         </w:rPr>
         <w:t xml:space="preserve"> El Hito 2 eliminó el campo </w:t>
       </w:r>
       <w:r>
         <w:rPr>
           <w:rFonts w:ascii="Consolas" w:cs="Consolas" w:eastAsia="Consolas" w:hAnsi="Consolas"/>
-          <w:sz w:val="22"/>
-          <w:szCs w:val="22"/>
+          <w:b w:val="false"/>
+          <w:bCs w:val="false"/>
+          <w:sz w:val="19"/>
+          <w:szCs w:val="19"/>
         </w:rPr>
         <w:t xml:space="preserve">dirección</w:t>
       </w:r>
       <w:r>
         <w:rPr>
           <w:rFonts w:ascii="Calibri" w:cs="Calibri" w:eastAsia="Calibri" w:hAnsi="Calibri"/>
-          <w:sz w:val="22"/>
-          <w:szCs w:val="22"/>
         </w:rPr>
         <w:t xml:space="preserve"> por minimización, pero el DS 41/2012 (art. 6 letra a) incluye el domicilio entre los datos mínimos de la ficha. Se mantuvo la decisión de no recolectarla, con la justificación de que hoy ningún proceso del sistema la usa, y se deja documentado que, si el centro opta por cumplir la norma al pie de la letra, el campo debe volver a la ficha.</w:t>
       </w:r>
     </w:p>
     <w:p>
       <w:pPr>
-        <w:pStyle w:val="Heading2"/>
+        <w:pStyle w:val="Heading1"/>
       </w:pPr>
       <w:r>
         <w:rPr>
@@ -2580,22 +2738,19 @@
           <w:ilvl w:val="0"/>
           <w:numId w:val="2"/>
         </w:numPr>
+        <w:spacing w:after="60" w:line="264"/>
       </w:pPr>
       <w:r>
         <w:rPr>
           <w:rFonts w:ascii="Calibri" w:cs="Calibri" w:eastAsia="Calibri" w:hAnsi="Calibri"/>
           <w:b/>
           <w:bCs/>
-          <w:sz w:val="22"/>
-          <w:szCs w:val="22"/>
         </w:rPr>
         <w:t xml:space="preserve">Mis derechos</w:t>
       </w:r>
       <w:r>
         <w:rPr>
           <w:rFonts w:ascii="Calibri" w:cs="Calibri" w:eastAsia="Calibri" w:hAnsi="Calibri"/>
-          <w:sz w:val="22"/>
-          <w:szCs w:val="22"/>
         </w:rPr>
         <w:t xml:space="preserve"> (paciente): lista de solicitudes con tipo, estado y plazo, y botón de nueva solicitud.</w:t>
       </w:r>
@@ -2607,22 +2762,19 @@
           <w:ilvl w:val="0"/>
           <w:numId w:val="2"/>
         </w:numPr>
+        <w:spacing w:after="60" w:line="264"/>
       </w:pPr>
       <w:r>
         <w:rPr>
           <w:rFonts w:ascii="Calibri" w:cs="Calibri" w:eastAsia="Calibri" w:hAnsi="Calibri"/>
           <w:b/>
           <w:bCs/>
-          <w:sz w:val="22"/>
-          <w:szCs w:val="22"/>
         </w:rPr>
         <w:t xml:space="preserve">Nueva solicitud:</w:t>
       </w:r>
       <w:r>
         <w:rPr>
           <w:rFonts w:ascii="Calibri" w:cs="Calibri" w:eastAsia="Calibri" w:hAnsi="Calibri"/>
-          <w:sz w:val="22"/>
-          <w:szCs w:val="22"/>
         </w:rPr>
         <w:t xml:space="preserve"> tipo, para quién (el paciente o un representado) y, si corresponde, qué dato corregir.</w:t>
       </w:r>
@@ -2634,22 +2786,19 @@
           <w:ilvl w:val="0"/>
           <w:numId w:val="2"/>
         </w:numPr>
+        <w:spacing w:after="60" w:line="264"/>
       </w:pPr>
       <w:r>
         <w:rPr>
           <w:rFonts w:ascii="Calibri" w:cs="Calibri" w:eastAsia="Calibri" w:hAnsi="Calibri"/>
           <w:b/>
           <w:bCs/>
-          <w:sz w:val="22"/>
-          <w:szCs w:val="22"/>
         </w:rPr>
         <w:t xml:space="preserve">Detalle:</w:t>
       </w:r>
       <w:r>
         <w:rPr>
           <w:rFonts w:ascii="Calibri" w:cs="Calibri" w:eastAsia="Calibri" w:hAnsi="Calibri"/>
-          <w:sz w:val="22"/>
-          <w:szCs w:val="22"/>
         </w:rPr>
         <w:t xml:space="preserve"> formulario de verificación (contraseña y código), reenvío de código, respuesta fundamentada, descarga y seguimiento por estados.</w:t>
       </w:r>
@@ -2661,22 +2810,19 @@
           <w:ilvl w:val="0"/>
           <w:numId w:val="2"/>
         </w:numPr>
+        <w:spacing w:after="60" w:line="264"/>
       </w:pPr>
       <w:r>
         <w:rPr>
           <w:rFonts w:ascii="Calibri" w:cs="Calibri" w:eastAsia="Calibri" w:hAnsi="Calibri"/>
           <w:b/>
           <w:bCs/>
-          <w:sz w:val="22"/>
-          <w:szCs w:val="22"/>
         </w:rPr>
         <w:t xml:space="preserve">Bandeja del Encargado</w:t>
       </w:r>
       <w:r>
         <w:rPr>
           <w:rFonts w:ascii="Calibri" w:cs="Calibri" w:eastAsia="Calibri" w:hAnsi="Calibri"/>
-          <w:sz w:val="22"/>
-          <w:szCs w:val="22"/>
         </w:rPr>
         <w:t xml:space="preserve"> y </w:t>
       </w:r>
@@ -2685,23 +2831,19 @@
           <w:rFonts w:ascii="Calibri" w:cs="Calibri" w:eastAsia="Calibri" w:hAnsi="Calibri"/>
           <w:b/>
           <w:bCs/>
-          <w:sz w:val="22"/>
-          <w:szCs w:val="22"/>
         </w:rPr>
         <w:t xml:space="preserve">gestión de la solicitud:</w:t>
       </w:r>
       <w:r>
         <w:rPr>
           <w:rFonts w:ascii="Calibri" w:cs="Calibri" w:eastAsia="Calibri" w:hAnsi="Calibri"/>
-          <w:sz w:val="22"/>
-          <w:szCs w:val="22"/>
         </w:rPr>
         <w:t xml:space="preserve"> criterios de identidad, datos clínicos que obligan a conservar, formulario de resolución e historial.</w:t>
       </w:r>
     </w:p>
     <w:p>
       <w:pPr>
-        <w:pStyle w:val="Heading2"/>
+        <w:pStyle w:val="Heading1"/>
       </w:pPr>
       <w:r>
         <w:rPr>
@@ -2712,29 +2854,27 @@
     </w:p>
     <w:p>
       <w:pPr>
-        <w:spacing w:after="120"/>
-      </w:pPr>
-      <w:r>
-        <w:rPr>
-          <w:rFonts w:ascii="Calibri" w:cs="Calibri" w:eastAsia="Calibri" w:hAnsi="Calibri"/>
-          <w:sz w:val="22"/>
-          <w:szCs w:val="22"/>
+        <w:spacing w:after="120" w:line="276"/>
+      </w:pPr>
+      <w:r>
+        <w:rPr>
+          <w:rFonts w:ascii="Calibri" w:cs="Calibri" w:eastAsia="Calibri" w:hAnsi="Calibri"/>
         </w:rPr>
         <w:t xml:space="preserve">Pruebas en </w:t>
       </w:r>
       <w:r>
         <w:rPr>
           <w:rFonts w:ascii="Consolas" w:cs="Consolas" w:eastAsia="Consolas" w:hAnsi="Consolas"/>
-          <w:sz w:val="22"/>
-          <w:szCs w:val="22"/>
+          <w:b w:val="false"/>
+          <w:bCs w:val="false"/>
+          <w:sz w:val="19"/>
+          <w:szCs w:val="19"/>
         </w:rPr>
         <w:t xml:space="preserve">tests/integracion/test_derechos.py</w:t>
       </w:r>
       <w:r>
         <w:rPr>
           <w:rFonts w:ascii="Calibri" w:cs="Calibri" w:eastAsia="Calibri" w:hAnsi="Calibri"/>
-          <w:sz w:val="22"/>
-          <w:szCs w:val="22"/>
         </w:rPr>
         <w:t xml:space="preserve"> (34 pruebas), entre ellas:</w:t>
       </w:r>
@@ -2746,12 +2886,11 @@
           <w:ilvl w:val="0"/>
           <w:numId w:val="2"/>
         </w:numPr>
-      </w:pPr>
-      <w:r>
-        <w:rPr>
-          <w:rFonts w:ascii="Calibri" w:cs="Calibri" w:eastAsia="Calibri" w:hAnsi="Calibri"/>
-          <w:sz w:val="22"/>
-          <w:szCs w:val="22"/>
+        <w:spacing w:after="60" w:line="264"/>
+      </w:pPr>
+      <w:r>
+        <w:rPr>
+          <w:rFonts w:ascii="Calibri" w:cs="Calibri" w:eastAsia="Calibri" w:hAnsi="Calibri"/>
         </w:rPr>
         <w:t xml:space="preserve">Plazo, historial y niveles de verificación por tipo; una sola solicitud abierta por tipo.</w:t>
       </w:r>
@@ -2763,12 +2902,11 @@
           <w:ilvl w:val="0"/>
           <w:numId w:val="2"/>
         </w:numPr>
-      </w:pPr>
-      <w:r>
-        <w:rPr>
-          <w:rFonts w:ascii="Calibri" w:cs="Calibri" w:eastAsia="Calibri" w:hAnsi="Calibri"/>
-          <w:sz w:val="22"/>
-          <w:szCs w:val="22"/>
+        <w:spacing w:after="60" w:line="264"/>
+      </w:pPr>
+      <w:r>
+        <w:rPr>
+          <w:rFonts w:ascii="Calibri" w:cs="Calibri" w:eastAsia="Calibri" w:hAnsi="Calibri"/>
         </w:rPr>
         <w:t xml:space="preserve">Código por correo, no guardado ni auditado en claro; clave incorrecta denegada y registrada; intentos limitados; código vencido y de un solo uso; límite de envíos.</w:t>
       </w:r>
@@ -2780,12 +2918,11 @@
           <w:ilvl w:val="0"/>
           <w:numId w:val="2"/>
         </w:numPr>
-      </w:pPr>
-      <w:r>
-        <w:rPr>
-          <w:rFonts w:ascii="Calibri" w:cs="Calibri" w:eastAsia="Calibri" w:hAnsi="Calibri"/>
-          <w:sz w:val="22"/>
-          <w:szCs w:val="22"/>
+        <w:spacing w:after="60" w:line="264"/>
+      </w:pPr>
+      <w:r>
+        <w:rPr>
+          <w:rFonts w:ascii="Calibri" w:cs="Calibri" w:eastAsia="Calibri" w:hAnsi="Calibri"/>
         </w:rPr>
         <w:t xml:space="preserve">No se resuelve sin verificar identidad; rechazo exige fundamento; no se resuelve dos veces ni se cierra antes de tiempo; historial inalterable.</w:t>
       </w:r>
@@ -2797,12 +2934,11 @@
           <w:ilvl w:val="0"/>
           <w:numId w:val="2"/>
         </w:numPr>
-      </w:pPr>
-      <w:r>
-        <w:rPr>
-          <w:rFonts w:ascii="Calibri" w:cs="Calibri" w:eastAsia="Calibri" w:hAnsi="Calibri"/>
-          <w:sz w:val="22"/>
-          <w:szCs w:val="22"/>
+        <w:spacing w:after="60" w:line="264"/>
+      </w:pPr>
+      <w:r>
+        <w:rPr>
+          <w:rFonts w:ascii="Calibri" w:cs="Calibri" w:eastAsia="Calibri" w:hAnsi="Calibri"/>
         </w:rPr>
         <w:t xml:space="preserve">Descarga: entrega solo los datos propios, cuenta cada descarga, la audita sin contenido, vence y se limita; otro paciente recibe 404.</w:t>
       </w:r>
@@ -2814,12 +2950,11 @@
           <w:ilvl w:val="0"/>
           <w:numId w:val="2"/>
         </w:numPr>
-      </w:pPr>
-      <w:r>
-        <w:rPr>
-          <w:rFonts w:ascii="Calibri" w:cs="Calibri" w:eastAsia="Calibri" w:hAnsi="Calibri"/>
-          <w:sz w:val="22"/>
-          <w:szCs w:val="22"/>
+        <w:spacing w:after="60" w:line="264"/>
+      </w:pPr>
+      <w:r>
+        <w:rPr>
+          <w:rFonts w:ascii="Calibri" w:cs="Calibri" w:eastAsia="Calibri" w:hAnsi="Calibri"/>
         </w:rPr>
         <w:t xml:space="preserve">Rectificación: se aplica al acoger y el inicio de sesión sigue al correo; no se aplica si se rechaza; un correo ya usado se rechaza sin cambios; un dato clínico no se modifica.</w:t>
       </w:r>
@@ -2831,12 +2966,11 @@
           <w:ilvl w:val="0"/>
           <w:numId w:val="2"/>
         </w:numPr>
-      </w:pPr>
-      <w:r>
-        <w:rPr>
-          <w:rFonts w:ascii="Calibri" w:cs="Calibri" w:eastAsia="Calibri" w:hAnsi="Calibri"/>
-          <w:sz w:val="22"/>
-          <w:szCs w:val="22"/>
+        <w:spacing w:after="60" w:line="264"/>
+      </w:pPr>
+      <w:r>
+        <w:rPr>
+          <w:rFonts w:ascii="Calibri" w:cs="Calibri" w:eastAsia="Calibri" w:hAnsi="Calibri"/>
         </w:rPr>
         <w:t xml:space="preserve">Supresión: con ficha es parcial y bloquea, conserva los diagnósticos, desactiva la cuenta y revoca consentimientos; sin datos clínicos elimina la identidad; un bloqueado no puede consentir ni solicitar; una falla no deja cambios a medias.</w:t>
       </w:r>
@@ -2848,12 +2982,11 @@
           <w:ilvl w:val="0"/>
           <w:numId w:val="2"/>
         </w:numPr>
-      </w:pPr>
-      <w:r>
-        <w:rPr>
-          <w:rFonts w:ascii="Calibri" w:cs="Calibri" w:eastAsia="Calibri" w:hAnsi="Calibri"/>
-          <w:sz w:val="22"/>
-          <w:szCs w:val="22"/>
+        <w:spacing w:after="60" w:line="264"/>
+      </w:pPr>
+      <w:r>
+        <w:rPr>
+          <w:rFonts w:ascii="Calibri" w:cs="Calibri" w:eastAsia="Calibri" w:hAnsi="Calibri"/>
         </w:rPr>
         <w:t xml:space="preserve">Menores: no solicitan por sí mismos; el representante verificado sí y el código le llega a él; una representación vencida no sirve.</w:t>
       </w:r>
@@ -2865,12 +2998,11 @@
           <w:ilvl w:val="0"/>
           <w:numId w:val="2"/>
         </w:numPr>
-      </w:pPr>
-      <w:r>
-        <w:rPr>
-          <w:rFonts w:ascii="Calibri" w:cs="Calibri" w:eastAsia="Calibri" w:hAnsi="Calibri"/>
-          <w:sz w:val="22"/>
-          <w:szCs w:val="22"/>
+        <w:spacing w:after="60" w:line="264"/>
+      </w:pPr>
+      <w:r>
+        <w:rPr>
+          <w:rFonts w:ascii="Calibri" w:cs="Calibri" w:eastAsia="Calibri" w:hAnsi="Calibri"/>
         </w:rPr>
         <w:t xml:space="preserve">Solo el Encargado gestiona; los demás roles reciben 403 en cada ruta; el Encargado no ve identidad ni valores propuestos.</w:t>
       </w:r>
@@ -2882,32 +3014,29 @@
           <w:ilvl w:val="0"/>
           <w:numId w:val="2"/>
         </w:numPr>
-      </w:pPr>
-      <w:r>
-        <w:rPr>
-          <w:rFonts w:ascii="Calibri" w:cs="Calibri" w:eastAsia="Calibri" w:hAnsi="Calibri"/>
-          <w:sz w:val="22"/>
-          <w:szCs w:val="22"/>
+        <w:spacing w:after="60" w:line="264"/>
+      </w:pPr>
+      <w:r>
+        <w:rPr>
+          <w:rFonts w:ascii="Calibri" w:cs="Calibri" w:eastAsia="Calibri" w:hAnsi="Calibri"/>
         </w:rPr>
         <w:t xml:space="preserve">Flujo completo por pantalla, con los cinco estados en orden.</w:t>
       </w:r>
     </w:p>
     <w:p>
       <w:pPr>
-        <w:spacing w:after="120"/>
-      </w:pPr>
-      <w:r>
-        <w:rPr>
-          <w:rFonts w:ascii="Calibri" w:cs="Calibri" w:eastAsia="Calibri" w:hAnsi="Calibri"/>
-          <w:sz w:val="22"/>
-          <w:szCs w:val="22"/>
+        <w:spacing w:after="120" w:line="276"/>
+      </w:pPr>
+      <w:r>
+        <w:rPr>
+          <w:rFonts w:ascii="Calibri" w:cs="Calibri" w:eastAsia="Calibri" w:hAnsi="Calibri"/>
         </w:rPr>
         <w:t xml:space="preserve">Eventos de auditoría reales: documento 05, sección 3.</w:t>
       </w:r>
     </w:p>
     <w:p>
       <w:pPr>
-        <w:pStyle w:val="Heading2"/>
+        <w:pStyle w:val="Heading1"/>
       </w:pPr>
       <w:r>
         <w:rPr>
@@ -2923,28 +3052,27 @@
           <w:ilvl w:val="0"/>
           <w:numId w:val="2"/>
         </w:numPr>
-      </w:pPr>
-      <w:r>
-        <w:rPr>
-          <w:rFonts w:ascii="Calibri" w:cs="Calibri" w:eastAsia="Calibri" w:hAnsi="Calibri"/>
-          <w:sz w:val="22"/>
-          <w:szCs w:val="22"/>
+        <w:spacing w:after="60" w:line="264"/>
+      </w:pPr>
+      <w:r>
+        <w:rPr>
+          <w:rFonts w:ascii="Calibri" w:cs="Calibri" w:eastAsia="Calibri" w:hAnsi="Calibri"/>
         </w:rPr>
         <w:t xml:space="preserve">No se programó la eliminación automática de los datos de gestión a los 24 meses ni de la ficha a los 15 años (hoy </w:t>
       </w:r>
       <w:r>
         <w:rPr>
           <w:rFonts w:ascii="Consolas" w:cs="Consolas" w:eastAsia="Consolas" w:hAnsi="Consolas"/>
-          <w:sz w:val="22"/>
-          <w:szCs w:val="22"/>
+          <w:b w:val="false"/>
+          <w:bCs w:val="false"/>
+          <w:sz w:val="19"/>
+          <w:szCs w:val="19"/>
         </w:rPr>
         <w:t xml:space="preserve">purgar_datos</w:t>
       </w:r>
       <w:r>
         <w:rPr>
           <w:rFonts w:ascii="Calibri" w:cs="Calibri" w:eastAsia="Calibri" w:hAnsi="Calibri"/>
-          <w:sz w:val="22"/>
-          <w:szCs w:val="22"/>
         </w:rPr>
         <w:t xml:space="preserve"> cubre avisos, recordatorios y órdenes externas). Hay que agregar esa tarea y probarla antes de operar.</w:t>
       </w:r>
@@ -2956,12 +3084,11 @@
           <w:ilvl w:val="0"/>
           <w:numId w:val="2"/>
         </w:numPr>
-      </w:pPr>
-      <w:r>
-        <w:rPr>
-          <w:rFonts w:ascii="Calibri" w:cs="Calibri" w:eastAsia="Calibri" w:hAnsi="Calibri"/>
-          <w:sz w:val="22"/>
-          <w:szCs w:val="22"/>
+        <w:spacing w:after="60" w:line="264"/>
+      </w:pPr>
+      <w:r>
+        <w:rPr>
+          <w:rFonts w:ascii="Calibri" w:cs="Calibri" w:eastAsia="Calibri" w:hAnsi="Calibri"/>
         </w:rPr>
         <w:t xml:space="preserve">No se implementa prórroga del plazo ni la notificación automática al titular de los cambios de estado; el titular los ve al entrar al portal.</w:t>
       </w:r>
@@ -2973,12 +3100,11 @@
           <w:ilvl w:val="0"/>
           <w:numId w:val="2"/>
         </w:numPr>
-      </w:pPr>
-      <w:r>
-        <w:rPr>
-          <w:rFonts w:ascii="Calibri" w:cs="Calibri" w:eastAsia="Calibri" w:hAnsi="Calibri"/>
-          <w:sz w:val="22"/>
-          <w:szCs w:val="22"/>
+        <w:spacing w:after="60" w:line="264"/>
+      </w:pPr>
+      <w:r>
+        <w:rPr>
+          <w:rFonts w:ascii="Calibri" w:cs="Calibri" w:eastAsia="Calibri" w:hAnsi="Calibri"/>
         </w:rPr>
         <w:t xml:space="preserve">Oposición y limitación del tratamiento no están implementadas como solicitud; la Ley 21.719 las contempla.</w:t>
       </w:r>
@@ -2990,12 +3116,11 @@
           <w:ilvl w:val="0"/>
           <w:numId w:val="2"/>
         </w:numPr>
-      </w:pPr>
-      <w:r>
-        <w:rPr>
-          <w:rFonts w:ascii="Calibri" w:cs="Calibri" w:eastAsia="Calibri" w:hAnsi="Calibri"/>
-          <w:sz w:val="22"/>
-          <w:szCs w:val="22"/>
+        <w:spacing w:after="60" w:line="264"/>
+      </w:pPr>
+      <w:r>
+        <w:rPr>
+          <w:rFonts w:ascii="Calibri" w:cs="Calibri" w:eastAsia="Calibri" w:hAnsi="Calibri"/>
         </w:rPr>
         <w:t xml:space="preserve">Los datos copiados en respaldos de base de datos fuera de la aplicación no se tocan con una supresión; requieren la política de respaldos del centro.</w:t>
       </w:r>
@@ -3007,20 +3132,20 @@
           <w:ilvl w:val="0"/>
           <w:numId w:val="2"/>
         </w:numPr>
-      </w:pPr>
-      <w:r>
-        <w:rPr>
-          <w:rFonts w:ascii="Calibri" w:cs="Calibri" w:eastAsia="Calibri" w:hAnsi="Calibri"/>
-          <w:sz w:val="22"/>
-          <w:szCs w:val="22"/>
+        <w:spacing w:after="60" w:line="264"/>
+      </w:pPr>
+      <w:r>
+        <w:rPr>
+          <w:rFonts w:ascii="Calibri" w:cs="Calibri" w:eastAsia="Calibri" w:hAnsi="Calibri"/>
         </w:rPr>
         <w:t xml:space="preserve">El formato JSON es de uso común y legible por máquinas, pero no sigue un estándar clínico (por ejemplo HL7 FHIR).</w:t>
       </w:r>
     </w:p>
     <w:sectPr>
-      <w:footerReference w:type="default" r:id="rId6"/>
+      <w:headerReference w:type="default" r:id="rId6"/>
+      <w:footerReference w:type="default" r:id="rId7"/>
       <w:pgSz w:w="12240" w:h="15840" w:orient="portrait"/>
-      <w:pgMar w:top="1300" w:right="1440" w:bottom="1300" w:left="1440" w:header="708" w:footer="708" w:gutter="0"/>
+      <w:pgMar w:top="1080" w:right="1080" w:bottom="1080" w:left="1080" w:header="708" w:footer="708" w:gutter="0"/>
       <w:pgNumType/>
       <w:docGrid w:linePitch="360"/>
     </w:sectPr>
@@ -3074,14 +3199,16 @@
     <w:r>
       <w:rPr>
         <w:rFonts w:ascii="Calibri" w:cs="Calibri" w:eastAsia="Calibri" w:hAnsi="Calibri"/>
+        <w:color w:val="55666A"/>
         <w:sz w:val="16"/>
         <w:szCs w:val="16"/>
       </w:rPr>
-      <w:t xml:space="preserve">Centro Médico Altavida · IIT421W Seguridad y Protección de Datos · página </w:t>
+      <w:t xml:space="preserve">Página </w:t>
     </w:r>
     <w:r>
       <w:rPr>
         <w:rFonts w:ascii="Calibri" w:cs="Calibri" w:eastAsia="Calibri" w:hAnsi="Calibri"/>
+        <w:color w:val="55666A"/>
         <w:sz w:val="16"/>
         <w:szCs w:val="16"/>
       </w:rPr>
@@ -3090,6 +3217,7 @@
     <w:r>
       <w:rPr>
         <w:rFonts w:ascii="Calibri" w:cs="Calibri" w:eastAsia="Calibri" w:hAnsi="Calibri"/>
+        <w:color w:val="55666A"/>
         <w:sz w:val="16"/>
         <w:szCs w:val="16"/>
       </w:rPr>
@@ -3098,6 +3226,7 @@
     <w:r>
       <w:rPr>
         <w:rFonts w:ascii="Calibri" w:cs="Calibri" w:eastAsia="Calibri" w:hAnsi="Calibri"/>
+        <w:color w:val="55666A"/>
         <w:sz w:val="16"/>
         <w:szCs w:val="16"/>
       </w:rPr>
@@ -3106,6 +3235,7 @@
     <w:r>
       <w:rPr>
         <w:rFonts w:ascii="Calibri" w:cs="Calibri" w:eastAsia="Calibri" w:hAnsi="Calibri"/>
+        <w:color w:val="55666A"/>
         <w:sz w:val="16"/>
         <w:szCs w:val="16"/>
       </w:rPr>
@@ -3152,6 +3282,25 @@
 </w:footnotes>
 </file>
 
+<file path=word/header1.xml><?xml version="1.0" encoding="utf-8"?>
+<w:hdr xmlns:wpc="http://schemas.microsoft.com/office/word/2010/wordprocessingCanvas" xmlns:mc="http://schemas.openxmlformats.org/markup-compatibility/2006" xmlns:o="urn:schemas-microsoft-com:office:office" xmlns:r="http://schemas.openxmlformats.org/officeDocument/2006/relationships" xmlns:m="http://schemas.openxmlformats.org/officeDocument/2006/math" xmlns:v="urn:schemas-microsoft-com:vml" xmlns:wp14="http://schemas.microsoft.com/office/word/2010/wordprocessingDrawing" xmlns:wp="http://schemas.openxmlformats.org/drawingml/2006/wordprocessingDrawing" xmlns:w10="urn:schemas-microsoft-com:office:word" xmlns:w="http://schemas.openxmlformats.org/wordprocessingml/2006/main" xmlns:w14="http://schemas.microsoft.com/office/word/2010/wordml" xmlns:w15="http://schemas.microsoft.com/office/word/2012/wordml" xmlns:wpg="http://schemas.microsoft.com/office/word/2010/wordprocessingGroup" xmlns:wpi="http://schemas.microsoft.com/office/word/2010/wordprocessingInk" xmlns:wne="http://schemas.microsoft.com/office/word/2006/wordml" xmlns:wps="http://schemas.microsoft.com/office/word/2010/wordprocessingShape" xmlns:cx="http://schemas.microsoft.com/office/drawing/2014/chartex" xmlns:cx1="http://schemas.microsoft.com/office/drawing/2015/9/8/chartex" xmlns:cx2="http://schemas.microsoft.com/office/drawing/2015/10/21/chartex" xmlns:cx3="http://schemas.microsoft.com/office/drawing/2016/5/9/chartex" xmlns:cx4="http://schemas.microsoft.com/office/drawing/2016/5/10/chartex" xmlns:cx5="http://schemas.microsoft.com/office/drawing/2016/5/11/chartex" xmlns:cx6="http://schemas.microsoft.com/office/drawing/2016/5/12/chartex" xmlns:cx7="http://schemas.microsoft.com/office/drawing/2016/5/13/chartex" xmlns:cx8="http://schemas.microsoft.com/office/drawing/2016/5/14/chartex" xmlns:w16cid="http://schemas.microsoft.com/office/word/2016/wordml/cid" xmlns:w16se="http://schemas.microsoft.com/office/word/2015/wordml/symex">
+  <w:p>
+    <w:pPr>
+      <w:jc w:val="right"/>
+    </w:pPr>
+    <w:r>
+      <w:rPr>
+        <w:rFonts w:ascii="Calibri" w:cs="Calibri" w:eastAsia="Calibri" w:hAnsi="Calibri"/>
+        <w:color w:val="55666A"/>
+        <w:sz w:val="16"/>
+        <w:szCs w:val="16"/>
+      </w:rPr>
+      <w:t xml:space="preserve">Centro Médico Altavida · Protección de datos</w:t>
+    </w:r>
+  </w:p>
+</w:hdr>
+</file>
+
 <file path=word/numbering.xml><?xml version="1.0" encoding="utf-8"?>
 <w:numbering xmlns:wpc="http://schemas.microsoft.com/office/word/2010/wordprocessingCanvas" xmlns:mc="http://schemas.openxmlformats.org/markup-compatibility/2006" xmlns:o="urn:schemas-microsoft-com:office:office" xmlns:r="http://schemas.openxmlformats.org/officeDocument/2006/relationships" xmlns:m="http://schemas.openxmlformats.org/officeDocument/2006/math" xmlns:v="urn:schemas-microsoft-com:vml" xmlns:wp14="http://schemas.microsoft.com/office/word/2010/wordprocessingDrawing" xmlns:wp="http://schemas.openxmlformats.org/drawingml/2006/wordprocessingDrawing" xmlns:w10="urn:schemas-microsoft-com:office:word" xmlns:w="http://schemas.openxmlformats.org/wordprocessingml/2006/main" xmlns:w14="http://schemas.microsoft.com/office/word/2010/wordml" xmlns:w15="http://schemas.microsoft.com/office/word/2012/wordml" xmlns:wpg="http://schemas.microsoft.com/office/word/2010/wordprocessingGroup" xmlns:wpi="http://schemas.microsoft.com/office/word/2010/wordprocessingInk" xmlns:wne="http://schemas.microsoft.com/office/word/2006/wordml" xmlns:wps="http://schemas.microsoft.com/office/word/2010/wordprocessingShape" mc:Ignorable="w14 w15 wp14">
   <w:abstractNum w:abstractNumId="1" w15:restartNumberingAfterBreak="0">
@@ -3243,7 +3392,7 @@
     <w:lvl w:ilvl="0" w:tentative="1">
       <w:start w:val="1"/>
       <w:numFmt w:val="bullet"/>
-      <w:lvlText w:val="•"/>
+      <w:lvlText w:val="●"/>
       <w:lvlJc w:val="left"/>
       <w:pPr>
         <w:ind w:left="720" w:hanging="360"/>
@@ -3271,8 +3420,8 @@
     <w:rPrDefault>
       <w:rPr>
         <w:rFonts w:ascii="Calibri" w:cs="Calibri" w:eastAsia="Calibri" w:hAnsi="Calibri"/>
-        <w:sz w:val="22"/>
-        <w:szCs w:val="22"/>
+        <w:sz w:val="21"/>
+        <w:szCs w:val="21"/>
       </w:rPr>
     </w:rPrDefault>
     <w:pPrDefault/>
@@ -3304,6 +3453,17 @@
     <w:rPr>
       <w:sz w:val="56"/>
       <w:szCs w:val="56"/>
+    </w:rPr>
+  </w:style>
+  <w:style w:type="paragraph" w:styleId="Heading3">
+    <w:name w:val="Heading 3"/>
+    <w:basedOn w:val="Normal"/>
+    <w:next w:val="Normal"/>
+    <w:qFormat/>
+    <w:rPr>
+      <w:color w:val="1F4D78"/>
+      <w:sz w:val="24"/>
+      <w:szCs w:val="24"/>
     </w:rPr>
   </w:style>
   <w:style w:type="paragraph" w:styleId="Heading4">
@@ -3344,11 +3504,6 @@
       <w:b/>
       <w:bCs/>
     </w:rPr>
-  </w:style>
-  <w:style w:type="paragraph" w:styleId="ListParagraph">
-    <w:name w:val="List Paragraph"/>
-    <w:basedOn w:val="Normal"/>
-    <w:qFormat/>
   </w:style>
   <w:style w:type="paragraph" w:styleId="Caption">
     <w:name w:val="caption"/>
@@ -3396,7 +3551,7 @@
     <w:unhideWhenUsed/>
     <w:pPr>
       <w:spacing w:after="100"/>
-      <w:ind w:left="220"/>
+      <w:ind w:left="210"/>
     </w:pPr>
   </w:style>
   <w:style w:type="paragraph" w:styleId="TOC3">
@@ -3408,7 +3563,7 @@
     <w:unhideWhenUsed/>
     <w:pPr>
       <w:spacing w:after="100"/>
-      <w:ind w:left="440"/>
+      <w:ind w:left="420"/>
     </w:pPr>
   </w:style>
   <w:style w:type="paragraph" w:styleId="TOC4">
@@ -3420,7 +3575,7 @@
     <w:unhideWhenUsed/>
     <w:pPr>
       <w:spacing w:after="100"/>
-      <w:ind w:left="660"/>
+      <w:ind w:left="630"/>
     </w:pPr>
   </w:style>
   <w:style w:type="paragraph" w:styleId="TOC5">
@@ -3432,7 +3587,7 @@
     <w:unhideWhenUsed/>
     <w:pPr>
       <w:spacing w:after="100"/>
-      <w:ind w:left="880"/>
+      <w:ind w:left="840"/>
     </w:pPr>
   </w:style>
   <w:style w:type="paragraph" w:styleId="TOC6">
@@ -3444,7 +3599,7 @@
     <w:unhideWhenUsed/>
     <w:pPr>
       <w:spacing w:after="100"/>
-      <w:ind w:left="1100"/>
+      <w:ind w:left="1050"/>
     </w:pPr>
   </w:style>
   <w:style w:type="paragraph" w:styleId="TOC7">
@@ -3456,7 +3611,7 @@
     <w:unhideWhenUsed/>
     <w:pPr>
       <w:spacing w:after="100"/>
-      <w:ind w:left="1320"/>
+      <w:ind w:left="1260"/>
     </w:pPr>
   </w:style>
   <w:style w:type="paragraph" w:styleId="TOC8">
@@ -3468,7 +3623,7 @@
     <w:unhideWhenUsed/>
     <w:pPr>
       <w:spacing w:after="100"/>
-      <w:ind w:left="1540"/>
+      <w:ind w:left="1470"/>
     </w:pPr>
   </w:style>
   <w:style w:type="paragraph" w:styleId="TOC9">
@@ -3480,7 +3635,7 @@
     <w:unhideWhenUsed/>
     <w:pPr>
       <w:spacing w:after="100"/>
-      <w:ind w:left="1760"/>
+      <w:ind w:left="1680"/>
     </w:pPr>
   </w:style>
   <w:style w:type="character" w:styleId="Hyperlink">
@@ -3580,16 +3735,16 @@
     <w:next w:val="Normal"/>
     <w:qFormat/>
     <w:pPr>
-      <w:spacing w:after="160" w:before="300"/>
+      <w:spacing w:after="160" w:before="360"/>
       <w:outlineLvl w:val="0"/>
     </w:pPr>
     <w:rPr>
       <w:rFonts w:ascii="Calibri" w:cs="Calibri" w:eastAsia="Calibri" w:hAnsi="Calibri"/>
       <w:b/>
       <w:bCs/>
-      <w:color w:val="1F3A5F"/>
-      <w:sz w:val="34"/>
-      <w:szCs w:val="34"/>
+      <w:color w:val="0F6E6A"/>
+      <w:sz w:val="32"/>
+      <w:szCs w:val="32"/>
     </w:rPr>
   </w:style>
   <w:style w:type="paragraph" w:styleId="Heading2">
@@ -3598,34 +3753,22 @@
     <w:next w:val="Normal"/>
     <w:qFormat/>
     <w:pPr>
-      <w:spacing w:after="120" w:before="240"/>
+      <w:spacing w:after="100" w:before="240"/>
       <w:outlineLvl w:val="1"/>
     </w:pPr>
     <w:rPr>
       <w:rFonts w:ascii="Calibri" w:cs="Calibri" w:eastAsia="Calibri" w:hAnsi="Calibri"/>
       <w:b/>
       <w:bCs/>
-      <w:color w:val="1F3A5F"/>
-      <w:sz w:val="28"/>
-      <w:szCs w:val="28"/>
+      <w:color w:val="1B2A2F"/>
+      <w:sz w:val="25"/>
+      <w:szCs w:val="25"/>
     </w:rPr>
   </w:style>
-  <w:style w:type="paragraph" w:styleId="Heading3">
-    <w:name w:val="Heading 3"/>
+  <w:style w:type="paragraph" w:styleId="ListParagraph">
+    <w:name w:val="List Paragraph"/>
     <w:basedOn w:val="Normal"/>
-    <w:next w:val="Normal"/>
     <w:qFormat/>
-    <w:pPr>
-      <w:spacing w:after="100" w:before="180"/>
-      <w:outlineLvl w:val="2"/>
-    </w:pPr>
-    <w:rPr>
-      <w:rFonts w:ascii="Calibri" w:cs="Calibri" w:eastAsia="Calibri" w:hAnsi="Calibri"/>
-      <w:b/>
-      <w:bCs/>
-      <w:sz w:val="24"/>
-      <w:szCs w:val="24"/>
-    </w:rPr>
   </w:style>
 </w:styles>
 </file>
